--- a/int Prep/Notes - JAVASCRIPT.docx
+++ b/int Prep/Notes - JAVASCRIPT.docx
@@ -94,15 +94,17 @@
       <w:r>
         <w:t xml:space="preserve">JavaScript was primarily a </w:t>
       </w:r>
-      <w:r>
-        <w:rPr>
-          <w:b/>
-          <w:bCs/>
-        </w:rPr>
-        <w:t>client-side</w:t>
-      </w:r>
-      <w:r>
-        <w:t xml:space="preserve"> scripting language, running inside the browser. It was used to manipulate the Document Object Model (DOM), handle user interactions, and control browser-based components. At that time, JavaScript had no ability to access system resources such as the file system, network ports, or databases, as it was restricted to the browser environment for security reasons.</w:t>
+    </w:p>
+    <w:p>
+      <w:pPr>
+        <w:ind w:firstLine="720"/>
+        <w:rPr>
+          <w:b/>
+          <w:bCs/>
+        </w:rPr>
+      </w:pPr>
+      <w:r>
+        <w:t>scripting language, running inside the browser. It was used to manipulate the Document Object Model (DOM), handle user interactions, and control browser-based components. At that time, JavaScript had no ability to access system resources such as the file system, network ports, or databases, as it was restricted to the browser environment for security reasons.</w:t>
       </w:r>
     </w:p>
     <w:p>
@@ -299,19 +301,7 @@
         <w:rPr>
           <w:rFonts w:ascii="Times New Roman" w:hAnsi="Times New Roman" w:cs="Times New Roman"/>
         </w:rPr>
-        <w:t xml:space="preserve">Each and every browser will have its own </w:t>
-      </w:r>
-      <w:r>
-        <w:rPr>
-          <w:rFonts w:ascii="Times New Roman" w:hAnsi="Times New Roman" w:cs="Times New Roman"/>
-        </w:rPr>
-        <w:t>JavaScript</w:t>
-      </w:r>
-      <w:r>
-        <w:rPr>
-          <w:rFonts w:ascii="Times New Roman" w:hAnsi="Times New Roman" w:cs="Times New Roman"/>
-        </w:rPr>
-        <w:t xml:space="preserve"> engine.</w:t>
+        <w:t>Each and every browser will have its own JavaScript engine.</w:t>
       </w:r>
     </w:p>
     <w:p>
@@ -387,15 +377,7 @@
         <w:t>JavaScript in the browser cannot access data from other websites because of security rules called the Same-Origin Policy.</w:t>
       </w:r>
       <w:r>
-        <w:t xml:space="preserve"> (</w:t>
-      </w:r>
-      <w:proofErr w:type="spellStart"/>
-      <w:r>
-        <w:t>i.e</w:t>
-      </w:r>
-      <w:proofErr w:type="spellEnd"/>
-      <w:r>
-        <w:t xml:space="preserve"> unable to access web pages of another website from current website).</w:t>
+        <w:t xml:space="preserve"> (i.e unable to access web pages of another website from current website).</w:t>
       </w:r>
     </w:p>
     <w:p>
@@ -568,23 +550,7 @@
           <w:b/>
           <w:bCs/>
         </w:rPr>
-        <w:t xml:space="preserve">ES6(modern </w:t>
-      </w:r>
-      <w:proofErr w:type="spellStart"/>
-      <w:r>
-        <w:rPr>
-          <w:b/>
-          <w:bCs/>
-        </w:rPr>
-        <w:t>javaScript</w:t>
-      </w:r>
-      <w:proofErr w:type="spellEnd"/>
-      <w:r>
-        <w:rPr>
-          <w:b/>
-          <w:bCs/>
-        </w:rPr>
-        <w:t>)</w:t>
+        <w:t>ES6(modern javaScript)</w:t>
       </w:r>
     </w:p>
     <w:p>
@@ -601,30 +567,44 @@
           <w:bCs/>
           <w:color w:val="D86DCB" w:themeColor="accent5" w:themeTint="99"/>
         </w:rPr>
-        <w:t xml:space="preserve">Purpose of </w:t>
-      </w:r>
-      <w:proofErr w:type="spellStart"/>
-      <w:r>
+        <w:t>Purpose of Javascript?</w:t>
+      </w:r>
+    </w:p>
+    <w:p>
+      <w:r>
+        <w:t>Creating interactive pages.</w:t>
+      </w:r>
+    </w:p>
+    <w:p>
+      <w:pPr>
         <w:rPr>
           <w:b/>
           <w:bCs/>
           <w:color w:val="D86DCB" w:themeColor="accent5" w:themeTint="99"/>
         </w:rPr>
-        <w:t>Javascript</w:t>
-      </w:r>
-      <w:proofErr w:type="spellEnd"/>
+      </w:pPr>
       <w:r>
         <w:rPr>
           <w:b/>
           <w:bCs/>
           <w:color w:val="D86DCB" w:themeColor="accent5" w:themeTint="99"/>
         </w:rPr>
-        <w:t>?</w:t>
-      </w:r>
-    </w:p>
-    <w:p>
-      <w:r>
-        <w:t>Creating interactive pages.</w:t>
+        <w:t>Ways to write Javascript?</w:t>
+      </w:r>
+    </w:p>
+    <w:p>
+      <w:r>
+        <w:t>&lt;script&gt; &lt;/script&gt; (Inside of script tag)</w:t>
+      </w:r>
+    </w:p>
+    <w:p>
+      <w:r>
+        <w:t>External file and then include as a part of script file.</w:t>
+      </w:r>
+    </w:p>
+    <w:p>
+      <w:r>
+        <w:t>src=””</w:t>
       </w:r>
     </w:p>
     <w:p>
@@ -641,114 +621,28 @@
           <w:bCs/>
           <w:color w:val="D86DCB" w:themeColor="accent5" w:themeTint="99"/>
         </w:rPr>
-        <w:t xml:space="preserve">Ways to write </w:t>
-      </w:r>
-      <w:proofErr w:type="spellStart"/>
+        <w:t>Best place to write Javascript code?</w:t>
+      </w:r>
+    </w:p>
+    <w:p>
+      <w:r>
+        <w:t xml:space="preserve"> At body part: Once the HTML elements are loaded, the script should load afterwards. If the script refers to any of the elements, it should not throw an error.</w:t>
+      </w:r>
+    </w:p>
+    <w:p>
+      <w:pPr>
+        <w:rPr>
+          <w:b/>
+          <w:bCs/>
+        </w:rPr>
+      </w:pPr>
       <w:r>
         <w:rPr>
           <w:b/>
           <w:bCs/>
           <w:color w:val="D86DCB" w:themeColor="accent5" w:themeTint="99"/>
         </w:rPr>
-        <w:t>Javascript</w:t>
-      </w:r>
-      <w:proofErr w:type="spellEnd"/>
-      <w:r>
-        <w:rPr>
-          <w:b/>
-          <w:bCs/>
-          <w:color w:val="D86DCB" w:themeColor="accent5" w:themeTint="99"/>
-        </w:rPr>
-        <w:t>?</w:t>
-      </w:r>
-    </w:p>
-    <w:p>
-      <w:r>
-        <w:t>&lt;script&gt; &lt;/script&gt; (Inside of script tag)</w:t>
-      </w:r>
-    </w:p>
-    <w:p>
-      <w:r>
-        <w:t>External file and then include as a part of script file.</w:t>
-      </w:r>
-    </w:p>
-    <w:p>
-      <w:r>
-        <w:t>src=””</w:t>
-      </w:r>
-    </w:p>
-    <w:p>
-      <w:pPr>
-        <w:rPr>
-          <w:b/>
-          <w:bCs/>
-          <w:color w:val="D86DCB" w:themeColor="accent5" w:themeTint="99"/>
-        </w:rPr>
-      </w:pPr>
-      <w:r>
-        <w:rPr>
-          <w:b/>
-          <w:bCs/>
-          <w:color w:val="D86DCB" w:themeColor="accent5" w:themeTint="99"/>
-        </w:rPr>
-        <w:t xml:space="preserve">Best place to write </w:t>
-      </w:r>
-      <w:proofErr w:type="spellStart"/>
-      <w:r>
-        <w:rPr>
-          <w:b/>
-          <w:bCs/>
-          <w:color w:val="D86DCB" w:themeColor="accent5" w:themeTint="99"/>
-        </w:rPr>
-        <w:t>Javascript</w:t>
-      </w:r>
-      <w:proofErr w:type="spellEnd"/>
-      <w:r>
-        <w:rPr>
-          <w:b/>
-          <w:bCs/>
-          <w:color w:val="D86DCB" w:themeColor="accent5" w:themeTint="99"/>
-        </w:rPr>
-        <w:t xml:space="preserve"> code?</w:t>
-      </w:r>
-    </w:p>
-    <w:p>
-      <w:r>
-        <w:t xml:space="preserve"> At body part: Once the HTML elements are loaded, the script should load afterwards. If the script refers to any of the elements, it should not throw an error.</w:t>
-      </w:r>
-    </w:p>
-    <w:p>
-      <w:pPr>
-        <w:rPr>
-          <w:b/>
-          <w:bCs/>
-        </w:rPr>
-      </w:pPr>
-      <w:r>
-        <w:rPr>
-          <w:b/>
-          <w:bCs/>
-          <w:color w:val="D86DCB" w:themeColor="accent5" w:themeTint="99"/>
-        </w:rPr>
-        <w:t xml:space="preserve">Debugging in </w:t>
-      </w:r>
-      <w:proofErr w:type="spellStart"/>
-      <w:r>
-        <w:rPr>
-          <w:b/>
-          <w:bCs/>
-          <w:color w:val="D86DCB" w:themeColor="accent5" w:themeTint="99"/>
-        </w:rPr>
-        <w:t>Javascript</w:t>
-      </w:r>
-      <w:proofErr w:type="spellEnd"/>
-      <w:r>
-        <w:rPr>
-          <w:b/>
-          <w:bCs/>
-          <w:color w:val="D86DCB" w:themeColor="accent5" w:themeTint="99"/>
-        </w:rPr>
-        <w:t xml:space="preserve"> </w:t>
+        <w:t xml:space="preserve">Debugging in Javascript </w:t>
       </w:r>
       <w:r>
         <w:rPr>
@@ -780,13 +674,8 @@
       </w:r>
     </w:p>
     <w:p>
-      <w:proofErr w:type="spellStart"/>
-      <w:r>
-        <w:t>console.assert</w:t>
-      </w:r>
-      <w:proofErr w:type="spellEnd"/>
-      <w:r>
-        <w:t xml:space="preserve">(exp ,message); //only error occurs it will be printed </w:t>
+      <w:r>
+        <w:t xml:space="preserve">console.assert(exp ,message); //only error occurs it will be printed </w:t>
       </w:r>
     </w:p>
     <w:p>
@@ -1078,26 +967,13 @@
     </w:p>
     <w:p>
       <w:r>
-        <w:t xml:space="preserve">      let </w:t>
-      </w:r>
-      <w:proofErr w:type="spellStart"/>
-      <w:r>
-        <w:t>aPple</w:t>
-      </w:r>
-      <w:proofErr w:type="spellEnd"/>
-      <w:r>
-        <w:t>;</w:t>
-      </w:r>
-    </w:p>
-    <w:p>
-      <w:r>
-        <w:t xml:space="preserve">// both are not same in </w:t>
-      </w:r>
-      <w:proofErr w:type="spellStart"/>
-      <w:r>
-        <w:t>javascript</w:t>
-      </w:r>
-      <w:proofErr w:type="spellEnd"/>
+        <w:t xml:space="preserve">      let aPple;</w:t>
+      </w:r>
+    </w:p>
+    <w:p>
+      <w:r>
+        <w:t>// both are not same in javascript</w:t>
+      </w:r>
     </w:p>
     <w:p/>
     <w:p>
@@ -1141,121 +1017,97 @@
         <w:t xml:space="preserve"> but </w:t>
       </w:r>
       <w:r>
-        <w:t xml:space="preserve">with </w:t>
-      </w:r>
-      <w:proofErr w:type="spellStart"/>
-      <w:r>
+        <w:t>with let and const hoisting will not work .</w:t>
+      </w:r>
+    </w:p>
+    <w:p>
+      <w:pPr>
+        <w:rPr>
+          <w:b/>
+          <w:bCs/>
+          <w:color w:val="124F1A" w:themeColor="accent3" w:themeShade="BF"/>
+        </w:rPr>
+      </w:pPr>
+      <w:r>
+        <w:rPr>
+          <w:b/>
+          <w:bCs/>
+          <w:color w:val="124F1A" w:themeColor="accent3" w:themeShade="BF"/>
+        </w:rPr>
+        <w:t>Scope/Memory</w:t>
+      </w:r>
+    </w:p>
+    <w:p>
+      <w:r>
+        <w:rPr>
+          <w:b/>
+          <w:bCs/>
+        </w:rPr>
+        <w:t>var</w:t>
+      </w:r>
+      <w:r>
+        <w:t xml:space="preserve"> is a function level scope </w:t>
+      </w:r>
+      <w:r>
+        <w:t>and will be available throughout the function</w:t>
+      </w:r>
+    </w:p>
+    <w:p>
+      <w:r>
+        <w:rPr>
+          <w:b/>
+          <w:bCs/>
+        </w:rPr>
+        <w:t>let/const</w:t>
+      </w:r>
+      <w:r>
+        <w:t xml:space="preserve"> are block level scope { }</w:t>
+      </w:r>
+      <w:r>
+        <w:t xml:space="preserve"> which will be access </w:t>
+      </w:r>
+      <w:r>
+        <w:t>only in that block</w:t>
+      </w:r>
+      <w:r>
+        <w:t>.</w:t>
+      </w:r>
+    </w:p>
+    <w:p>
+      <w:r>
+        <w:rPr>
+          <w:b/>
+          <w:bCs/>
+          <w:color w:val="124F1A" w:themeColor="accent3" w:themeShade="BF"/>
+        </w:rPr>
+        <w:t>Redeclaration / Updation</w:t>
+      </w:r>
+      <w:r>
+        <w:t xml:space="preserve"> </w:t>
+      </w:r>
+    </w:p>
+    <w:p>
+      <w:r>
+        <w:rPr>
+          <w:b/>
+          <w:bCs/>
+        </w:rPr>
+        <w:t>var</w:t>
+      </w:r>
+      <w:r>
+        <w:t xml:space="preserve"> supports redeclaration and  updation.</w:t>
+      </w:r>
+    </w:p>
+    <w:p>
+      <w:r>
+        <w:rPr>
+          <w:b/>
+          <w:bCs/>
+        </w:rPr>
         <w:t>let</w:t>
       </w:r>
-      <w:proofErr w:type="spellEnd"/>
-      <w:r>
-        <w:t xml:space="preserve"> and const hoisting will not work .</w:t>
-      </w:r>
-    </w:p>
-    <w:p>
-      <w:pPr>
-        <w:rPr>
-          <w:b/>
-          <w:bCs/>
-          <w:color w:val="124F1A" w:themeColor="accent3" w:themeShade="BF"/>
-        </w:rPr>
-      </w:pPr>
-      <w:r>
-        <w:rPr>
-          <w:b/>
-          <w:bCs/>
-          <w:color w:val="124F1A" w:themeColor="accent3" w:themeShade="BF"/>
-        </w:rPr>
-        <w:t>Scope/Memory</w:t>
-      </w:r>
-    </w:p>
-    <w:p>
-      <w:r>
-        <w:rPr>
-          <w:b/>
-          <w:bCs/>
-        </w:rPr>
-        <w:t>var</w:t>
-      </w:r>
-      <w:r>
-        <w:t xml:space="preserve"> is a function level scope </w:t>
-      </w:r>
-      <w:r>
-        <w:t>and will be available throughout the function</w:t>
-      </w:r>
-    </w:p>
-    <w:p>
-      <w:r>
-        <w:rPr>
-          <w:b/>
-          <w:bCs/>
-        </w:rPr>
-        <w:t>let/const</w:t>
-      </w:r>
-      <w:r>
-        <w:t xml:space="preserve"> are block level scope { }</w:t>
-      </w:r>
-      <w:r>
-        <w:t xml:space="preserve"> which will be access </w:t>
-      </w:r>
-      <w:r>
-        <w:t>only in that block</w:t>
-      </w:r>
-      <w:r>
-        <w:t>.</w:t>
-      </w:r>
-    </w:p>
-    <w:p>
-      <w:r>
-        <w:rPr>
-          <w:b/>
-          <w:bCs/>
-          <w:color w:val="124F1A" w:themeColor="accent3" w:themeShade="BF"/>
-        </w:rPr>
-        <w:t>Redeclaration / Updation</w:t>
-      </w:r>
-      <w:r>
-        <w:t xml:space="preserve"> </w:t>
-      </w:r>
-    </w:p>
-    <w:p>
-      <w:r>
-        <w:rPr>
-          <w:b/>
-          <w:bCs/>
-        </w:rPr>
-        <w:t>var</w:t>
-      </w:r>
-      <w:r>
-        <w:t xml:space="preserve"> supports redeclaration and  </w:t>
-      </w:r>
-      <w:proofErr w:type="spellStart"/>
-      <w:r>
-        <w:t>updation</w:t>
-      </w:r>
-      <w:proofErr w:type="spellEnd"/>
-      <w:r>
-        <w:t>.</w:t>
-      </w:r>
-    </w:p>
-    <w:p>
-      <w:r>
-        <w:rPr>
-          <w:b/>
-          <w:bCs/>
-        </w:rPr>
-        <w:t>let</w:t>
-      </w:r>
-      <w:r>
-        <w:t xml:space="preserve"> supports only </w:t>
-      </w:r>
-      <w:proofErr w:type="spellStart"/>
-      <w:r>
-        <w:t>updation</w:t>
-      </w:r>
-      <w:proofErr w:type="spellEnd"/>
-      <w:r>
-        <w:t xml:space="preserve"> </w:t>
+      <w:r>
+        <w:t xml:space="preserve"> supports only updation </w:t>
       </w:r>
     </w:p>
     <w:p>
@@ -1267,15 +1119,7 @@
         <w:t>const</w:t>
       </w:r>
       <w:r>
-        <w:t xml:space="preserve"> no redeclaration / </w:t>
-      </w:r>
-      <w:proofErr w:type="spellStart"/>
-      <w:r>
-        <w:t>updation</w:t>
-      </w:r>
-      <w:proofErr w:type="spellEnd"/>
-      <w:r>
-        <w:t xml:space="preserve"> will takes place.</w:t>
+        <w:t xml:space="preserve"> no redeclaration / updation will takes place.</w:t>
       </w:r>
     </w:p>
     <w:p>
@@ -1403,13 +1247,8 @@
       <w:r>
         <w:t xml:space="preserve">--- </w:t>
       </w:r>
-      <w:proofErr w:type="spellStart"/>
-      <w:r>
-        <w:t>updation</w:t>
-      </w:r>
-      <w:proofErr w:type="spellEnd"/>
-      <w:r>
-        <w:t xml:space="preserve"> allowed</w:t>
+      <w:r>
+        <w:t>updation allowed</w:t>
       </w:r>
     </w:p>
     <w:p>
@@ -1657,45 +1496,18 @@
             <w14:round/>
           </w14:textOutline>
         </w:rPr>
-        <w:t xml:space="preserve">reassigning array is not possible but we can change value for the index of </w:t>
-      </w:r>
-      <w:proofErr w:type="spellStart"/>
-      <w:r>
-        <w:rPr>
-          <w:bCs/>
-          <w:color w:val="80340D" w:themeColor="accent2" w:themeShade="80"/>
-          <w14:textOutline w14:w="0" w14:cap="flat" w14:cmpd="sng" w14:algn="ctr">
-            <w14:noFill/>
-            <w14:prstDash w14:val="solid"/>
-            <w14:round/>
-          </w14:textOutline>
-        </w:rPr>
-        <w:t>arr</w:t>
-      </w:r>
-      <w:proofErr w:type="spellEnd"/>
-    </w:p>
-    <w:p>
-      <w:r>
-        <w:t xml:space="preserve">const </w:t>
-      </w:r>
-      <w:proofErr w:type="spellStart"/>
-      <w:r>
-        <w:t>arr</w:t>
-      </w:r>
-      <w:proofErr w:type="spellEnd"/>
-      <w:r>
-        <w:t xml:space="preserve"> = [1, 2, 3, 4];</w:t>
+        <w:t>reassigning array is not possible but we can change value for the index of arr</w:t>
+      </w:r>
+    </w:p>
+    <w:p>
+      <w:r>
+        <w:t>const arr = [1, 2, 3, 4];</w:t>
       </w:r>
     </w:p>
     <w:p/>
     <w:p>
-      <w:proofErr w:type="spellStart"/>
-      <w:r>
-        <w:t>arr</w:t>
-      </w:r>
-      <w:proofErr w:type="spellEnd"/>
-      <w:r>
-        <w:t xml:space="preserve"> = [5, 6, 7]; // </w:t>
+      <w:r>
+        <w:t xml:space="preserve">arr = [5, 6, 7]; // </w:t>
       </w:r>
       <w:r>
         <w:rPr>
@@ -1708,13 +1520,8 @@
       </w:r>
     </w:p>
     <w:p>
-      <w:proofErr w:type="spellStart"/>
-      <w:r>
-        <w:t>arr</w:t>
-      </w:r>
-      <w:proofErr w:type="spellEnd"/>
-      <w:r>
-        <w:t xml:space="preserve">[0] = 0;         // </w:t>
+      <w:r>
+        <w:t xml:space="preserve">arr[0] = 0;         // </w:t>
       </w:r>
       <w:r>
         <w:rPr>
@@ -1728,15 +1535,7 @@
     </w:p>
     <w:p>
       <w:r>
-        <w:t>console.log(</w:t>
-      </w:r>
-      <w:proofErr w:type="spellStart"/>
-      <w:r>
-        <w:t>arr</w:t>
-      </w:r>
-      <w:proofErr w:type="spellEnd"/>
-      <w:r>
-        <w:t>);   // [0, 2, 3, 4]</w:t>
+        <w:t>console.log(arr);   // [0, 2, 3, 4]</w:t>
       </w:r>
     </w:p>
     <w:p>
@@ -1898,7 +1697,23 @@
           <w:b/>
           <w:bCs/>
         </w:rPr>
-        <w:t>only inside the for loop block</w:t>
+        <w:t xml:space="preserve">only inside the </w:t>
+      </w:r>
+      <w:proofErr w:type="gramStart"/>
+      <w:r>
+        <w:rPr>
+          <w:b/>
+          <w:bCs/>
+        </w:rPr>
+        <w:t>for loop</w:t>
+      </w:r>
+      <w:proofErr w:type="gramEnd"/>
+      <w:r>
+        <w:rPr>
+          <w:b/>
+          <w:bCs/>
+        </w:rPr>
+        <w:t xml:space="preserve"> block</w:t>
       </w:r>
       <w:r>
         <w:t>.</w:t>
@@ -2085,7 +1900,6 @@
           <w:color w:val="D86DCB" w:themeColor="accent5" w:themeTint="99"/>
         </w:rPr>
       </w:pPr>
-      <w:proofErr w:type="spellStart"/>
       <w:r>
         <w:rPr>
           <w:b/>
@@ -2094,7 +1908,6 @@
         </w:rPr>
         <w:t>DataTypes</w:t>
       </w:r>
-      <w:proofErr w:type="spellEnd"/>
       <w:r>
         <w:rPr>
           <w:b/>
@@ -2118,7 +1931,56 @@
           <w:bCs/>
           <w:color w:val="124F1A" w:themeColor="accent3" w:themeShade="BF"/>
         </w:rPr>
-        <w:t xml:space="preserve">Data type used to store single value are known as </w:t>
+        <w:t xml:space="preserve">Data type </w:t>
+      </w:r>
+      <w:r>
+        <w:rPr>
+          <w:b/>
+          <w:bCs/>
+          <w:color w:val="124F1A" w:themeColor="accent3" w:themeShade="BF"/>
+        </w:rPr>
+        <w:t>Containers for storing data values</w:t>
+      </w:r>
+      <w:r>
+        <w:rPr>
+          <w:b/>
+          <w:bCs/>
+          <w:color w:val="124F1A" w:themeColor="accent3" w:themeShade="BF"/>
+        </w:rPr>
+        <w:t xml:space="preserve"> </w:t>
+      </w:r>
+    </w:p>
+    <w:p>
+      <w:pPr>
+        <w:rPr>
+          <w:b/>
+          <w:bCs/>
+          <w:color w:val="124F1A" w:themeColor="accent3" w:themeShade="BF"/>
+        </w:rPr>
+      </w:pPr>
+      <w:r>
+        <w:rPr>
+          <w:b/>
+          <w:bCs/>
+          <w:color w:val="EE0000"/>
+        </w:rPr>
+        <w:t>Primitive data types</w:t>
+      </w:r>
+      <w:r>
+        <w:rPr>
+          <w:b/>
+          <w:bCs/>
+          <w:color w:val="EE0000"/>
+        </w:rPr>
+        <w:t xml:space="preserve"> </w:t>
+      </w:r>
+      <w:r>
+        <w:rPr>
+          <w:b/>
+          <w:bCs/>
+          <w:color w:val="124F1A" w:themeColor="accent3" w:themeShade="BF"/>
+        </w:rPr>
+        <w:t xml:space="preserve">used to store single value are known as </w:t>
       </w:r>
       <w:r>
         <w:rPr>
@@ -2169,15 +2031,7 @@
     </w:p>
     <w:p>
       <w:r>
-        <w:t xml:space="preserve">It mentions terms like phone, rating, </w:t>
-      </w:r>
-      <w:proofErr w:type="spellStart"/>
-      <w:r>
-        <w:t>pincode</w:t>
-      </w:r>
-      <w:proofErr w:type="spellEnd"/>
-      <w:r>
-        <w:t xml:space="preserve"> — these are examples of real-world data that usually store numbers.</w:t>
+        <w:t>It mentions terms like phone, rating, pincode — these are examples of real-world data that usually store numbers.</w:t>
       </w:r>
     </w:p>
     <w:p>
@@ -2288,15 +2142,7 @@
         </w:numPr>
       </w:pPr>
       <w:r>
-        <w:t>Letters + special characters (SC) (e.g., "</w:t>
-      </w:r>
-      <w:proofErr w:type="spellStart"/>
-      <w:r>
-        <w:t>abc</w:t>
-      </w:r>
-      <w:proofErr w:type="spellEnd"/>
-      <w:r>
-        <w:t>@#!")</w:t>
+        <w:t>Letters + special characters (SC) (e.g., "abc@#!")</w:t>
       </w:r>
     </w:p>
     <w:p>
@@ -2585,13 +2431,8 @@
       <w:pPr>
         <w:ind w:firstLine="720"/>
       </w:pPr>
-      <w:proofErr w:type="spellStart"/>
-      <w:r>
-        <w:t>typeof</w:t>
-      </w:r>
-      <w:proofErr w:type="spellEnd"/>
-      <w:r>
-        <w:t xml:space="preserve"> null returns "object".</w:t>
+      <w:r>
+        <w:t>typeof null returns "object".</w:t>
       </w:r>
     </w:p>
     <w:p>
@@ -3024,15 +2865,7 @@
         <w:ind w:left="1440" w:firstLine="720"/>
       </w:pPr>
       <w:r>
-        <w:t>"name" : "</w:t>
-      </w:r>
-      <w:proofErr w:type="spellStart"/>
-      <w:r>
-        <w:t>rakesh</w:t>
-      </w:r>
-      <w:proofErr w:type="spellEnd"/>
-      <w:r>
-        <w:t>",</w:t>
+        <w:t>"name" : "rakesh",</w:t>
       </w:r>
     </w:p>
     <w:p>
@@ -3765,91 +3598,35 @@
         <w:rPr>
           <w:rFonts w:ascii="Times New Roman" w:hAnsi="Times New Roman" w:cs="Times New Roman"/>
         </w:rPr>
-        <w:t xml:space="preserve">condition ? </w:t>
-      </w:r>
-      <w:proofErr w:type="spellStart"/>
-      <w:r>
+        <w:t>condition ? trueBlock : falseBlock;</w:t>
+      </w:r>
+    </w:p>
+    <w:p>
+      <w:pPr>
+        <w:ind w:firstLine="720"/>
         <w:rPr>
           <w:rFonts w:ascii="Times New Roman" w:hAnsi="Times New Roman" w:cs="Times New Roman"/>
         </w:rPr>
-        <w:t>trueBlock</w:t>
-      </w:r>
-      <w:proofErr w:type="spellEnd"/>
+      </w:pPr>
       <w:r>
         <w:rPr>
           <w:rFonts w:ascii="Times New Roman" w:hAnsi="Times New Roman" w:cs="Times New Roman"/>
         </w:rPr>
-        <w:t xml:space="preserve"> : </w:t>
-      </w:r>
-      <w:proofErr w:type="spellStart"/>
-      <w:r>
+        <w:t>let num = 13;</w:t>
+      </w:r>
+    </w:p>
+    <w:p>
+      <w:pPr>
+        <w:ind w:firstLine="720"/>
         <w:rPr>
           <w:rFonts w:ascii="Times New Roman" w:hAnsi="Times New Roman" w:cs="Times New Roman"/>
         </w:rPr>
-        <w:t>falseBlock</w:t>
-      </w:r>
-      <w:proofErr w:type="spellEnd"/>
+      </w:pPr>
       <w:r>
         <w:rPr>
           <w:rFonts w:ascii="Times New Roman" w:hAnsi="Times New Roman" w:cs="Times New Roman"/>
         </w:rPr>
-        <w:t>;</w:t>
-      </w:r>
-    </w:p>
-    <w:p>
-      <w:pPr>
-        <w:ind w:firstLine="720"/>
-        <w:rPr>
-          <w:rFonts w:ascii="Times New Roman" w:hAnsi="Times New Roman" w:cs="Times New Roman"/>
-        </w:rPr>
-      </w:pPr>
-      <w:r>
-        <w:rPr>
-          <w:rFonts w:ascii="Times New Roman" w:hAnsi="Times New Roman" w:cs="Times New Roman"/>
-        </w:rPr>
-        <w:t xml:space="preserve">let </w:t>
-      </w:r>
-      <w:proofErr w:type="spellStart"/>
-      <w:r>
-        <w:rPr>
-          <w:rFonts w:ascii="Times New Roman" w:hAnsi="Times New Roman" w:cs="Times New Roman"/>
-        </w:rPr>
-        <w:t>num</w:t>
-      </w:r>
-      <w:proofErr w:type="spellEnd"/>
-      <w:r>
-        <w:rPr>
-          <w:rFonts w:ascii="Times New Roman" w:hAnsi="Times New Roman" w:cs="Times New Roman"/>
-        </w:rPr>
-        <w:t xml:space="preserve"> = 13;</w:t>
-      </w:r>
-    </w:p>
-    <w:p>
-      <w:pPr>
-        <w:ind w:firstLine="720"/>
-        <w:rPr>
-          <w:rFonts w:ascii="Times New Roman" w:hAnsi="Times New Roman" w:cs="Times New Roman"/>
-        </w:rPr>
-      </w:pPr>
-      <w:r>
-        <w:rPr>
-          <w:rFonts w:ascii="Times New Roman" w:hAnsi="Times New Roman" w:cs="Times New Roman"/>
-        </w:rPr>
-        <w:t xml:space="preserve">let result = </w:t>
-      </w:r>
-      <w:proofErr w:type="spellStart"/>
-      <w:r>
-        <w:rPr>
-          <w:rFonts w:ascii="Times New Roman" w:hAnsi="Times New Roman" w:cs="Times New Roman"/>
-        </w:rPr>
-        <w:t>num</w:t>
-      </w:r>
-      <w:proofErr w:type="spellEnd"/>
-      <w:r>
-        <w:rPr>
-          <w:rFonts w:ascii="Times New Roman" w:hAnsi="Times New Roman" w:cs="Times New Roman"/>
-        </w:rPr>
-        <w:t xml:space="preserve"> % 2 == 0 ? "even" : "odd";</w:t>
+        <w:t>let result = num % 2 == 0 ? "even" : "odd";</w:t>
       </w:r>
     </w:p>
     <w:p>
@@ -4036,21 +3813,7 @@
         <w:rPr>
           <w:rFonts w:ascii="Times New Roman" w:hAnsi="Times New Roman" w:cs="Times New Roman"/>
         </w:rPr>
-        <w:t xml:space="preserve">Initialization, condition, </w:t>
-      </w:r>
-      <w:proofErr w:type="spellStart"/>
-      <w:r>
-        <w:rPr>
-          <w:rFonts w:ascii="Times New Roman" w:hAnsi="Times New Roman" w:cs="Times New Roman"/>
-        </w:rPr>
-        <w:t>inc</w:t>
-      </w:r>
-      <w:proofErr w:type="spellEnd"/>
-      <w:r>
-        <w:rPr>
-          <w:rFonts w:ascii="Times New Roman" w:hAnsi="Times New Roman" w:cs="Times New Roman"/>
-        </w:rPr>
-        <w:t>/dec</w:t>
+        <w:t>Initialization, condition, inc/dec</w:t>
       </w:r>
     </w:p>
     <w:p>
@@ -4155,15 +3918,7 @@
     </w:p>
     <w:p>
       <w:r>
-        <w:t xml:space="preserve">Iterating values of </w:t>
-      </w:r>
-      <w:proofErr w:type="spellStart"/>
-      <w:r>
-        <w:t>iterable</w:t>
-      </w:r>
-      <w:proofErr w:type="spellEnd"/>
-      <w:r>
-        <w:t xml:space="preserve"> objects (arrays, strings, etc.).</w:t>
+        <w:t>Iterating values of iterable objects (arrays, strings, etc.).</w:t>
       </w:r>
     </w:p>
     <w:p>
@@ -4380,47 +4135,7 @@
           <w:bCs/>
           <w:color w:val="80340D" w:themeColor="accent2" w:themeShade="80"/>
         </w:rPr>
-        <w:t xml:space="preserve">: </w:t>
-      </w:r>
-      <w:proofErr w:type="spellStart"/>
-      <w:r>
-        <w:rPr>
-          <w:rFonts w:ascii="Times New Roman" w:hAnsi="Times New Roman" w:cs="Times New Roman"/>
-          <w:b/>
-          <w:bCs/>
-          <w:color w:val="80340D" w:themeColor="accent2" w:themeShade="80"/>
-        </w:rPr>
-        <w:t>Falsy</w:t>
-      </w:r>
-      <w:proofErr w:type="spellEnd"/>
-      <w:r>
-        <w:rPr>
-          <w:rFonts w:ascii="Times New Roman" w:hAnsi="Times New Roman" w:cs="Times New Roman"/>
-          <w:b/>
-          <w:bCs/>
-          <w:color w:val="80340D" w:themeColor="accent2" w:themeShade="80"/>
-        </w:rPr>
-        <w:t xml:space="preserve"> values in JavaScript: 0, </w:t>
-      </w:r>
-      <w:proofErr w:type="spellStart"/>
-      <w:r>
-        <w:rPr>
-          <w:rFonts w:ascii="Times New Roman" w:hAnsi="Times New Roman" w:cs="Times New Roman"/>
-          <w:b/>
-          <w:bCs/>
-          <w:color w:val="80340D" w:themeColor="accent2" w:themeShade="80"/>
-        </w:rPr>
-        <w:t>NaN</w:t>
-      </w:r>
-      <w:proofErr w:type="spellEnd"/>
-      <w:r>
-        <w:rPr>
-          <w:rFonts w:ascii="Times New Roman" w:hAnsi="Times New Roman" w:cs="Times New Roman"/>
-          <w:b/>
-          <w:bCs/>
-          <w:color w:val="80340D" w:themeColor="accent2" w:themeShade="80"/>
-        </w:rPr>
-        <w:t>, undefined, false</w:t>
+        <w:t>: Falsy values in JavaScript: 0, NaN, undefined, false</w:t>
       </w:r>
     </w:p>
     <w:p>
@@ -4454,7 +4169,6 @@
       <w:r>
         <w:t>Destructuring helps avoid repetitive dot notation (</w:t>
       </w:r>
-      <w:proofErr w:type="spellStart"/>
       <w:r>
         <w:rPr>
           <w:b/>
@@ -4463,7 +4177,6 @@
         </w:rPr>
         <w:t>ObjectName.PropertyName</w:t>
       </w:r>
-      <w:proofErr w:type="spellEnd"/>
       <w:r>
         <w:t>).</w:t>
       </w:r>
@@ -4846,7 +4559,34 @@
           <w:bCs/>
           <w:color w:val="C00000"/>
         </w:rPr>
-        <w:t>What is Event Loop in JavaScript?</w:t>
+        <w:t>What is Event Loop</w:t>
+      </w:r>
+      <w:r>
+        <w:rPr>
+          <w:rFonts w:ascii="Times New Roman" w:hAnsi="Times New Roman" w:cs="Times New Roman"/>
+          <w:b/>
+          <w:bCs/>
+          <w:color w:val="C00000"/>
+        </w:rPr>
+        <w:t xml:space="preserve">/ </w:t>
+      </w:r>
+      <w:r>
+        <w:rPr>
+          <w:rFonts w:ascii="Times New Roman" w:hAnsi="Times New Roman" w:cs="Times New Roman"/>
+          <w:b/>
+          <w:bCs/>
+          <w:color w:val="C00000"/>
+        </w:rPr>
+        <w:t>Event Handling</w:t>
+      </w:r>
+      <w:r>
+        <w:rPr>
+          <w:rFonts w:ascii="Times New Roman" w:hAnsi="Times New Roman" w:cs="Times New Roman"/>
+          <w:b/>
+          <w:bCs/>
+          <w:color w:val="C00000"/>
+        </w:rPr>
+        <w:t xml:space="preserve"> in JavaScript?</w:t>
       </w:r>
     </w:p>
     <w:p>
@@ -5022,13 +4762,8 @@
         <w:spacing w:line="259" w:lineRule="auto"/>
       </w:pPr>
       <w:r>
-        <w:t xml:space="preserve">setTimeout, </w:t>
-      </w:r>
-      <w:proofErr w:type="spellStart"/>
-      <w:r>
-        <w:t>setInterval</w:t>
-      </w:r>
-      <w:proofErr w:type="spellEnd"/>
+        <w:t>setTimeout, setInterval</w:t>
+      </w:r>
     </w:p>
     <w:p>
       <w:pPr>
@@ -5069,13 +4804,8 @@
         <w:spacing w:line="259" w:lineRule="auto"/>
       </w:pPr>
       <w:r>
-        <w:t xml:space="preserve">fetch / </w:t>
-      </w:r>
-      <w:proofErr w:type="spellStart"/>
-      <w:r>
-        <w:t>XMLHttpRequest</w:t>
-      </w:r>
-      <w:proofErr w:type="spellEnd"/>
+        <w:t>fetch / XMLHttpRequest</w:t>
+      </w:r>
     </w:p>
     <w:p>
       <w:pPr>
@@ -5114,43 +4844,7 @@
           <w:bCs/>
           <w:color w:val="275317" w:themeColor="accent6" w:themeShade="80"/>
         </w:rPr>
-        <w:t>fetch('/</w:t>
-      </w:r>
-      <w:proofErr w:type="spellStart"/>
-      <w:r>
-        <w:rPr>
-          <w:b/>
-          <w:bCs/>
-          <w:color w:val="275317" w:themeColor="accent6" w:themeShade="80"/>
-        </w:rPr>
-        <w:t>api</w:t>
-      </w:r>
-      <w:proofErr w:type="spellEnd"/>
-      <w:r>
-        <w:rPr>
-          <w:b/>
-          <w:bCs/>
-          <w:color w:val="275317" w:themeColor="accent6" w:themeShade="80"/>
-        </w:rPr>
-        <w:t xml:space="preserve">/data').then(res =&gt; </w:t>
-      </w:r>
-      <w:proofErr w:type="spellStart"/>
-      <w:r>
-        <w:rPr>
-          <w:b/>
-          <w:bCs/>
-          <w:color w:val="275317" w:themeColor="accent6" w:themeShade="80"/>
-        </w:rPr>
-        <w:t>res.json</w:t>
-      </w:r>
-      <w:proofErr w:type="spellEnd"/>
-      <w:r>
-        <w:rPr>
-          <w:b/>
-          <w:bCs/>
-          <w:color w:val="275317" w:themeColor="accent6" w:themeShade="80"/>
-        </w:rPr>
-        <w:t>())</w:t>
+        <w:t>fetch('/api/data').then(res =&gt; res.json())</w:t>
       </w:r>
     </w:p>
     <w:p>
@@ -5192,41 +4886,13 @@
           <w:color w:val="275317" w:themeColor="accent6" w:themeShade="80"/>
         </w:rPr>
       </w:pPr>
-      <w:proofErr w:type="spellStart"/>
       <w:r>
         <w:rPr>
           <w:b/>
           <w:bCs/>
           <w:color w:val="275317" w:themeColor="accent6" w:themeShade="80"/>
         </w:rPr>
-        <w:t>document.querySelector</w:t>
-      </w:r>
-      <w:proofErr w:type="spellEnd"/>
-      <w:r>
-        <w:rPr>
-          <w:b/>
-          <w:bCs/>
-          <w:color w:val="275317" w:themeColor="accent6" w:themeShade="80"/>
-        </w:rPr>
-        <w:t>("button").</w:t>
-      </w:r>
-      <w:proofErr w:type="spellStart"/>
-      <w:r>
-        <w:rPr>
-          <w:b/>
-          <w:bCs/>
-          <w:color w:val="275317" w:themeColor="accent6" w:themeShade="80"/>
-        </w:rPr>
-        <w:t>addEventListener</w:t>
-      </w:r>
-      <w:proofErr w:type="spellEnd"/>
-      <w:r>
-        <w:rPr>
-          <w:b/>
-          <w:bCs/>
-          <w:color w:val="275317" w:themeColor="accent6" w:themeShade="80"/>
-        </w:rPr>
-        <w:t>("click", ...)</w:t>
+        <w:t>document.querySelector("button").addEventListener("click", ...)</w:t>
       </w:r>
     </w:p>
     <w:p>
@@ -5237,11 +4903,9 @@
         </w:numPr>
         <w:spacing w:line="259" w:lineRule="auto"/>
       </w:pPr>
-      <w:proofErr w:type="spellStart"/>
       <w:r>
         <w:t>localStorage</w:t>
       </w:r>
-      <w:proofErr w:type="spellEnd"/>
       <w:r>
         <w:t>, location, console</w:t>
       </w:r>
@@ -5267,23 +4931,13 @@
           <w:color w:val="275317" w:themeColor="accent6" w:themeShade="80"/>
         </w:rPr>
       </w:pPr>
-      <w:proofErr w:type="spellStart"/>
       <w:r>
         <w:rPr>
           <w:b/>
           <w:bCs/>
           <w:color w:val="275317" w:themeColor="accent6" w:themeShade="80"/>
         </w:rPr>
-        <w:t>localStorage.setItem</w:t>
-      </w:r>
-      <w:proofErr w:type="spellEnd"/>
-      <w:r>
-        <w:rPr>
-          <w:b/>
-          <w:bCs/>
-          <w:color w:val="275317" w:themeColor="accent6" w:themeShade="80"/>
-        </w:rPr>
-        <w:t>('theme', 'dark')</w:t>
+        <w:t>localStorage.setItem('theme', 'dark')</w:t>
       </w:r>
     </w:p>
     <w:p>
@@ -5307,23 +4961,13 @@
           <w:color w:val="275317" w:themeColor="accent6" w:themeShade="80"/>
         </w:rPr>
       </w:pPr>
-      <w:proofErr w:type="spellStart"/>
       <w:r>
         <w:rPr>
           <w:b/>
           <w:bCs/>
           <w:color w:val="275317" w:themeColor="accent6" w:themeShade="80"/>
         </w:rPr>
-        <w:t>window.location.href</w:t>
-      </w:r>
-      <w:proofErr w:type="spellEnd"/>
-      <w:r>
-        <w:rPr>
-          <w:b/>
-          <w:bCs/>
-          <w:color w:val="275317" w:themeColor="accent6" w:themeShade="80"/>
-        </w:rPr>
-        <w:t xml:space="preserve"> = 'https://example.com'</w:t>
+        <w:t>window.location.href = 'https://example.com'</w:t>
       </w:r>
     </w:p>
     <w:p>
@@ -5365,46 +5009,22 @@
         <w:spacing w:line="259" w:lineRule="auto"/>
       </w:pPr>
       <w:r>
-        <w:t xml:space="preserve">Once these tasks finish, their callbacks are sent to a queue (microtask or </w:t>
-      </w:r>
-      <w:proofErr w:type="spellStart"/>
-      <w:r>
-        <w:t>macrotask</w:t>
-      </w:r>
-      <w:proofErr w:type="spellEnd"/>
-      <w:r>
-        <w:t>).</w:t>
-      </w:r>
-    </w:p>
-    <w:p>
-      <w:pPr>
-        <w:rPr>
-          <w:b/>
-          <w:bCs/>
-        </w:rPr>
-      </w:pPr>
-      <w:r>
-        <w:rPr>
-          <w:b/>
-          <w:bCs/>
-        </w:rPr>
-        <w:t>Callback Queue (</w:t>
-      </w:r>
-      <w:proofErr w:type="spellStart"/>
-      <w:r>
-        <w:rPr>
-          <w:b/>
-          <w:bCs/>
-        </w:rPr>
-        <w:t>Macrotask</w:t>
-      </w:r>
-      <w:proofErr w:type="spellEnd"/>
-      <w:r>
-        <w:rPr>
-          <w:b/>
-          <w:bCs/>
-        </w:rPr>
-        <w:t xml:space="preserve"> Queue)</w:t>
+        <w:t>Once these tasks finish, their callbacks are sent to a queue (microtask or macrotask).</w:t>
+      </w:r>
+    </w:p>
+    <w:p>
+      <w:pPr>
+        <w:rPr>
+          <w:b/>
+          <w:bCs/>
+        </w:rPr>
+      </w:pPr>
+      <w:r>
+        <w:rPr>
+          <w:b/>
+          <w:bCs/>
+        </w:rPr>
+        <w:t>Callback Queue (Macrotask Queue)</w:t>
       </w:r>
     </w:p>
     <w:p>
@@ -5450,21 +5070,8 @@
         <w:spacing w:line="259" w:lineRule="auto"/>
       </w:pPr>
       <w:r>
-        <w:t xml:space="preserve">setTimeout, </w:t>
-      </w:r>
-      <w:proofErr w:type="spellStart"/>
-      <w:r>
-        <w:t>setInterval</w:t>
-      </w:r>
-      <w:proofErr w:type="spellEnd"/>
-      <w:r>
-        <w:t xml:space="preserve">, </w:t>
-      </w:r>
-      <w:proofErr w:type="spellStart"/>
-      <w:r>
-        <w:t>setImmediate</w:t>
-      </w:r>
-      <w:proofErr w:type="spellEnd"/>
+        <w:t>setTimeout, setInterval, setImmediate</w:t>
+      </w:r>
     </w:p>
     <w:p>
       <w:pPr>
@@ -5506,17 +5113,8 @@
           <w:b/>
           <w:bCs/>
         </w:rPr>
-        <w:t xml:space="preserve">one </w:t>
-      </w:r>
-      <w:proofErr w:type="spellStart"/>
-      <w:r>
-        <w:rPr>
-          <w:b/>
-          <w:bCs/>
-        </w:rPr>
-        <w:t>macrotask</w:t>
-      </w:r>
-      <w:proofErr w:type="spellEnd"/>
+        <w:t>one macrotask</w:t>
+      </w:r>
       <w:r>
         <w:t xml:space="preserve"> at a time to execute (after microtasks finish).</w:t>
       </w:r>
@@ -5588,29 +5186,8 @@
         </w:numPr>
         <w:spacing w:line="259" w:lineRule="auto"/>
       </w:pPr>
-      <w:proofErr w:type="spellStart"/>
-      <w:r>
-        <w:t>Promise.then</w:t>
-      </w:r>
-      <w:proofErr w:type="spellEnd"/>
-      <w:r>
-        <w:t xml:space="preserve">(), </w:t>
-      </w:r>
-      <w:proofErr w:type="spellStart"/>
-      <w:r>
-        <w:t>Promise.catch</w:t>
-      </w:r>
-      <w:proofErr w:type="spellEnd"/>
-      <w:r>
-        <w:t xml:space="preserve">(), </w:t>
-      </w:r>
-      <w:proofErr w:type="spellStart"/>
-      <w:r>
-        <w:t>queueMicrotask</w:t>
-      </w:r>
-      <w:proofErr w:type="spellEnd"/>
-      <w:r>
-        <w:t>()</w:t>
+      <w:r>
+        <w:t>Promise.then(), Promise.catch(), queueMicrotask()</w:t>
       </w:r>
     </w:p>
     <w:p>
@@ -5621,11 +5198,9 @@
         </w:numPr>
         <w:spacing w:line="259" w:lineRule="auto"/>
       </w:pPr>
-      <w:proofErr w:type="spellStart"/>
       <w:r>
         <w:t>MutationObserver</w:t>
       </w:r>
-      <w:proofErr w:type="spellEnd"/>
     </w:p>
     <w:p>
       <w:pPr>
@@ -5646,15 +5221,7 @@
         <w:t>all microtasks first</w:t>
       </w:r>
       <w:r>
-        <w:t xml:space="preserve"> before moving to </w:t>
-      </w:r>
-      <w:proofErr w:type="spellStart"/>
-      <w:r>
-        <w:t>macrotasks</w:t>
-      </w:r>
-      <w:proofErr w:type="spellEnd"/>
-      <w:r>
-        <w:t>.</w:t>
+        <w:t xml:space="preserve"> before moving to macrotasks.</w:t>
       </w:r>
     </w:p>
     <w:p>
@@ -5778,17 +5345,8 @@
           <w:b/>
           <w:bCs/>
         </w:rPr>
-        <w:t xml:space="preserve">one </w:t>
-      </w:r>
-      <w:proofErr w:type="spellStart"/>
-      <w:r>
-        <w:rPr>
-          <w:b/>
-          <w:bCs/>
-        </w:rPr>
-        <w:t>macrotask</w:t>
-      </w:r>
-      <w:proofErr w:type="spellEnd"/>
+        <w:t>one macrotask</w:t>
+      </w:r>
       <w:r>
         <w:t xml:space="preserve"> from the Callback Queue.</w:t>
       </w:r>
@@ -6050,15 +5608,7 @@
     </w:p>
     <w:p>
       <w:r>
-        <w:t xml:space="preserve">arrow function is a </w:t>
-      </w:r>
-      <w:proofErr w:type="spellStart"/>
-      <w:r>
-        <w:t>simplied</w:t>
-      </w:r>
-      <w:proofErr w:type="spellEnd"/>
-      <w:r>
-        <w:t xml:space="preserve"> code reduce of lines</w:t>
+        <w:t>arrow function is a simplied code reduce of lines</w:t>
       </w:r>
     </w:p>
     <w:p>
@@ -6133,52 +5683,12 @@
         <w:ind w:firstLine="720"/>
       </w:pPr>
       <w:r>
-        <w:t xml:space="preserve">let </w:t>
-      </w:r>
-      <w:proofErr w:type="spellStart"/>
-      <w:r>
-        <w:t>addingNumber</w:t>
-      </w:r>
-      <w:proofErr w:type="spellEnd"/>
-      <w:r>
-        <w:t xml:space="preserve"> = (</w:t>
-      </w:r>
-      <w:proofErr w:type="spellStart"/>
-      <w:r>
-        <w:t>a,b</w:t>
-      </w:r>
-      <w:proofErr w:type="spellEnd"/>
-      <w:r>
-        <w:t xml:space="preserve">) =&gt; { return </w:t>
-      </w:r>
-      <w:proofErr w:type="spellStart"/>
-      <w:r>
-        <w:t>a+b</w:t>
-      </w:r>
-      <w:proofErr w:type="spellEnd"/>
-      <w:r>
-        <w:t xml:space="preserve"> };</w:t>
-      </w:r>
-    </w:p>
-    <w:p>
-      <w:r>
-        <w:t>console.log('</w:t>
-      </w:r>
-      <w:proofErr w:type="spellStart"/>
-      <w:r>
-        <w:t>addingNumber</w:t>
-      </w:r>
-      <w:proofErr w:type="spellEnd"/>
-      <w:r>
-        <w:t>',</w:t>
-      </w:r>
-      <w:proofErr w:type="spellStart"/>
-      <w:r>
-        <w:t>addingNumber</w:t>
-      </w:r>
-      <w:proofErr w:type="spellEnd"/>
-      <w:r>
-        <w:t>(2,1))</w:t>
+        <w:t>let addingNumber = (a,b) =&gt; { return a+b };</w:t>
+      </w:r>
+    </w:p>
+    <w:p>
+      <w:r>
+        <w:t>console.log('addingNumber',addingNumber(2,1))</w:t>
       </w:r>
     </w:p>
     <w:p>
@@ -6223,52 +5733,12 @@
         <w:ind w:firstLine="720"/>
       </w:pPr>
       <w:r>
-        <w:t xml:space="preserve">let </w:t>
-      </w:r>
-      <w:proofErr w:type="spellStart"/>
-      <w:r>
-        <w:t>addingNumber</w:t>
-      </w:r>
-      <w:proofErr w:type="spellEnd"/>
-      <w:r>
-        <w:t xml:space="preserve"> = (</w:t>
-      </w:r>
-      <w:proofErr w:type="spellStart"/>
-      <w:r>
-        <w:t>a,b</w:t>
-      </w:r>
-      <w:proofErr w:type="spellEnd"/>
-      <w:r>
-        <w:t xml:space="preserve">) =&gt; </w:t>
-      </w:r>
-      <w:proofErr w:type="spellStart"/>
-      <w:r>
-        <w:t>a+b</w:t>
-      </w:r>
-      <w:proofErr w:type="spellEnd"/>
-      <w:r>
-        <w:t>;</w:t>
-      </w:r>
-    </w:p>
-    <w:p>
-      <w:r>
-        <w:t>console.log('</w:t>
-      </w:r>
-      <w:proofErr w:type="spellStart"/>
-      <w:r>
-        <w:t>addingNumber</w:t>
-      </w:r>
-      <w:proofErr w:type="spellEnd"/>
-      <w:r>
-        <w:t>',</w:t>
-      </w:r>
-      <w:proofErr w:type="spellStart"/>
-      <w:r>
-        <w:t>addingNumber</w:t>
-      </w:r>
-      <w:proofErr w:type="spellEnd"/>
-      <w:r>
-        <w:t>(2,1))</w:t>
+        <w:t>let addingNumber = (a,b) =&gt; a+b;</w:t>
+      </w:r>
+    </w:p>
+    <w:p>
+      <w:r>
+        <w:t>console.log('addingNumber',addingNumber(2,1))</w:t>
       </w:r>
     </w:p>
     <w:p>
@@ -6319,105 +5789,162 @@
     </w:p>
     <w:p>
       <w:r>
-        <w:t xml:space="preserve">//let </w:t>
-      </w:r>
-      <w:proofErr w:type="spellStart"/>
-      <w:r>
-        <w:t>doubleNumber</w:t>
-      </w:r>
-      <w:proofErr w:type="spellEnd"/>
-      <w:r>
-        <w:t xml:space="preserve"> = (n) =&gt; { return n*2 } </w:t>
-      </w:r>
-      <w:proofErr w:type="spellStart"/>
-      <w:r>
-        <w:t>inorder</w:t>
-      </w:r>
-      <w:proofErr w:type="spellEnd"/>
-      <w:r>
-        <w:t xml:space="preserve"> more </w:t>
-      </w:r>
-      <w:proofErr w:type="spellStart"/>
-      <w:r>
-        <w:t>simplyfy</w:t>
-      </w:r>
-      <w:proofErr w:type="spellEnd"/>
+        <w:t>//let doubleNumber = (n) =&gt; { return n*2 } inorder more simplyfy.</w:t>
+      </w:r>
+    </w:p>
+    <w:p>
+      <w:r>
+        <w:t>let doubleNumber = n =&gt; n*2</w:t>
+      </w:r>
+    </w:p>
+    <w:p>
+      <w:r>
+        <w:t>console.log('doubleNumber',doubleNumber(2))</w:t>
+      </w:r>
+    </w:p>
+    <w:p>
+      <w:pPr>
+        <w:rPr>
+          <w:b/>
+          <w:bCs/>
+          <w:color w:val="D86DCB" w:themeColor="accent5" w:themeTint="99"/>
+        </w:rPr>
+      </w:pPr>
+      <w:r>
+        <w:rPr>
+          <w:b/>
+          <w:bCs/>
+          <w:color w:val="D86DCB" w:themeColor="accent5" w:themeTint="99"/>
+        </w:rPr>
+        <w:t>ES6 Basics (like let, const, spread/rest operators, etc.)</w:t>
+      </w:r>
+      <w:r>
+        <w:rPr>
+          <w:b/>
+          <w:bCs/>
+          <w:color w:val="D86DCB" w:themeColor="accent5" w:themeTint="99"/>
+        </w:rPr>
+        <w:t>?</w:t>
+      </w:r>
+    </w:p>
+    <w:p>
+      <w:r>
+        <w:rPr>
+          <w:b/>
+          <w:bCs/>
+        </w:rPr>
+        <w:t>l</w:t>
+      </w:r>
+      <w:r>
+        <w:rPr>
+          <w:b/>
+          <w:bCs/>
+        </w:rPr>
+        <w:t>et const</w:t>
+      </w:r>
+      <w:r>
+        <w:rPr>
+          <w:b/>
+          <w:bCs/>
+        </w:rPr>
+        <w:t>:</w:t>
+      </w:r>
+      <w:r>
+        <w:t xml:space="preserve"> already explained above</w:t>
+      </w:r>
+      <w:r>
+        <w:t xml:space="preserve"> about </w:t>
+      </w:r>
+      <w:r>
+        <w:t>Variables</w:t>
+      </w:r>
       <w:r>
         <w:t>.</w:t>
       </w:r>
     </w:p>
     <w:p>
       <w:r>
-        <w:t xml:space="preserve">let </w:t>
-      </w:r>
-      <w:proofErr w:type="spellStart"/>
-      <w:r>
-        <w:t>doubleNumber</w:t>
-      </w:r>
-      <w:proofErr w:type="spellEnd"/>
-      <w:r>
-        <w:t xml:space="preserve"> = n =&gt; n*2</w:t>
-      </w:r>
-    </w:p>
-    <w:p>
-      <w:r>
-        <w:t>console.log('</w:t>
-      </w:r>
-      <w:proofErr w:type="spellStart"/>
-      <w:r>
-        <w:t>doubleNumber</w:t>
-      </w:r>
-      <w:proofErr w:type="spellEnd"/>
-      <w:r>
-        <w:t>',</w:t>
-      </w:r>
-      <w:proofErr w:type="spellStart"/>
-      <w:r>
-        <w:t>doubleNumber</w:t>
-      </w:r>
-      <w:proofErr w:type="spellEnd"/>
-      <w:r>
-        <w:t>(2))</w:t>
-      </w:r>
-    </w:p>
-    <w:p>
-      <w:pPr>
-        <w:rPr>
-          <w:rFonts w:ascii="Segoe UI Emoji" w:hAnsi="Segoe UI Emoji" w:cs="Segoe UI Emoji"/>
-          <w:b/>
-          <w:bCs/>
-          <w:color w:val="BF4E14" w:themeColor="accent2" w:themeShade="BF"/>
-        </w:rPr>
-      </w:pPr>
-    </w:p>
-    <w:p>
-      <w:pPr>
-        <w:rPr>
-          <w:b/>
-          <w:bCs/>
-          <w:color w:val="D86DCB" w:themeColor="accent5" w:themeTint="99"/>
-        </w:rPr>
-      </w:pPr>
-      <w:r>
-        <w:rPr>
-          <w:b/>
-          <w:bCs/>
-          <w:color w:val="D86DCB" w:themeColor="accent5" w:themeTint="99"/>
-        </w:rPr>
-        <w:t>ES6 Basics (like let, const, spread/rest operators, etc.)</w:t>
-      </w:r>
-      <w:r>
-        <w:rPr>
-          <w:b/>
-          <w:bCs/>
-          <w:color w:val="D86DCB" w:themeColor="accent5" w:themeTint="99"/>
-        </w:rPr>
-        <w:t>?</w:t>
-      </w:r>
-    </w:p>
-    <w:p>
-      <w:r>
-        <w:t>Let const already explained above.</w:t>
+        <w:rPr>
+          <w:b/>
+          <w:bCs/>
+        </w:rPr>
+        <w:t xml:space="preserve">Operators: </w:t>
+      </w:r>
+      <w:r>
+        <w:t>Symbols used to perform operations on variables and values</w:t>
+      </w:r>
+    </w:p>
+    <w:p>
+      <w:pPr>
+        <w:rPr>
+          <w:b/>
+          <w:bCs/>
+        </w:rPr>
+      </w:pPr>
+      <w:r>
+        <w:rPr>
+          <w:b/>
+          <w:bCs/>
+        </w:rPr>
+        <w:t>Comparison Operators</w:t>
+      </w:r>
+      <w:r>
+        <w:rPr>
+          <w:b/>
+          <w:bCs/>
+        </w:rPr>
+        <w:t>:</w:t>
+      </w:r>
+      <w:r>
+        <w:rPr>
+          <w:b/>
+          <w:bCs/>
+        </w:rPr>
+        <w:t xml:space="preserve"> </w:t>
+      </w:r>
+      <w:r>
+        <w:t>Values, such as ===, !==, is, &lt;=, &lt;, &gt;, &lt;=, &gt;=.</w:t>
+      </w:r>
+    </w:p>
+    <w:p>
+      <w:pPr>
+        <w:pStyle w:val="ListBullet"/>
+        <w:numPr>
+          <w:ilvl w:val="0"/>
+          <w:numId w:val="0"/>
+        </w:numPr>
+      </w:pPr>
+      <w:r>
+        <w:rPr>
+          <w:rFonts w:eastAsiaTheme="minorHAnsi"/>
+          <w:b/>
+          <w:bCs/>
+          <w:kern w:val="2"/>
+          <w:sz w:val="24"/>
+          <w:szCs w:val="24"/>
+          <w:lang w:val="en-IN"/>
+          <w14:ligatures w14:val="standardContextual"/>
+        </w:rPr>
+        <w:t>Logical Operators</w:t>
+      </w:r>
+      <w:r>
+        <w:rPr>
+          <w:rFonts w:eastAsiaTheme="minorHAnsi"/>
+          <w:b/>
+          <w:bCs/>
+          <w:kern w:val="2"/>
+          <w:sz w:val="24"/>
+          <w:szCs w:val="24"/>
+          <w:lang w:val="en-IN"/>
+          <w14:ligatures w14:val="standardContextual"/>
+        </w:rPr>
+        <w:t>:</w:t>
+      </w:r>
+      <w:r>
+        <w:t xml:space="preserve"> </w:t>
+      </w:r>
+      <w:r>
+        <w:t>Symbols used to combine conditional statements in a single line.</w:t>
       </w:r>
     </w:p>
     <w:p>
@@ -6430,124 +5957,59 @@
         <w:t>//using SPLICE</w:t>
       </w:r>
     </w:p>
+    <w:p>
+      <w:r>
+        <w:t>const transport =['car','bus','van','jeep','bike','scooter']</w:t>
+      </w:r>
+    </w:p>
     <w:p/>
     <w:p>
       <w:r>
-        <w:t>const transport =['</w:t>
-      </w:r>
-      <w:proofErr w:type="spellStart"/>
-      <w:r>
-        <w:t>car','bus','van','jeep','bike','scooter</w:t>
-      </w:r>
-      <w:proofErr w:type="spellEnd"/>
-      <w:r>
-        <w:t>']</w:t>
+        <w:t>const splice =transport.splice(2,2);//Removal --- splice(from which index, how many delete)</w:t>
       </w:r>
     </w:p>
     <w:p/>
     <w:p>
       <w:r>
-        <w:t>const splice =</w:t>
-      </w:r>
-      <w:proofErr w:type="spellStart"/>
-      <w:r>
-        <w:t>transport.splice</w:t>
-      </w:r>
-      <w:proofErr w:type="spellEnd"/>
-      <w:r>
-        <w:t>(2,2);//Removal --- splice(from which index, how many delete)</w:t>
+        <w:t>console.log('splice',splice);</w:t>
+      </w:r>
+    </w:p>
+    <w:p>
+      <w:r>
+        <w:t>//output ['van','jeep']</w:t>
       </w:r>
     </w:p>
     <w:p/>
     <w:p>
       <w:r>
-        <w:t>console.log('</w:t>
-      </w:r>
-      <w:proofErr w:type="spellStart"/>
-      <w:r>
-        <w:t>splice',splice</w:t>
-      </w:r>
-      <w:proofErr w:type="spellEnd"/>
-      <w:r>
-        <w:t>);</w:t>
-      </w:r>
-    </w:p>
-    <w:p>
-      <w:r>
-        <w:t>//output ['</w:t>
-      </w:r>
-      <w:proofErr w:type="spellStart"/>
-      <w:r>
-        <w:t>van','jeep</w:t>
-      </w:r>
-      <w:proofErr w:type="spellEnd"/>
-      <w:r>
-        <w:t>']</w:t>
+        <w:t>//Requirement:1 Need to form new array by removing 2 values from current array</w:t>
+      </w:r>
+    </w:p>
+    <w:p>
+      <w:r>
+        <w:t>//using SLICE</w:t>
+      </w:r>
+    </w:p>
+    <w:p>
+      <w:r>
+        <w:t>const vehicles =['car','bus','van','jeep','bike','scooter']</w:t>
       </w:r>
     </w:p>
     <w:p/>
     <w:p>
       <w:r>
-        <w:t>//Requirement:1 Need to form new array by removing 2 values from current array</w:t>
-      </w:r>
-    </w:p>
-    <w:p>
-      <w:r>
-        <w:t>//using SLICE</w:t>
-      </w:r>
-    </w:p>
-    <w:p>
-      <w:r>
-        <w:t>const vehicles =['</w:t>
-      </w:r>
-      <w:proofErr w:type="spellStart"/>
-      <w:r>
-        <w:t>car','bus','van','jeep','bike','scooter</w:t>
-      </w:r>
-      <w:proofErr w:type="spellEnd"/>
-      <w:r>
-        <w:t>']</w:t>
+        <w:t>const slice =vehicles.slice(2,3);//Removal --- splice(from which index, how many elements)</w:t>
       </w:r>
     </w:p>
     <w:p/>
     <w:p>
       <w:r>
-        <w:t>const slice =</w:t>
-      </w:r>
-      <w:proofErr w:type="spellStart"/>
-      <w:r>
-        <w:t>vehicles.slice</w:t>
-      </w:r>
-      <w:proofErr w:type="spellEnd"/>
-      <w:r>
-        <w:t>(2,3);//Removal --- splice(from which index, how many elements)</w:t>
-      </w:r>
-    </w:p>
-    <w:p/>
-    <w:p>
-      <w:r>
-        <w:t>console.log('</w:t>
-      </w:r>
-      <w:proofErr w:type="spellStart"/>
-      <w:r>
-        <w:t>slice',slice</w:t>
-      </w:r>
-      <w:proofErr w:type="spellEnd"/>
-      <w:r>
-        <w:t>);</w:t>
-      </w:r>
-    </w:p>
-    <w:p>
-      <w:r>
-        <w:t>//output ['</w:t>
-      </w:r>
-      <w:proofErr w:type="spellStart"/>
-      <w:r>
-        <w:t>car','bus</w:t>
-      </w:r>
-      <w:proofErr w:type="spellEnd"/>
-      <w:r>
-        <w:t>']</w:t>
+        <w:t>console.log('slice',slice);</w:t>
+      </w:r>
+    </w:p>
+    <w:p>
+      <w:r>
+        <w:t>//output ['car','bus']</w:t>
       </w:r>
     </w:p>
     <w:p/>
@@ -6571,31 +6033,7 @@
     </w:p>
     <w:p>
       <w:r>
-        <w:t xml:space="preserve">const join = </w:t>
-      </w:r>
-      <w:proofErr w:type="spellStart"/>
-      <w:r>
-        <w:t>transport.concat</w:t>
-      </w:r>
-      <w:proofErr w:type="spellEnd"/>
-      <w:r>
-        <w:t>(</w:t>
-      </w:r>
-      <w:proofErr w:type="spellStart"/>
-      <w:r>
-        <w:t>vehicles,number</w:t>
-      </w:r>
-      <w:proofErr w:type="spellEnd"/>
-      <w:r>
-        <w:t xml:space="preserve">);// in </w:t>
-      </w:r>
-      <w:proofErr w:type="spellStart"/>
-      <w:r>
-        <w:t>concat</w:t>
-      </w:r>
-      <w:proofErr w:type="spellEnd"/>
-      <w:r>
-        <w:t>(we can define n number of arrays separated with comma</w:t>
+        <w:t>const join = transport.concat(vehicles,number);// in concat(we can define n number of arrays separated with comma</w:t>
       </w:r>
     </w:p>
     <w:p/>
@@ -6612,15 +6050,7 @@
     </w:p>
     <w:p>
       <w:r>
-        <w:t xml:space="preserve">const </w:t>
-      </w:r>
-      <w:proofErr w:type="spellStart"/>
-      <w:r>
-        <w:t>vehi</w:t>
-      </w:r>
-      <w:proofErr w:type="spellEnd"/>
-      <w:r>
-        <w:t xml:space="preserve"> =[</w:t>
+        <w:t>const vehi =[</w:t>
       </w:r>
     </w:p>
     <w:p>
@@ -6661,31 +6091,7 @@
     <w:p/>
     <w:p>
       <w:r>
-        <w:t xml:space="preserve">  const </w:t>
-      </w:r>
-      <w:proofErr w:type="spellStart"/>
-      <w:r>
-        <w:t>findIndex</w:t>
-      </w:r>
-      <w:proofErr w:type="spellEnd"/>
-      <w:r>
-        <w:t xml:space="preserve"> = </w:t>
-      </w:r>
-      <w:proofErr w:type="spellStart"/>
-      <w:r>
-        <w:t>vehi.findIndex</w:t>
-      </w:r>
-      <w:proofErr w:type="spellEnd"/>
-      <w:r>
-        <w:t>((</w:t>
-      </w:r>
-      <w:proofErr w:type="spellStart"/>
-      <w:r>
-        <w:t>val</w:t>
-      </w:r>
-      <w:proofErr w:type="spellEnd"/>
-      <w:r>
-        <w:t>)=&gt;{</w:t>
+        <w:t xml:space="preserve">  const findIndex = vehi.findIndex((val)=&gt;{</w:t>
       </w:r>
     </w:p>
     <w:p>
@@ -6695,15 +6101,7 @@
     </w:p>
     <w:p>
       <w:r>
-        <w:t xml:space="preserve">    return </w:t>
-      </w:r>
-      <w:proofErr w:type="spellStart"/>
-      <w:r>
-        <w:t>val.title</w:t>
-      </w:r>
-      <w:proofErr w:type="spellEnd"/>
-      <w:r>
-        <w:t xml:space="preserve"> == "van";</w:t>
+        <w:t xml:space="preserve">    return val.title == "van";</w:t>
       </w:r>
     </w:p>
     <w:p>
@@ -6714,23 +6112,7 @@
     <w:p/>
     <w:p>
       <w:r>
-        <w:t xml:space="preserve">  console.log('</w:t>
-      </w:r>
-      <w:proofErr w:type="spellStart"/>
-      <w:r>
-        <w:t>findIndex</w:t>
-      </w:r>
-      <w:proofErr w:type="spellEnd"/>
-      <w:r>
-        <w:t>',</w:t>
-      </w:r>
-      <w:proofErr w:type="spellStart"/>
-      <w:r>
-        <w:t>findIndex</w:t>
-      </w:r>
-      <w:proofErr w:type="spellEnd"/>
-      <w:r>
-        <w:t>);</w:t>
+        <w:t xml:space="preserve">  console.log('findIndex',findIndex);</w:t>
       </w:r>
     </w:p>
     <w:p>
@@ -6746,15 +6128,7 @@
     </w:p>
     <w:p>
       <w:r>
-        <w:t xml:space="preserve">const </w:t>
-      </w:r>
-      <w:proofErr w:type="spellStart"/>
-      <w:r>
-        <w:t>vehic</w:t>
-      </w:r>
-      <w:proofErr w:type="spellEnd"/>
-      <w:r>
-        <w:t xml:space="preserve"> =[</w:t>
+        <w:t>const vehic =[</w:t>
       </w:r>
     </w:p>
     <w:p>
@@ -6795,23 +6169,7 @@
     <w:p/>
     <w:p>
       <w:r>
-        <w:t xml:space="preserve">  const find = </w:t>
-      </w:r>
-      <w:proofErr w:type="spellStart"/>
-      <w:r>
-        <w:t>vehi.find</w:t>
-      </w:r>
-      <w:proofErr w:type="spellEnd"/>
-      <w:r>
-        <w:t>((</w:t>
-      </w:r>
-      <w:proofErr w:type="spellStart"/>
-      <w:r>
-        <w:t>val</w:t>
-      </w:r>
-      <w:proofErr w:type="spellEnd"/>
-      <w:r>
-        <w:t>)=&gt;{</w:t>
+        <w:t xml:space="preserve">  const find = vehi.find((val)=&gt;{</w:t>
       </w:r>
     </w:p>
     <w:p>
@@ -6821,15 +6179,7 @@
     </w:p>
     <w:p>
       <w:r>
-        <w:t xml:space="preserve">    return </w:t>
-      </w:r>
-      <w:proofErr w:type="spellStart"/>
-      <w:r>
-        <w:t>val.title</w:t>
-      </w:r>
-      <w:proofErr w:type="spellEnd"/>
-      <w:r>
-        <w:t xml:space="preserve"> == "van";</w:t>
+        <w:t xml:space="preserve">    return val.title == "van";</w:t>
       </w:r>
     </w:p>
     <w:p>
@@ -6840,15 +6190,7 @@
     <w:p/>
     <w:p>
       <w:r>
-        <w:t xml:space="preserve">  console.log('</w:t>
-      </w:r>
-      <w:proofErr w:type="spellStart"/>
-      <w:r>
-        <w:t>find',find</w:t>
-      </w:r>
-      <w:proofErr w:type="spellEnd"/>
-      <w:r>
-        <w:t>)</w:t>
+        <w:t xml:space="preserve">  console.log('find',find)</w:t>
       </w:r>
     </w:p>
     <w:p/>
@@ -6860,8 +6202,96 @@
     <w:p>
       <w:pPr>
         <w:pStyle w:val="Heading1"/>
-      </w:pPr>
-      <w:r>
+        <w:rPr>
+          <w:rFonts w:asciiTheme="minorHAnsi" w:eastAsiaTheme="minorHAnsi" w:hAnsiTheme="minorHAnsi" w:cstheme="minorBidi"/>
+          <w:b/>
+          <w:bCs/>
+          <w:color w:val="D86DCB" w:themeColor="accent5" w:themeTint="99"/>
+          <w:sz w:val="24"/>
+          <w:szCs w:val="24"/>
+        </w:rPr>
+      </w:pPr>
+      <w:r>
+        <w:rPr>
+          <w:rFonts w:asciiTheme="minorHAnsi" w:eastAsiaTheme="minorHAnsi" w:hAnsiTheme="minorHAnsi" w:cstheme="minorBidi"/>
+          <w:b/>
+          <w:bCs/>
+          <w:color w:val="D86DCB" w:themeColor="accent5" w:themeTint="99"/>
+          <w:sz w:val="24"/>
+          <w:szCs w:val="24"/>
+        </w:rPr>
+        <w:t>Import &amp; Export?</w:t>
+      </w:r>
+    </w:p>
+    <w:p>
+      <w:pPr>
+        <w:pStyle w:val="ListParagraph"/>
+        <w:numPr>
+          <w:ilvl w:val="0"/>
+          <w:numId w:val="20"/>
+        </w:numPr>
+        <w:spacing w:line="259" w:lineRule="auto"/>
+      </w:pPr>
+      <w:r>
+        <w:t>ES6 concepts</w:t>
+      </w:r>
+    </w:p>
+    <w:p>
+      <w:pPr>
+        <w:ind w:left="360"/>
+      </w:pPr>
+      <w:r>
+        <w:t>We can achieve reusable concepts using Import &amp; Exports concept.</w:t>
+      </w:r>
+    </w:p>
+    <w:p>
+      <w:pPr>
+        <w:ind w:left="360"/>
+      </w:pPr>
+      <w:r>
+        <w:t xml:space="preserve">export is used to </w:t>
+      </w:r>
+      <w:r>
+        <w:rPr>
+          <w:b/>
+          <w:bCs/>
+        </w:rPr>
+        <w:t>expose a module's functionality</w:t>
+      </w:r>
+      <w:r>
+        <w:t xml:space="preserve">—like functions, variables, or classes—so they can be </w:t>
+      </w:r>
+      <w:r>
+        <w:rPr>
+          <w:b/>
+          <w:bCs/>
+        </w:rPr>
+        <w:t>imported and used in another JavaScript file</w:t>
+      </w:r>
+      <w:r>
+        <w:t xml:space="preserve">. Similarly, import is used to </w:t>
+      </w:r>
+      <w:r>
+        <w:rPr>
+          <w:b/>
+          <w:bCs/>
+        </w:rPr>
+        <w:t>bring in exported items from other modules</w:t>
+      </w:r>
+      <w:r>
+        <w:t>.</w:t>
+      </w:r>
+    </w:p>
+    <w:p>
+      <w:pPr>
+        <w:ind w:left="360"/>
+      </w:pPr>
+      <w:r>
+        <w:rPr>
+          <w:b/>
+          <w:bCs/>
+          <w:color w:val="D86DCB" w:themeColor="accent5" w:themeTint="99"/>
+        </w:rPr>
         <w:t>Asynchronous</w:t>
       </w:r>
     </w:p>
@@ -6876,12 +6306,25 @@
     <w:p>
       <w:pPr>
         <w:pStyle w:val="Heading1"/>
-      </w:pPr>
-      <w:r>
-        <w:t>Call Backs</w:t>
-      </w:r>
-      <w:r>
-        <w:t>?</w:t>
+        <w:rPr>
+          <w:rFonts w:asciiTheme="minorHAnsi" w:eastAsiaTheme="minorHAnsi" w:hAnsiTheme="minorHAnsi" w:cstheme="minorBidi"/>
+          <w:b/>
+          <w:bCs/>
+          <w:color w:val="D86DCB" w:themeColor="accent5" w:themeTint="99"/>
+          <w:sz w:val="24"/>
+          <w:szCs w:val="24"/>
+        </w:rPr>
+      </w:pPr>
+      <w:r>
+        <w:rPr>
+          <w:rFonts w:asciiTheme="minorHAnsi" w:eastAsiaTheme="minorHAnsi" w:hAnsiTheme="minorHAnsi" w:cstheme="minorBidi"/>
+          <w:b/>
+          <w:bCs/>
+          <w:color w:val="D86DCB" w:themeColor="accent5" w:themeTint="99"/>
+          <w:sz w:val="24"/>
+          <w:szCs w:val="24"/>
+        </w:rPr>
+        <w:t>Call Backs?</w:t>
       </w:r>
     </w:p>
     <w:p>
@@ -6938,76 +6381,6 @@
     </w:p>
     <w:p>
       <w:pPr>
-        <w:pStyle w:val="Heading1"/>
-      </w:pPr>
-      <w:r>
-        <w:t>Import &amp; Export</w:t>
-      </w:r>
-      <w:r>
-        <w:t>?</w:t>
-      </w:r>
-    </w:p>
-    <w:p>
-      <w:pPr>
-        <w:pStyle w:val="ListParagraph"/>
-        <w:numPr>
-          <w:ilvl w:val="0"/>
-          <w:numId w:val="20"/>
-        </w:numPr>
-        <w:spacing w:line="259" w:lineRule="auto"/>
-      </w:pPr>
-      <w:r>
-        <w:t>ES6 concepts</w:t>
-      </w:r>
-    </w:p>
-    <w:p>
-      <w:pPr>
-        <w:ind w:left="360"/>
-      </w:pPr>
-      <w:r>
-        <w:t>We can achieve reusable concepts using Import &amp; Exports concept.</w:t>
-      </w:r>
-    </w:p>
-    <w:p>
-      <w:pPr>
-        <w:ind w:left="360"/>
-      </w:pPr>
-      <w:r>
-        <w:t xml:space="preserve">export is used to </w:t>
-      </w:r>
-      <w:r>
-        <w:rPr>
-          <w:b/>
-          <w:bCs/>
-        </w:rPr>
-        <w:t>expose a module's functionality</w:t>
-      </w:r>
-      <w:r>
-        <w:t xml:space="preserve">—like functions, variables, or classes—so they can be </w:t>
-      </w:r>
-      <w:r>
-        <w:rPr>
-          <w:b/>
-          <w:bCs/>
-        </w:rPr>
-        <w:t>imported and used in another JavaScript file</w:t>
-      </w:r>
-      <w:r>
-        <w:t xml:space="preserve">. Similarly, import is used to </w:t>
-      </w:r>
-      <w:r>
-        <w:rPr>
-          <w:b/>
-          <w:bCs/>
-        </w:rPr>
-        <w:t>bring in exported items from other modules</w:t>
-      </w:r>
-      <w:r>
-        <w:t>.</w:t>
-      </w:r>
-    </w:p>
-    <w:p>
-      <w:pPr>
         <w:rPr>
           <w:b/>
           <w:bCs/>
@@ -7357,11 +6730,9 @@
       <w:r>
         <w:t>const prom = new promise((</w:t>
       </w:r>
-      <w:proofErr w:type="spellStart"/>
       <w:r>
         <w:t>resolve,reject</w:t>
       </w:r>
-      <w:proofErr w:type="spellEnd"/>
       <w:r>
         <w:t>)=&gt;{})</w:t>
       </w:r>
@@ -7593,23 +6964,7 @@
         <w:spacing w:line="259" w:lineRule="auto"/>
       </w:pPr>
       <w:r>
-        <w:t>Unlike traditional callbacks, Promises are composable (</w:t>
-      </w:r>
-      <w:proofErr w:type="spellStart"/>
-      <w:r>
-        <w:t>Promise.all</w:t>
-      </w:r>
-      <w:proofErr w:type="spellEnd"/>
-      <w:r>
-        <w:t xml:space="preserve">, </w:t>
-      </w:r>
-      <w:proofErr w:type="spellStart"/>
-      <w:r>
-        <w:t>Promise.race</w:t>
-      </w:r>
-      <w:proofErr w:type="spellEnd"/>
-      <w:r>
-        <w:t>, etc.), making complex async flows easier to manage.</w:t>
+        <w:t>Unlike traditional callbacks, Promises are composable (Promise.all, Promise.race, etc.), making complex async flows easier to manage.</w:t>
       </w:r>
     </w:p>
     <w:p>
@@ -7622,15 +6977,7 @@
         <w:spacing w:line="259" w:lineRule="auto"/>
       </w:pPr>
       <w:r>
-        <w:t xml:space="preserve">Promise callbacks (then/catch) run in the microtask queue, which has higher priority than </w:t>
-      </w:r>
-      <w:proofErr w:type="spellStart"/>
-      <w:r>
-        <w:t>macrotasks</w:t>
-      </w:r>
-      <w:proofErr w:type="spellEnd"/>
-      <w:r>
-        <w:t xml:space="preserve"> like setTimeout. This gives more control and predictability.</w:t>
+        <w:t>Promise callbacks (then/catch) run in the microtask queue, which has higher priority than macrotasks like setTimeout. This gives more control and predictability.</w:t>
       </w:r>
     </w:p>
     <w:p>
@@ -7710,28 +7057,274 @@
     <w:p>
       <w:pPr>
         <w:rPr>
-          <w:b/>
-          <w:bCs/>
-          <w:color w:val="D86DCB" w:themeColor="accent5" w:themeTint="99"/>
-        </w:rPr>
-      </w:pPr>
-      <w:r>
-        <w:rPr>
-          <w:b/>
-          <w:bCs/>
-          <w:color w:val="D86DCB" w:themeColor="accent5" w:themeTint="99"/>
-        </w:rPr>
-        <w:t>Basic DOM Manipulation (optional)</w:t>
-      </w:r>
-    </w:p>
-    <w:p>
-      <w:pPr>
-        <w:rPr>
-          <w:b/>
-          <w:bCs/>
-          <w:color w:val="501549" w:themeColor="accent5" w:themeShade="80"/>
-        </w:rPr>
-      </w:pPr>
+          <w:rFonts w:ascii="Times New Roman" w:hAnsi="Times New Roman" w:cs="Times New Roman"/>
+          <w:b/>
+          <w:bCs/>
+          <w:color w:val="AD1390"/>
+        </w:rPr>
+      </w:pPr>
+      <w:r>
+        <w:rPr>
+          <w:rFonts w:ascii="Times New Roman" w:hAnsi="Times New Roman" w:cs="Times New Roman"/>
+          <w:b/>
+          <w:bCs/>
+          <w:color w:val="AD1390"/>
+        </w:rPr>
+        <w:t>Closures</w:t>
+      </w:r>
+      <w:r>
+        <w:rPr>
+          <w:rFonts w:ascii="Times New Roman" w:hAnsi="Times New Roman" w:cs="Times New Roman"/>
+          <w:b/>
+          <w:bCs/>
+          <w:color w:val="AD1390"/>
+        </w:rPr>
+        <w:t>?</w:t>
+      </w:r>
+    </w:p>
+    <w:p>
+      <w:pPr>
+        <w:pStyle w:val="ListBullet"/>
+        <w:numPr>
+          <w:ilvl w:val="0"/>
+          <w:numId w:val="0"/>
+        </w:numPr>
+      </w:pPr>
+      <w:bookmarkStart w:id="1" w:name="_Hlk214905591"/>
+      <w:r>
+        <w:t xml:space="preserve">Closures </w:t>
+      </w:r>
+      <w:bookmarkEnd w:id="1"/>
+      <w:r>
+        <w:t xml:space="preserve">- </w:t>
+      </w:r>
+      <w:bookmarkStart w:id="2" w:name="_Hlk214905601"/>
+      <w:r>
+        <w:t>Functions that remember the scope in which they were created, even after that scope has closed</w:t>
+      </w:r>
+      <w:bookmarkEnd w:id="2"/>
+      <w:r>
+        <w:t>.</w:t>
+      </w:r>
+    </w:p>
+    <w:p>
+      <w:pPr>
+        <w:pStyle w:val="ListBullet"/>
+        <w:numPr>
+          <w:ilvl w:val="0"/>
+          <w:numId w:val="0"/>
+        </w:numPr>
+      </w:pPr>
+      <w:bookmarkStart w:id="3" w:name="_Hlk214905609"/>
+    </w:p>
+    <w:p>
+      <w:pPr>
+        <w:pStyle w:val="ListBullet"/>
+        <w:numPr>
+          <w:ilvl w:val="0"/>
+          <w:numId w:val="0"/>
+        </w:numPr>
+      </w:pPr>
+      <w:r>
+        <w:rPr>
+          <w:rFonts w:ascii="Times New Roman" w:eastAsiaTheme="minorHAnsi" w:hAnsi="Times New Roman" w:cs="Times New Roman"/>
+          <w:b/>
+          <w:bCs/>
+          <w:color w:val="AD1390"/>
+          <w:kern w:val="2"/>
+          <w:sz w:val="24"/>
+          <w:szCs w:val="24"/>
+          <w:lang w:val="en-IN"/>
+          <w14:ligatures w14:val="standardContextual"/>
+        </w:rPr>
+        <w:t>Prototype</w:t>
+      </w:r>
+      <w:bookmarkEnd w:id="3"/>
+      <w:r>
+        <w:rPr>
+          <w:rFonts w:ascii="Times New Roman" w:eastAsiaTheme="minorHAnsi" w:hAnsi="Times New Roman" w:cs="Times New Roman"/>
+          <w:b/>
+          <w:bCs/>
+          <w:color w:val="AD1390"/>
+          <w:kern w:val="2"/>
+          <w:sz w:val="24"/>
+          <w:szCs w:val="24"/>
+          <w:lang w:val="en-IN"/>
+          <w14:ligatures w14:val="standardContextual"/>
+        </w:rPr>
+        <w:t>?</w:t>
+      </w:r>
+      <w:r>
+        <w:t xml:space="preserve"> The mechanism by which JavaScript objects inherit features from one another.</w:t>
+      </w:r>
+    </w:p>
+    <w:p>
+      <w:pPr>
+        <w:pStyle w:val="ListBullet"/>
+        <w:numPr>
+          <w:ilvl w:val="0"/>
+          <w:numId w:val="0"/>
+        </w:numPr>
+      </w:pPr>
+      <w:r>
+        <w:rPr>
+          <w:rFonts w:ascii="Times New Roman" w:eastAsiaTheme="minorHAnsi" w:hAnsi="Times New Roman" w:cs="Times New Roman"/>
+          <w:b/>
+          <w:bCs/>
+          <w:color w:val="AD1390"/>
+          <w:kern w:val="2"/>
+          <w:sz w:val="24"/>
+          <w:szCs w:val="24"/>
+          <w:lang w:val="en-IN"/>
+          <w14:ligatures w14:val="standardContextual"/>
+        </w:rPr>
+        <w:t>Context (this)</w:t>
+      </w:r>
+      <w:r>
+        <w:rPr>
+          <w:rFonts w:ascii="Times New Roman" w:eastAsiaTheme="minorHAnsi" w:hAnsi="Times New Roman" w:cs="Times New Roman"/>
+          <w:b/>
+          <w:bCs/>
+          <w:color w:val="AD1390"/>
+          <w:kern w:val="2"/>
+          <w:sz w:val="24"/>
+          <w:szCs w:val="24"/>
+          <w:lang w:val="en-IN"/>
+          <w14:ligatures w14:val="standardContextual"/>
+        </w:rPr>
+        <w:t>?</w:t>
+      </w:r>
+      <w:r>
+        <w:t xml:space="preserve"> A reference to the object that owns the currently executing code.</w:t>
+      </w:r>
+    </w:p>
+    <w:p>
+      <w:pPr>
+        <w:pStyle w:val="ListBullet"/>
+        <w:numPr>
+          <w:ilvl w:val="0"/>
+          <w:numId w:val="0"/>
+        </w:numPr>
+      </w:pPr>
+      <w:r>
+        <w:rPr>
+          <w:rFonts w:ascii="Times New Roman" w:eastAsiaTheme="minorHAnsi" w:hAnsi="Times New Roman" w:cs="Times New Roman"/>
+          <w:b/>
+          <w:bCs/>
+          <w:color w:val="AD1390"/>
+          <w:kern w:val="2"/>
+          <w:sz w:val="24"/>
+          <w:szCs w:val="24"/>
+          <w:lang w:val="en-IN"/>
+          <w14:ligatures w14:val="standardContextual"/>
+        </w:rPr>
+        <w:t>Garbage Collection</w:t>
+      </w:r>
+      <w:r>
+        <w:t xml:space="preserve"> </w:t>
+      </w:r>
+      <w:r>
+        <w:t>?</w:t>
+      </w:r>
+      <w:r>
+        <w:t xml:space="preserve"> The mechanism that allows JavaScript to perform automatic memory allocation and deallocation, including garbage collection.</w:t>
+      </w:r>
+    </w:p>
+    <w:p>
+      <w:pPr>
+        <w:pStyle w:val="ListBullet"/>
+        <w:numPr>
+          <w:ilvl w:val="0"/>
+          <w:numId w:val="0"/>
+        </w:numPr>
+        <w:rPr>
+          <w:rFonts w:ascii="Times New Roman" w:eastAsiaTheme="minorHAnsi" w:hAnsi="Times New Roman" w:cs="Times New Roman"/>
+          <w:b/>
+          <w:bCs/>
+          <w:color w:val="AD1390"/>
+          <w:kern w:val="2"/>
+          <w:sz w:val="24"/>
+          <w:szCs w:val="24"/>
+          <w:lang w:val="en-IN"/>
+          <w14:ligatures w14:val="standardContextual"/>
+        </w:rPr>
+      </w:pPr>
+      <w:r>
+        <w:rPr>
+          <w:rFonts w:ascii="Times New Roman" w:eastAsiaTheme="minorHAnsi" w:hAnsi="Times New Roman" w:cs="Times New Roman"/>
+          <w:b/>
+          <w:bCs/>
+          <w:color w:val="AD1390"/>
+          <w:kern w:val="2"/>
+          <w:sz w:val="24"/>
+          <w:szCs w:val="24"/>
+          <w:lang w:val="en-IN"/>
+          <w14:ligatures w14:val="standardContextual"/>
+        </w:rPr>
+        <w:t>this binding</w:t>
+      </w:r>
+      <w:r>
+        <w:rPr>
+          <w:rFonts w:ascii="Times New Roman" w:eastAsiaTheme="minorHAnsi" w:hAnsi="Times New Roman" w:cs="Times New Roman"/>
+          <w:b/>
+          <w:bCs/>
+          <w:color w:val="AD1390"/>
+          <w:kern w:val="2"/>
+          <w:sz w:val="24"/>
+          <w:szCs w:val="24"/>
+          <w:lang w:val="en-IN"/>
+          <w14:ligatures w14:val="standardContextual"/>
+        </w:rPr>
+        <w:t>?</w:t>
+      </w:r>
+    </w:p>
+    <w:p>
+      <w:pPr>
+        <w:pStyle w:val="ListBullet"/>
+        <w:numPr>
+          <w:ilvl w:val="0"/>
+          <w:numId w:val="0"/>
+        </w:numPr>
+        <w:rPr>
+          <w:rFonts w:ascii="Times New Roman" w:eastAsiaTheme="minorHAnsi" w:hAnsi="Times New Roman" w:cs="Times New Roman"/>
+          <w:b/>
+          <w:bCs/>
+          <w:color w:val="AD1390"/>
+          <w:kern w:val="2"/>
+          <w:sz w:val="24"/>
+          <w:szCs w:val="24"/>
+          <w:lang w:val="en-IN"/>
+          <w14:ligatures w14:val="standardContextual"/>
+        </w:rPr>
+      </w:pPr>
+      <w:r>
+        <w:rPr>
+          <w:rFonts w:ascii="Times New Roman" w:eastAsiaTheme="minorHAnsi" w:hAnsi="Times New Roman" w:cs="Times New Roman"/>
+          <w:b/>
+          <w:bCs/>
+          <w:color w:val="AD1390"/>
+          <w:kern w:val="2"/>
+          <w:sz w:val="24"/>
+          <w:szCs w:val="24"/>
+          <w:lang w:val="en-IN"/>
+          <w14:ligatures w14:val="standardContextual"/>
+        </w:rPr>
+        <w:t>memory management</w:t>
+      </w:r>
+      <w:r>
+        <w:rPr>
+          <w:rFonts w:ascii="Times New Roman" w:eastAsiaTheme="minorHAnsi" w:hAnsi="Times New Roman" w:cs="Times New Roman"/>
+          <w:b/>
+          <w:bCs/>
+          <w:color w:val="AD1390"/>
+          <w:kern w:val="2"/>
+          <w:sz w:val="24"/>
+          <w:szCs w:val="24"/>
+          <w:lang w:val="en-IN"/>
+          <w14:ligatures w14:val="standardContextual"/>
+        </w:rPr>
+        <w:t>?</w:t>
+      </w:r>
     </w:p>
     <w:p>
       <w:pPr>
@@ -7756,6 +7349,27 @@
 <file path=word/numbering.xml><?xml version="1.0" encoding="utf-8"?>
 <w:numbering xmlns:wpc="http://schemas.microsoft.com/office/word/2010/wordprocessingCanvas" xmlns:cx="http://schemas.microsoft.com/office/drawing/2014/chartex" xmlns:cx1="http://schemas.microsoft.com/office/drawing/2015/9/8/chartex" xmlns:cx2="http://schemas.microsoft.com/office/drawing/2015/10/21/chartex" xmlns:cx3="http://schemas.microsoft.com/office/drawing/2016/5/9/chartex" xmlns:cx4="http://schemas.microsoft.com/office/drawing/2016/5/10/chartex" xmlns:cx5="http://schemas.microsoft.com/office/drawing/2016/5/11/chartex" xmlns:cx6="http://schemas.microsoft.com/office/drawing/2016/5/12/chartex" xmlns:cx7="http://schemas.microsoft.com/office/drawing/2016/5/13/chartex" xmlns:cx8="http://schemas.microsoft.com/office/drawing/2016/5/14/chartex" xmlns:mc="http://schemas.openxmlformats.org/markup-compatibility/2006" xmlns:aink="http://schemas.microsoft.com/office/drawing/2016/ink" xmlns:am3d="http://schemas.microsoft.com/office/drawing/2017/model3d" xmlns:o="urn:schemas-microsoft-com:office:office" xmlns:oel="http://schemas.microsoft.com/office/2019/extlst" xmlns:r="http://schemas.openxmlformats.org/officeDocument/2006/relationships" xmlns:m="http://schemas.openxmlformats.org/officeDocument/2006/math" xmlns:v="urn:schemas-microsoft-com:vml" xmlns:wp14="http://schemas.microsoft.com/office/word/2010/wordprocessingDrawing" xmlns:wp="http://schemas.openxmlformats.org/drawingml/2006/wordprocessingDrawing" xmlns:w10="urn:schemas-microsoft-com:office:word" xmlns:w="http://schemas.openxmlformats.org/wordprocessingml/2006/main" xmlns:w14="http://schemas.microsoft.com/office/word/2010/wordml" xmlns:w15="http://schemas.microsoft.com/office/word/2012/wordml" xmlns:w16cex="http://schemas.microsoft.com/office/word/2018/wordml/cex" xmlns:w16cid="http://schemas.microsoft.com/office/word/2016/wordml/cid" xmlns:w16="http://schemas.microsoft.com/office/word/2018/wordml" xmlns:w16du="http://schemas.microsoft.com/office/word/2023/wordml/word16du" xmlns:w16sdtdh="http://schemas.microsoft.com/office/word/2020/wordml/sdtdatahash" xmlns:w16sdtfl="http://schemas.microsoft.com/office/word/2024/wordml/sdtformatlock" xmlns:w16se="http://schemas.microsoft.com/office/word/2015/wordml/symex" xmlns:wpg="http://schemas.microsoft.com/office/word/2010/wordprocessingGroup" xmlns:wpi="http://schemas.microsoft.com/office/word/2010/wordprocessingInk" xmlns:wne="http://schemas.microsoft.com/office/word/2006/wordml" xmlns:wps="http://schemas.microsoft.com/office/word/2010/wordprocessingShape" mc:Ignorable="w14 w15 w16se w16cid w16 w16cex w16sdtdh w16sdtfl w16du wp14">
   <w:abstractNum w:abstractNumId="0" w15:restartNumberingAfterBreak="0">
+    <w:nsid w:val="FFFFFF89"/>
+    <w:multiLevelType w:val="singleLevel"/>
+    <w:tmpl w:val="6590D414"/>
+    <w:lvl w:ilvl="0">
+      <w:start w:val="1"/>
+      <w:numFmt w:val="bullet"/>
+      <w:pStyle w:val="ListBullet"/>
+      <w:lvlText w:val=""/>
+      <w:lvlJc w:val="left"/>
+      <w:pPr>
+        <w:tabs>
+          <w:tab w:val="num" w:pos="360"/>
+        </w:tabs>
+        <w:ind w:left="360" w:hanging="360"/>
+      </w:pPr>
+      <w:rPr>
+        <w:rFonts w:ascii="Symbol" w:hAnsi="Symbol" w:hint="default"/>
+      </w:rPr>
+    </w:lvl>
+  </w:abstractNum>
+  <w:abstractNum w:abstractNumId="1" w15:restartNumberingAfterBreak="0">
     <w:nsid w:val="01147F24"/>
     <w:multiLevelType w:val="multilevel"/>
     <w:tmpl w:val="9DD0BF04"/>
@@ -7904,7 +7518,7 @@
       </w:rPr>
     </w:lvl>
   </w:abstractNum>
-  <w:abstractNum w:abstractNumId="1" w15:restartNumberingAfterBreak="0">
+  <w:abstractNum w:abstractNumId="2" w15:restartNumberingAfterBreak="0">
     <w:nsid w:val="063D7D46"/>
     <w:multiLevelType w:val="hybridMultilevel"/>
     <w:tmpl w:val="7A1C11B6"/>
@@ -8017,7 +7631,7 @@
       </w:rPr>
     </w:lvl>
   </w:abstractNum>
-  <w:abstractNum w:abstractNumId="2" w15:restartNumberingAfterBreak="0">
+  <w:abstractNum w:abstractNumId="3" w15:restartNumberingAfterBreak="0">
     <w:nsid w:val="0AF62206"/>
     <w:multiLevelType w:val="hybridMultilevel"/>
     <w:tmpl w:val="D5083D3C"/>
@@ -8130,7 +7744,7 @@
       </w:rPr>
     </w:lvl>
   </w:abstractNum>
-  <w:abstractNum w:abstractNumId="3" w15:restartNumberingAfterBreak="0">
+  <w:abstractNum w:abstractNumId="4" w15:restartNumberingAfterBreak="0">
     <w:nsid w:val="103862E0"/>
     <w:multiLevelType w:val="multilevel"/>
     <w:tmpl w:val="07524024"/>
@@ -8279,7 +7893,7 @@
       </w:rPr>
     </w:lvl>
   </w:abstractNum>
-  <w:abstractNum w:abstractNumId="4" w15:restartNumberingAfterBreak="0">
+  <w:abstractNum w:abstractNumId="5" w15:restartNumberingAfterBreak="0">
     <w:nsid w:val="1C05183F"/>
     <w:multiLevelType w:val="hybridMultilevel"/>
     <w:tmpl w:val="B14A14F6"/>
@@ -8392,7 +8006,7 @@
       </w:rPr>
     </w:lvl>
   </w:abstractNum>
-  <w:abstractNum w:abstractNumId="5" w15:restartNumberingAfterBreak="0">
+  <w:abstractNum w:abstractNumId="6" w15:restartNumberingAfterBreak="0">
     <w:nsid w:val="2B8835E8"/>
     <w:multiLevelType w:val="hybridMultilevel"/>
     <w:tmpl w:val="F2E039EE"/>
@@ -8504,7 +8118,7 @@
       </w:rPr>
     </w:lvl>
   </w:abstractNum>
-  <w:abstractNum w:abstractNumId="6" w15:restartNumberingAfterBreak="0">
+  <w:abstractNum w:abstractNumId="7" w15:restartNumberingAfterBreak="0">
     <w:nsid w:val="2C2A0ED1"/>
     <w:multiLevelType w:val="hybridMultilevel"/>
     <w:tmpl w:val="12827E26"/>
@@ -8616,7 +8230,7 @@
       </w:rPr>
     </w:lvl>
   </w:abstractNum>
-  <w:abstractNum w:abstractNumId="7" w15:restartNumberingAfterBreak="0">
+  <w:abstractNum w:abstractNumId="8" w15:restartNumberingAfterBreak="0">
     <w:nsid w:val="2D0B430C"/>
     <w:multiLevelType w:val="hybridMultilevel"/>
     <w:tmpl w:val="9650F93C"/>
@@ -8729,7 +8343,7 @@
       </w:rPr>
     </w:lvl>
   </w:abstractNum>
-  <w:abstractNum w:abstractNumId="8" w15:restartNumberingAfterBreak="0">
+  <w:abstractNum w:abstractNumId="9" w15:restartNumberingAfterBreak="0">
     <w:nsid w:val="39650D12"/>
     <w:multiLevelType w:val="multilevel"/>
     <w:tmpl w:val="18AE32D8"/>
@@ -8878,7 +8492,7 @@
       </w:rPr>
     </w:lvl>
   </w:abstractNum>
-  <w:abstractNum w:abstractNumId="9" w15:restartNumberingAfterBreak="0">
+  <w:abstractNum w:abstractNumId="10" w15:restartNumberingAfterBreak="0">
     <w:nsid w:val="3D095006"/>
     <w:multiLevelType w:val="multilevel"/>
     <w:tmpl w:val="890AD1E2"/>
@@ -9027,7 +8641,7 @@
       </w:rPr>
     </w:lvl>
   </w:abstractNum>
-  <w:abstractNum w:abstractNumId="10" w15:restartNumberingAfterBreak="0">
+  <w:abstractNum w:abstractNumId="11" w15:restartNumberingAfterBreak="0">
     <w:nsid w:val="3F8F2075"/>
     <w:multiLevelType w:val="multilevel"/>
     <w:tmpl w:val="C42C7316"/>
@@ -9140,7 +8754,7 @@
       </w:pPr>
     </w:lvl>
   </w:abstractNum>
-  <w:abstractNum w:abstractNumId="11" w15:restartNumberingAfterBreak="0">
+  <w:abstractNum w:abstractNumId="12" w15:restartNumberingAfterBreak="0">
     <w:nsid w:val="4C5F0E8F"/>
     <w:multiLevelType w:val="hybridMultilevel"/>
     <w:tmpl w:val="702EF194"/>
@@ -9253,7 +8867,7 @@
       </w:rPr>
     </w:lvl>
   </w:abstractNum>
-  <w:abstractNum w:abstractNumId="12" w15:restartNumberingAfterBreak="0">
+  <w:abstractNum w:abstractNumId="13" w15:restartNumberingAfterBreak="0">
     <w:nsid w:val="4D7367AE"/>
     <w:multiLevelType w:val="multilevel"/>
     <w:tmpl w:val="861AFDBA"/>
@@ -9402,7 +9016,7 @@
       </w:rPr>
     </w:lvl>
   </w:abstractNum>
-  <w:abstractNum w:abstractNumId="13" w15:restartNumberingAfterBreak="0">
+  <w:abstractNum w:abstractNumId="14" w15:restartNumberingAfterBreak="0">
     <w:nsid w:val="5B1B62CD"/>
     <w:multiLevelType w:val="multilevel"/>
     <w:tmpl w:val="2228B9C0"/>
@@ -9547,7 +9161,7 @@
       </w:rPr>
     </w:lvl>
   </w:abstractNum>
-  <w:abstractNum w:abstractNumId="14" w15:restartNumberingAfterBreak="0">
+  <w:abstractNum w:abstractNumId="15" w15:restartNumberingAfterBreak="0">
     <w:nsid w:val="5BD67879"/>
     <w:multiLevelType w:val="multilevel"/>
     <w:tmpl w:val="15AA9A1E"/>
@@ -9660,7 +9274,7 @@
       </w:pPr>
     </w:lvl>
   </w:abstractNum>
-  <w:abstractNum w:abstractNumId="15" w15:restartNumberingAfterBreak="0">
+  <w:abstractNum w:abstractNumId="16" w15:restartNumberingAfterBreak="0">
     <w:nsid w:val="6405524B"/>
     <w:multiLevelType w:val="multilevel"/>
     <w:tmpl w:val="94ACFAE0"/>
@@ -9809,7 +9423,7 @@
       </w:rPr>
     </w:lvl>
   </w:abstractNum>
-  <w:abstractNum w:abstractNumId="16" w15:restartNumberingAfterBreak="0">
+  <w:abstractNum w:abstractNumId="17" w15:restartNumberingAfterBreak="0">
     <w:nsid w:val="687F1B81"/>
     <w:multiLevelType w:val="multilevel"/>
     <w:tmpl w:val="A8F43DC2"/>
@@ -9958,7 +9572,7 @@
       </w:rPr>
     </w:lvl>
   </w:abstractNum>
-  <w:abstractNum w:abstractNumId="17" w15:restartNumberingAfterBreak="0">
+  <w:abstractNum w:abstractNumId="18" w15:restartNumberingAfterBreak="0">
     <w:nsid w:val="6B376A99"/>
     <w:multiLevelType w:val="hybridMultilevel"/>
     <w:tmpl w:val="640489C0"/>
@@ -10071,7 +9685,7 @@
       </w:rPr>
     </w:lvl>
   </w:abstractNum>
-  <w:abstractNum w:abstractNumId="18" w15:restartNumberingAfterBreak="0">
+  <w:abstractNum w:abstractNumId="19" w15:restartNumberingAfterBreak="0">
     <w:nsid w:val="79312298"/>
     <w:multiLevelType w:val="multilevel"/>
     <w:tmpl w:val="CC72B102"/>
@@ -10220,7 +9834,120 @@
       </w:rPr>
     </w:lvl>
   </w:abstractNum>
-  <w:abstractNum w:abstractNumId="19" w15:restartNumberingAfterBreak="0">
+  <w:abstractNum w:abstractNumId="20" w15:restartNumberingAfterBreak="0">
+    <w:nsid w:val="7A38773E"/>
+    <w:multiLevelType w:val="multilevel"/>
+    <w:tmpl w:val="C6D8F0CC"/>
+    <w:lvl w:ilvl="0">
+      <w:start w:val="1"/>
+      <w:numFmt w:val="decimal"/>
+      <w:lvlText w:val="%1."/>
+      <w:lvlJc w:val="left"/>
+      <w:pPr>
+        <w:ind w:left="720" w:hanging="360"/>
+      </w:pPr>
+      <w:rPr>
+        <w:u w:val="none"/>
+      </w:rPr>
+    </w:lvl>
+    <w:lvl w:ilvl="1">
+      <w:start w:val="1"/>
+      <w:numFmt w:val="lowerLetter"/>
+      <w:lvlText w:val="%2."/>
+      <w:lvlJc w:val="left"/>
+      <w:pPr>
+        <w:ind w:left="1440" w:hanging="360"/>
+      </w:pPr>
+      <w:rPr>
+        <w:u w:val="none"/>
+      </w:rPr>
+    </w:lvl>
+    <w:lvl w:ilvl="2">
+      <w:start w:val="1"/>
+      <w:numFmt w:val="lowerRoman"/>
+      <w:lvlText w:val="%3."/>
+      <w:lvlJc w:val="left"/>
+      <w:pPr>
+        <w:ind w:left="2160" w:hanging="360"/>
+      </w:pPr>
+      <w:rPr>
+        <w:u w:val="none"/>
+      </w:rPr>
+    </w:lvl>
+    <w:lvl w:ilvl="3">
+      <w:start w:val="1"/>
+      <w:numFmt w:val="decimal"/>
+      <w:lvlText w:val="%4."/>
+      <w:lvlJc w:val="left"/>
+      <w:pPr>
+        <w:ind w:left="2880" w:hanging="360"/>
+      </w:pPr>
+      <w:rPr>
+        <w:u w:val="none"/>
+      </w:rPr>
+    </w:lvl>
+    <w:lvl w:ilvl="4">
+      <w:start w:val="1"/>
+      <w:numFmt w:val="lowerLetter"/>
+      <w:lvlText w:val="%5."/>
+      <w:lvlJc w:val="left"/>
+      <w:pPr>
+        <w:ind w:left="3600" w:hanging="360"/>
+      </w:pPr>
+      <w:rPr>
+        <w:u w:val="none"/>
+      </w:rPr>
+    </w:lvl>
+    <w:lvl w:ilvl="5">
+      <w:start w:val="1"/>
+      <w:numFmt w:val="lowerRoman"/>
+      <w:lvlText w:val="%6."/>
+      <w:lvlJc w:val="left"/>
+      <w:pPr>
+        <w:ind w:left="4320" w:hanging="360"/>
+      </w:pPr>
+      <w:rPr>
+        <w:u w:val="none"/>
+      </w:rPr>
+    </w:lvl>
+    <w:lvl w:ilvl="6">
+      <w:start w:val="1"/>
+      <w:numFmt w:val="decimal"/>
+      <w:lvlText w:val="%7."/>
+      <w:lvlJc w:val="left"/>
+      <w:pPr>
+        <w:ind w:left="5040" w:hanging="360"/>
+      </w:pPr>
+      <w:rPr>
+        <w:u w:val="none"/>
+      </w:rPr>
+    </w:lvl>
+    <w:lvl w:ilvl="7">
+      <w:start w:val="1"/>
+      <w:numFmt w:val="lowerLetter"/>
+      <w:lvlText w:val="%8."/>
+      <w:lvlJc w:val="left"/>
+      <w:pPr>
+        <w:ind w:left="5760" w:hanging="360"/>
+      </w:pPr>
+      <w:rPr>
+        <w:u w:val="none"/>
+      </w:rPr>
+    </w:lvl>
+    <w:lvl w:ilvl="8">
+      <w:start w:val="1"/>
+      <w:numFmt w:val="lowerRoman"/>
+      <w:lvlText w:val="%9."/>
+      <w:lvlJc w:val="left"/>
+      <w:pPr>
+        <w:ind w:left="6480" w:hanging="360"/>
+      </w:pPr>
+      <w:rPr>
+        <w:u w:val="none"/>
+      </w:rPr>
+    </w:lvl>
+  </w:abstractNum>
+  <w:abstractNum w:abstractNumId="21" w15:restartNumberingAfterBreak="0">
     <w:nsid w:val="7BC755D6"/>
     <w:multiLevelType w:val="multilevel"/>
     <w:tmpl w:val="9578A302"/>
@@ -10369,7 +10096,120 @@
       </w:rPr>
     </w:lvl>
   </w:abstractNum>
-  <w:abstractNum w:abstractNumId="20" w15:restartNumberingAfterBreak="0">
+  <w:abstractNum w:abstractNumId="22" w15:restartNumberingAfterBreak="0">
+    <w:nsid w:val="7BD977C2"/>
+    <w:multiLevelType w:val="multilevel"/>
+    <w:tmpl w:val="3E909072"/>
+    <w:lvl w:ilvl="0">
+      <w:start w:val="1"/>
+      <w:numFmt w:val="decimal"/>
+      <w:lvlText w:val="%1."/>
+      <w:lvlJc w:val="left"/>
+      <w:pPr>
+        <w:ind w:left="720" w:hanging="360"/>
+      </w:pPr>
+      <w:rPr>
+        <w:u w:val="none"/>
+      </w:rPr>
+    </w:lvl>
+    <w:lvl w:ilvl="1">
+      <w:start w:val="1"/>
+      <w:numFmt w:val="lowerLetter"/>
+      <w:lvlText w:val="%2."/>
+      <w:lvlJc w:val="left"/>
+      <w:pPr>
+        <w:ind w:left="1440" w:hanging="360"/>
+      </w:pPr>
+      <w:rPr>
+        <w:u w:val="none"/>
+      </w:rPr>
+    </w:lvl>
+    <w:lvl w:ilvl="2">
+      <w:start w:val="1"/>
+      <w:numFmt w:val="lowerRoman"/>
+      <w:lvlText w:val="%3."/>
+      <w:lvlJc w:val="left"/>
+      <w:pPr>
+        <w:ind w:left="2160" w:hanging="360"/>
+      </w:pPr>
+      <w:rPr>
+        <w:u w:val="none"/>
+      </w:rPr>
+    </w:lvl>
+    <w:lvl w:ilvl="3">
+      <w:start w:val="1"/>
+      <w:numFmt w:val="decimal"/>
+      <w:lvlText w:val="%4."/>
+      <w:lvlJc w:val="left"/>
+      <w:pPr>
+        <w:ind w:left="2880" w:hanging="360"/>
+      </w:pPr>
+      <w:rPr>
+        <w:u w:val="none"/>
+      </w:rPr>
+    </w:lvl>
+    <w:lvl w:ilvl="4">
+      <w:start w:val="1"/>
+      <w:numFmt w:val="lowerLetter"/>
+      <w:lvlText w:val="%5."/>
+      <w:lvlJc w:val="left"/>
+      <w:pPr>
+        <w:ind w:left="3600" w:hanging="360"/>
+      </w:pPr>
+      <w:rPr>
+        <w:u w:val="none"/>
+      </w:rPr>
+    </w:lvl>
+    <w:lvl w:ilvl="5">
+      <w:start w:val="1"/>
+      <w:numFmt w:val="lowerRoman"/>
+      <w:lvlText w:val="%6."/>
+      <w:lvlJc w:val="left"/>
+      <w:pPr>
+        <w:ind w:left="4320" w:hanging="360"/>
+      </w:pPr>
+      <w:rPr>
+        <w:u w:val="none"/>
+      </w:rPr>
+    </w:lvl>
+    <w:lvl w:ilvl="6">
+      <w:start w:val="1"/>
+      <w:numFmt w:val="decimal"/>
+      <w:lvlText w:val="%7."/>
+      <w:lvlJc w:val="left"/>
+      <w:pPr>
+        <w:ind w:left="5040" w:hanging="360"/>
+      </w:pPr>
+      <w:rPr>
+        <w:u w:val="none"/>
+      </w:rPr>
+    </w:lvl>
+    <w:lvl w:ilvl="7">
+      <w:start w:val="1"/>
+      <w:numFmt w:val="lowerLetter"/>
+      <w:lvlText w:val="%8."/>
+      <w:lvlJc w:val="left"/>
+      <w:pPr>
+        <w:ind w:left="5760" w:hanging="360"/>
+      </w:pPr>
+      <w:rPr>
+        <w:u w:val="none"/>
+      </w:rPr>
+    </w:lvl>
+    <w:lvl w:ilvl="8">
+      <w:start w:val="1"/>
+      <w:numFmt w:val="lowerRoman"/>
+      <w:lvlText w:val="%9."/>
+      <w:lvlJc w:val="left"/>
+      <w:pPr>
+        <w:ind w:left="6480" w:hanging="360"/>
+      </w:pPr>
+      <w:rPr>
+        <w:u w:val="none"/>
+      </w:rPr>
+    </w:lvl>
+  </w:abstractNum>
+  <w:abstractNum w:abstractNumId="23" w15:restartNumberingAfterBreak="0">
     <w:nsid w:val="7C580B4B"/>
     <w:multiLevelType w:val="hybridMultilevel"/>
     <w:tmpl w:val="6DDE3BAA"/>
@@ -10458,7 +10298,7 @@
       </w:pPr>
     </w:lvl>
   </w:abstractNum>
-  <w:abstractNum w:abstractNumId="21" w15:restartNumberingAfterBreak="0">
+  <w:abstractNum w:abstractNumId="24" w15:restartNumberingAfterBreak="0">
     <w:nsid w:val="7E5C7433"/>
     <w:multiLevelType w:val="multilevel"/>
     <w:tmpl w:val="45486E76"/>
@@ -10608,70 +10448,79 @@
     </w:lvl>
   </w:abstractNum>
   <w:num w:numId="1" w16cid:durableId="923877079">
+    <w:abstractNumId w:val="2"/>
+  </w:num>
+  <w:num w:numId="2" w16cid:durableId="596523474">
+    <w:abstractNumId w:val="18"/>
+  </w:num>
+  <w:num w:numId="3" w16cid:durableId="1295527539">
+    <w:abstractNumId w:val="23"/>
+  </w:num>
+  <w:num w:numId="4" w16cid:durableId="421806102">
+    <w:abstractNumId w:val="7"/>
+  </w:num>
+  <w:num w:numId="5" w16cid:durableId="1717731090">
+    <w:abstractNumId w:val="8"/>
+  </w:num>
+  <w:num w:numId="6" w16cid:durableId="1605065497">
+    <w:abstractNumId w:val="5"/>
+  </w:num>
+  <w:num w:numId="7" w16cid:durableId="89129861">
+    <w:abstractNumId w:val="21"/>
+  </w:num>
+  <w:num w:numId="8" w16cid:durableId="88964205">
+    <w:abstractNumId w:val="16"/>
+  </w:num>
+  <w:num w:numId="9" w16cid:durableId="788013921">
+    <w:abstractNumId w:val="10"/>
+  </w:num>
+  <w:num w:numId="10" w16cid:durableId="252277359">
+    <w:abstractNumId w:val="19"/>
+  </w:num>
+  <w:num w:numId="11" w16cid:durableId="2028749194">
+    <w:abstractNumId w:val="15"/>
+  </w:num>
+  <w:num w:numId="12" w16cid:durableId="1540708044">
+    <w:abstractNumId w:val="11"/>
+  </w:num>
+  <w:num w:numId="13" w16cid:durableId="1109280311">
+    <w:abstractNumId w:val="13"/>
+  </w:num>
+  <w:num w:numId="14" w16cid:durableId="363864804">
+    <w:abstractNumId w:val="24"/>
+  </w:num>
+  <w:num w:numId="15" w16cid:durableId="1433013217">
+    <w:abstractNumId w:val="17"/>
+  </w:num>
+  <w:num w:numId="16" w16cid:durableId="471361996">
+    <w:abstractNumId w:val="4"/>
+  </w:num>
+  <w:num w:numId="17" w16cid:durableId="67965198">
+    <w:abstractNumId w:val="9"/>
+  </w:num>
+  <w:num w:numId="18" w16cid:durableId="1248536007">
     <w:abstractNumId w:val="1"/>
   </w:num>
-  <w:num w:numId="2" w16cid:durableId="596523474">
-    <w:abstractNumId w:val="17"/>
+  <w:num w:numId="19" w16cid:durableId="978343923">
+    <w:abstractNumId w:val="14"/>
   </w:num>
-  <w:num w:numId="3" w16cid:durableId="1295527539">
-    <w:abstractNumId w:val="20"/>
-  </w:num>
-  <w:num w:numId="4" w16cid:durableId="421806102">
+  <w:num w:numId="20" w16cid:durableId="2082365843">
     <w:abstractNumId w:val="6"/>
   </w:num>
-  <w:num w:numId="5" w16cid:durableId="1717731090">
-    <w:abstractNumId w:val="7"/>
-  </w:num>
-  <w:num w:numId="6" w16cid:durableId="1605065497">
-    <w:abstractNumId w:val="4"/>
-  </w:num>
-  <w:num w:numId="7" w16cid:durableId="89129861">
-    <w:abstractNumId w:val="19"/>
-  </w:num>
-  <w:num w:numId="8" w16cid:durableId="88964205">
-    <w:abstractNumId w:val="15"/>
-  </w:num>
-  <w:num w:numId="9" w16cid:durableId="788013921">
-    <w:abstractNumId w:val="9"/>
-  </w:num>
-  <w:num w:numId="10" w16cid:durableId="252277359">
-    <w:abstractNumId w:val="18"/>
-  </w:num>
-  <w:num w:numId="11" w16cid:durableId="2028749194">
-    <w:abstractNumId w:val="14"/>
-  </w:num>
-  <w:num w:numId="12" w16cid:durableId="1540708044">
-    <w:abstractNumId w:val="10"/>
-  </w:num>
-  <w:num w:numId="13" w16cid:durableId="1109280311">
+  <w:num w:numId="21" w16cid:durableId="759570669">
     <w:abstractNumId w:val="12"/>
   </w:num>
-  <w:num w:numId="14" w16cid:durableId="363864804">
-    <w:abstractNumId w:val="21"/>
-  </w:num>
-  <w:num w:numId="15" w16cid:durableId="1433013217">
-    <w:abstractNumId w:val="16"/>
-  </w:num>
-  <w:num w:numId="16" w16cid:durableId="471361996">
+  <w:num w:numId="22" w16cid:durableId="1255211724">
     <w:abstractNumId w:val="3"/>
   </w:num>
-  <w:num w:numId="17" w16cid:durableId="67965198">
-    <w:abstractNumId w:val="8"/>
-  </w:num>
-  <w:num w:numId="18" w16cid:durableId="1248536007">
+  <w:num w:numId="23" w16cid:durableId="1743747009">
     <w:abstractNumId w:val="0"/>
   </w:num>
-  <w:num w:numId="19" w16cid:durableId="978343923">
-    <w:abstractNumId w:val="13"/>
+  <w:num w:numId="24" w16cid:durableId="1028264584">
+    <w:abstractNumId w:val="22"/>
   </w:num>
-  <w:num w:numId="20" w16cid:durableId="2082365843">
-    <w:abstractNumId w:val="5"/>
-  </w:num>
-  <w:num w:numId="21" w16cid:durableId="759570669">
-    <w:abstractNumId w:val="11"/>
-  </w:num>
-  <w:num w:numId="22" w16cid:durableId="1255211724">
-    <w:abstractNumId w:val="2"/>
+  <w:num w:numId="25" w16cid:durableId="1347512882">
+    <w:abstractNumId w:val="20"/>
   </w:num>
 </w:numbering>
 </file>
@@ -11593,6 +11442,32 @@
       <w:spacing w:val="5"/>
     </w:rPr>
   </w:style>
+  <w:style w:type="paragraph" w:styleId="ListBullet">
+    <w:name w:val="List Bullet"/>
+    <w:basedOn w:val="Normal"/>
+    <w:uiPriority w:val="99"/>
+    <w:unhideWhenUsed/>
+    <w:rsid w:val="00627FD0"/>
+    <w:pPr>
+      <w:numPr>
+        <w:numId w:val="23"/>
+      </w:numPr>
+      <w:tabs>
+        <w:tab w:val="clear" w:pos="360"/>
+      </w:tabs>
+      <w:spacing w:after="200" w:line="276" w:lineRule="auto"/>
+      <w:ind w:left="0" w:firstLine="0"/>
+      <w:contextualSpacing/>
+    </w:pPr>
+    <w:rPr>
+      <w:rFonts w:eastAsiaTheme="minorEastAsia"/>
+      <w:kern w:val="0"/>
+      <w:sz w:val="22"/>
+      <w:szCs w:val="22"/>
+      <w:lang w:val="en-US"/>
+      <w14:ligatures w14:val="none"/>
+    </w:rPr>
+  </w:style>
 </w:styles>
 </file>
 

--- a/int Prep/Notes - JAVASCRIPT.docx
+++ b/int Prep/Notes - JAVASCRIPT.docx
@@ -64,47 +64,50 @@
         <w:ind w:firstLine="720"/>
       </w:pPr>
       <w:r>
-        <w:t xml:space="preserve">JavaScript was a scripting language (Before </w:t>
-      </w:r>
-      <w:r>
-        <w:t>2010</w:t>
-      </w:r>
-      <w:r>
-        <w:t>)</w:t>
-      </w:r>
-      <w:r>
-        <w:t>.</w:t>
+        <w:t xml:space="preserve">JavaScript is a programming language that initially ran only inside web browsers, which is why it was often referred to as a scripting language in the early days. Before 2010, JavaScript was mainly used on the client side to manipulate the </w:t>
+      </w:r>
+      <w:r>
+        <w:rPr>
+          <w:b/>
+          <w:bCs/>
+        </w:rPr>
+        <w:t>DOM</w:t>
+      </w:r>
+      <w:r>
+        <w:t>, enhance user interactions, and control browser-based components. Due to browser security restrictions, it could not access system resources such as the file system, network ports, or databases.</w:t>
       </w:r>
     </w:p>
     <w:p>
       <w:pPr>
         <w:ind w:firstLine="720"/>
-        <w:rPr>
-          <w:b/>
-          <w:bCs/>
-        </w:rPr>
-      </w:pPr>
-      <w:r>
-        <w:rPr>
-          <w:b/>
-          <w:bCs/>
-        </w:rPr>
-        <w:t xml:space="preserve">Before 2010, </w:t>
-      </w:r>
-      <w:r>
-        <w:t xml:space="preserve">JavaScript was primarily a </w:t>
+      </w:pPr>
+      <w:r>
+        <w:t>With the introduction of Node.js around 2010, JavaScript gained a server-side runtime outside the browser. Node.js provides system-level APIs that allow JavaScript to perform backend operations such as handling network requests, accessing the file system, and building scalable server applications.</w:t>
       </w:r>
     </w:p>
     <w:p>
       <w:pPr>
         <w:ind w:firstLine="720"/>
-        <w:rPr>
-          <w:b/>
-          <w:bCs/>
-        </w:rPr>
-      </w:pPr>
-      <w:r>
-        <w:t>scripting language, running inside the browser. It was used to manipulate the Document Object Model (DOM), handle user interactions, and control browser-based components. At that time, JavaScript had no ability to access system resources such as the file system, network ports, or databases, as it was restricted to the browser environment for security reasons.</w:t>
+      </w:pPr>
+      <w:r>
+        <w:t>This did not change JavaScript as a language, but it significantly expanded its execution environment, enabling developers to use JavaScript for both client-side and server-side development and build full-stack applications using a single language.</w:t>
+      </w:r>
+    </w:p>
+    <w:p>
+      <w:pPr>
+        <w:rPr>
+          <w:b/>
+          <w:bCs/>
+          <w:color w:val="D86DCB" w:themeColor="accent5" w:themeTint="99"/>
+        </w:rPr>
+      </w:pPr>
+      <w:r>
+        <w:rPr>
+          <w:b/>
+          <w:bCs/>
+          <w:color w:val="D86DCB" w:themeColor="accent5" w:themeTint="99"/>
+        </w:rPr>
+        <w:t>DOM:</w:t>
       </w:r>
     </w:p>
     <w:p>
@@ -112,28 +115,15 @@
         <w:ind w:firstLine="720"/>
       </w:pPr>
       <w:r>
-        <w:t>JavaScript is a programming language (After</w:t>
-      </w:r>
-      <w:r>
-        <w:t xml:space="preserve"> 2010</w:t>
-      </w:r>
-      <w:r>
-        <w:t>)</w:t>
-      </w:r>
-      <w:r>
-        <w:t>.</w:t>
-      </w:r>
-    </w:p>
-    <w:p>
-      <w:r>
-        <w:rPr>
-          <w:b/>
-          <w:bCs/>
-        </w:rPr>
-        <w:t>After 2010</w:t>
-      </w:r>
-      <w:r>
-        <w:t>, with the introduction of Node.js, JavaScript evolved into a server-side programming language. Node.js provides APIs that allow JavaScript to interact with the file system, manage network requests, and perform backend operations. This transformation enabled developers to build complete, scalable web applications using JavaScript on both the client and server sides.</w:t>
+        <w:t>DOM (Document Object Model) is the browser’s in-memory representation of an HTML document, structured as a tree of nodes. It is created when the browser parses the HTML, and it acts as the interface that allows JavaScript to read and modify the UI at runtime.</w:t>
+      </w:r>
+    </w:p>
+    <w:p>
+      <w:pPr>
+        <w:ind w:firstLine="720"/>
+      </w:pPr>
+      <w:r>
+        <w:t>DOM exposes APIs like node selection, traversal, content updates, style changes, and event handling. Since DOM updates trigger rendering operations like reflow (layout recalculation) and repaint (visual redraw), a 5-year developer must optimize DOM interactions by reducing layout thrashing, batching updates, and using techniques like event delegation for efficient event handling</w:t>
       </w:r>
     </w:p>
     <w:p>
@@ -150,6 +140,120 @@
           <w:bCs/>
           <w:color w:val="D86DCB" w:themeColor="accent5" w:themeTint="99"/>
         </w:rPr>
+        <w:t>DOM Manipulation</w:t>
+      </w:r>
+    </w:p>
+    <w:p>
+      <w:pPr>
+        <w:ind w:firstLine="720"/>
+      </w:pPr>
+      <w:r>
+        <w:t>DOM manipulation = programmatically changing the web page after the browser builds it.</w:t>
+      </w:r>
+    </w:p>
+    <w:p>
+      <w:pPr>
+        <w:numPr>
+          <w:ilvl w:val="0"/>
+          <w:numId w:val="26"/>
+        </w:numPr>
+      </w:pPr>
+      <w:r>
+        <w:t xml:space="preserve">Browser parses HTML → constructs </w:t>
+      </w:r>
+      <w:r>
+        <w:rPr>
+          <w:b/>
+          <w:bCs/>
+        </w:rPr>
+        <w:t>DOM (a tree of nodes)</w:t>
+      </w:r>
+    </w:p>
+    <w:p>
+      <w:pPr>
+        <w:numPr>
+          <w:ilvl w:val="0"/>
+          <w:numId w:val="26"/>
+        </w:numPr>
+      </w:pPr>
+      <w:r>
+        <w:t>JavaScript gets access to DOM via browser APIs</w:t>
+      </w:r>
+    </w:p>
+    <w:p>
+      <w:pPr>
+        <w:numPr>
+          <w:ilvl w:val="0"/>
+          <w:numId w:val="26"/>
+        </w:numPr>
+      </w:pPr>
+      <w:r>
+        <w:t xml:space="preserve">JS can </w:t>
+      </w:r>
+      <w:r>
+        <w:rPr>
+          <w:b/>
+          <w:bCs/>
+        </w:rPr>
+        <w:t>read, modify, delete, or create nodes</w:t>
+      </w:r>
+      <w:r>
+        <w:t xml:space="preserve"> at runtime</w:t>
+      </w:r>
+    </w:p>
+    <w:p>
+      <w:pPr>
+        <w:numPr>
+          <w:ilvl w:val="0"/>
+          <w:numId w:val="26"/>
+        </w:numPr>
+      </w:pPr>
+      <w:r>
+        <w:t xml:space="preserve">These changes update the UI </w:t>
+      </w:r>
+      <w:r>
+        <w:rPr>
+          <w:b/>
+          <w:bCs/>
+        </w:rPr>
+        <w:t>without a full page reload</w:t>
+      </w:r>
+    </w:p>
+    <w:p>
+      <w:pPr>
+        <w:numPr>
+          <w:ilvl w:val="0"/>
+          <w:numId w:val="26"/>
+        </w:numPr>
+      </w:pPr>
+      <w:r>
+        <w:t xml:space="preserve">Manipulation can trigger </w:t>
+      </w:r>
+      <w:r>
+        <w:rPr>
+          <w:b/>
+          <w:bCs/>
+        </w:rPr>
+        <w:t>reflow/repaint</w:t>
+      </w:r>
+      <w:r>
+        <w:t>, so performance matters</w:t>
+      </w:r>
+    </w:p>
+    <w:p>
+      <w:pPr>
+        <w:rPr>
+          <w:b/>
+          <w:bCs/>
+          <w:color w:val="D86DCB" w:themeColor="accent5" w:themeTint="99"/>
+        </w:rPr>
+      </w:pPr>
+      <w:r>
+        <w:rPr>
+          <w:b/>
+          <w:bCs/>
+          <w:color w:val="D86DCB" w:themeColor="accent5" w:themeTint="99"/>
+        </w:rPr>
         <w:t>Use or purpose of JavaScript</w:t>
       </w:r>
     </w:p>
@@ -158,6 +262,7 @@
         <w:ind w:firstLine="720"/>
       </w:pPr>
       <w:r>
+        <w:lastRenderedPageBreak/>
         <w:t>To make web pages</w:t>
       </w:r>
       <w:r>
@@ -377,7 +482,15 @@
         <w:t>JavaScript in the browser cannot access data from other websites because of security rules called the Same-Origin Policy.</w:t>
       </w:r>
       <w:r>
-        <w:t xml:space="preserve"> (i.e unable to access web pages of another website from current website).</w:t>
+        <w:t xml:space="preserve"> (</w:t>
+      </w:r>
+      <w:proofErr w:type="spellStart"/>
+      <w:r>
+        <w:t>i.e</w:t>
+      </w:r>
+      <w:proofErr w:type="spellEnd"/>
+      <w:r>
+        <w:t xml:space="preserve"> unable to access web pages of another website from current website).</w:t>
       </w:r>
     </w:p>
     <w:p>
@@ -394,7 +507,6 @@
           <w:bCs/>
           <w:color w:val="D86DCB" w:themeColor="accent5" w:themeTint="99"/>
         </w:rPr>
-        <w:lastRenderedPageBreak/>
         <w:t>Why to learn JavaScript?</w:t>
       </w:r>
     </w:p>
@@ -550,7 +662,23 @@
           <w:b/>
           <w:bCs/>
         </w:rPr>
-        <w:t>ES6(modern javaScript)</w:t>
+        <w:t xml:space="preserve">ES6(modern </w:t>
+      </w:r>
+      <w:proofErr w:type="spellStart"/>
+      <w:r>
+        <w:rPr>
+          <w:b/>
+          <w:bCs/>
+        </w:rPr>
+        <w:t>javaScript</w:t>
+      </w:r>
+      <w:proofErr w:type="spellEnd"/>
+      <w:r>
+        <w:rPr>
+          <w:b/>
+          <w:bCs/>
+        </w:rPr>
+        <w:t>)</w:t>
       </w:r>
     </w:p>
     <w:p>
@@ -567,7 +695,25 @@
           <w:bCs/>
           <w:color w:val="D86DCB" w:themeColor="accent5" w:themeTint="99"/>
         </w:rPr>
-        <w:t>Purpose of Javascript?</w:t>
+        <w:t xml:space="preserve">Purpose of </w:t>
+      </w:r>
+      <w:proofErr w:type="spellStart"/>
+      <w:r>
+        <w:rPr>
+          <w:b/>
+          <w:bCs/>
+          <w:color w:val="D86DCB" w:themeColor="accent5" w:themeTint="99"/>
+        </w:rPr>
+        <w:t>Javascript</w:t>
+      </w:r>
+      <w:proofErr w:type="spellEnd"/>
+      <w:r>
+        <w:rPr>
+          <w:b/>
+          <w:bCs/>
+          <w:color w:val="D86DCB" w:themeColor="accent5" w:themeTint="99"/>
+        </w:rPr>
+        <w:t>?</w:t>
       </w:r>
     </w:p>
     <w:p>
@@ -589,7 +735,25 @@
           <w:bCs/>
           <w:color w:val="D86DCB" w:themeColor="accent5" w:themeTint="99"/>
         </w:rPr>
-        <w:t>Ways to write Javascript?</w:t>
+        <w:t xml:space="preserve">Ways to write </w:t>
+      </w:r>
+      <w:proofErr w:type="spellStart"/>
+      <w:r>
+        <w:rPr>
+          <w:b/>
+          <w:bCs/>
+          <w:color w:val="D86DCB" w:themeColor="accent5" w:themeTint="99"/>
+        </w:rPr>
+        <w:t>Javascript</w:t>
+      </w:r>
+      <w:proofErr w:type="spellEnd"/>
+      <w:r>
+        <w:rPr>
+          <w:b/>
+          <w:bCs/>
+          <w:color w:val="D86DCB" w:themeColor="accent5" w:themeTint="99"/>
+        </w:rPr>
+        <w:t>?</w:t>
       </w:r>
     </w:p>
     <w:p>
@@ -621,28 +785,71 @@
           <w:bCs/>
           <w:color w:val="D86DCB" w:themeColor="accent5" w:themeTint="99"/>
         </w:rPr>
-        <w:t>Best place to write Javascript code?</w:t>
-      </w:r>
-    </w:p>
-    <w:p>
-      <w:r>
-        <w:t xml:space="preserve"> At body part: Once the HTML elements are loaded, the script should load afterwards. If the script refers to any of the elements, it should not throw an error.</w:t>
-      </w:r>
-    </w:p>
-    <w:p>
-      <w:pPr>
-        <w:rPr>
-          <w:b/>
-          <w:bCs/>
-        </w:rPr>
-      </w:pPr>
+        <w:t xml:space="preserve">Best place to write </w:t>
+      </w:r>
+      <w:proofErr w:type="spellStart"/>
       <w:r>
         <w:rPr>
           <w:b/>
           <w:bCs/>
           <w:color w:val="D86DCB" w:themeColor="accent5" w:themeTint="99"/>
         </w:rPr>
-        <w:t xml:space="preserve">Debugging in Javascript </w:t>
+        <w:t>Javascript</w:t>
+      </w:r>
+      <w:proofErr w:type="spellEnd"/>
+      <w:r>
+        <w:rPr>
+          <w:b/>
+          <w:bCs/>
+          <w:color w:val="D86DCB" w:themeColor="accent5" w:themeTint="99"/>
+        </w:rPr>
+        <w:t xml:space="preserve"> code?</w:t>
+      </w:r>
+    </w:p>
+    <w:p>
+      <w:r>
+        <w:rPr>
+          <w:b/>
+          <w:bCs/>
+        </w:rPr>
+        <w:t xml:space="preserve"> At body part:</w:t>
+      </w:r>
+      <w:r>
+        <w:t xml:space="preserve"> Once the HTML elements are loaded, the script should load afterwards. If the script refers to any of the elements, it should not throw an error.</w:t>
+      </w:r>
+    </w:p>
+    <w:p>
+      <w:pPr>
+        <w:rPr>
+          <w:b/>
+          <w:bCs/>
+        </w:rPr>
+      </w:pPr>
+      <w:r>
+        <w:rPr>
+          <w:b/>
+          <w:bCs/>
+          <w:color w:val="D86DCB" w:themeColor="accent5" w:themeTint="99"/>
+        </w:rPr>
+        <w:t xml:space="preserve">Debugging in </w:t>
+      </w:r>
+      <w:proofErr w:type="spellStart"/>
+      <w:r>
+        <w:rPr>
+          <w:b/>
+          <w:bCs/>
+          <w:color w:val="D86DCB" w:themeColor="accent5" w:themeTint="99"/>
+        </w:rPr>
+        <w:t>Javascript</w:t>
+      </w:r>
+      <w:proofErr w:type="spellEnd"/>
+      <w:r>
+        <w:rPr>
+          <w:b/>
+          <w:bCs/>
+          <w:color w:val="D86DCB" w:themeColor="accent5" w:themeTint="99"/>
+        </w:rPr>
+        <w:t xml:space="preserve"> </w:t>
       </w:r>
       <w:r>
         <w:rPr>
@@ -674,8 +881,13 @@
       </w:r>
     </w:p>
     <w:p>
-      <w:r>
-        <w:t xml:space="preserve">console.assert(exp ,message); //only error occurs it will be printed </w:t>
+      <w:proofErr w:type="spellStart"/>
+      <w:r>
+        <w:t>console.assert</w:t>
+      </w:r>
+      <w:proofErr w:type="spellEnd"/>
+      <w:r>
+        <w:t xml:space="preserve">(exp ,message); //only error occurs it will be printed </w:t>
       </w:r>
     </w:p>
     <w:p>
@@ -700,6 +912,60 @@
       </w:r>
       <w:r>
         <w:t>)</w:t>
+      </w:r>
+    </w:p>
+    <w:p>
+      <w:pPr>
+        <w:rPr>
+          <w:b/>
+          <w:bCs/>
+          <w:color w:val="D86DCB" w:themeColor="accent5" w:themeTint="99"/>
+        </w:rPr>
+      </w:pPr>
+      <w:r>
+        <w:rPr>
+          <w:b/>
+          <w:bCs/>
+          <w:color w:val="D86DCB" w:themeColor="accent5" w:themeTint="99"/>
+        </w:rPr>
+        <w:t>Events?</w:t>
+      </w:r>
+    </w:p>
+    <w:p>
+      <w:r>
+        <w:t>Event is a signal emitted by the browser or runtime when something happens—like a user clicking a button, typing on the keyboard, submitting a form, or a page finishing loading.</w:t>
+      </w:r>
+    </w:p>
+    <w:p>
+      <w:r>
+        <w:rPr>
+          <w:b/>
+          <w:bCs/>
+          <w:color w:val="D86DCB" w:themeColor="accent5" w:themeTint="99"/>
+        </w:rPr>
+        <w:t>Event handlers?</w:t>
+      </w:r>
+    </w:p>
+    <w:p>
+      <w:r>
+        <w:t>An Event Handler is the function or callback that we register to respond to that event. It contains the logic that gets executed once the event is triggered.</w:t>
+      </w:r>
+    </w:p>
+    <w:p>
+      <w:r>
+        <w:t xml:space="preserve">The recommended best practice for attaching handlers in the browser is </w:t>
+      </w:r>
+      <w:proofErr w:type="spellStart"/>
+      <w:r>
+        <w:rPr>
+          <w:b/>
+          <w:bCs/>
+        </w:rPr>
+        <w:t>addEventListener</w:t>
+      </w:r>
+      <w:proofErr w:type="spellEnd"/>
+      <w:r>
+        <w:t>, because it provides better control over event registration and lifecycle. It allows multiple handlers on the same element</w:t>
       </w:r>
     </w:p>
     <w:p>
@@ -967,13 +1233,26 @@
     </w:p>
     <w:p>
       <w:r>
-        <w:t xml:space="preserve">      let aPple;</w:t>
-      </w:r>
-    </w:p>
-    <w:p>
-      <w:r>
-        <w:t>// both are not same in javascript</w:t>
-      </w:r>
+        <w:t xml:space="preserve">      let </w:t>
+      </w:r>
+      <w:proofErr w:type="spellStart"/>
+      <w:r>
+        <w:t>aPple</w:t>
+      </w:r>
+      <w:proofErr w:type="spellEnd"/>
+      <w:r>
+        <w:t>;</w:t>
+      </w:r>
+    </w:p>
+    <w:p>
+      <w:r>
+        <w:t xml:space="preserve">// both are not same in </w:t>
+      </w:r>
+      <w:proofErr w:type="spellStart"/>
+      <w:r>
+        <w:t>javascript</w:t>
+      </w:r>
+      <w:proofErr w:type="spellEnd"/>
     </w:p>
     <w:p/>
     <w:p>
@@ -1017,7 +1296,15 @@
         <w:t xml:space="preserve"> but </w:t>
       </w:r>
       <w:r>
-        <w:t>with let and const hoisting will not work .</w:t>
+        <w:t xml:space="preserve">with </w:t>
+      </w:r>
+      <w:proofErr w:type="spellStart"/>
+      <w:r>
+        <w:t>let</w:t>
+      </w:r>
+      <w:proofErr w:type="spellEnd"/>
+      <w:r>
+        <w:t xml:space="preserve"> and const hoisting will not work .</w:t>
       </w:r>
     </w:p>
     <w:p>
@@ -1095,7 +1382,15 @@
         <w:t>var</w:t>
       </w:r>
       <w:r>
-        <w:t xml:space="preserve"> supports redeclaration and  updation.</w:t>
+        <w:t xml:space="preserve"> supports redeclaration and  </w:t>
+      </w:r>
+      <w:proofErr w:type="spellStart"/>
+      <w:r>
+        <w:t>updation</w:t>
+      </w:r>
+      <w:proofErr w:type="spellEnd"/>
+      <w:r>
+        <w:t>.</w:t>
       </w:r>
     </w:p>
     <w:p>
@@ -1107,7 +1402,15 @@
         <w:t>let</w:t>
       </w:r>
       <w:r>
-        <w:t xml:space="preserve"> supports only updation </w:t>
+        <w:t xml:space="preserve"> supports only </w:t>
+      </w:r>
+      <w:proofErr w:type="spellStart"/>
+      <w:r>
+        <w:t>updation</w:t>
+      </w:r>
+      <w:proofErr w:type="spellEnd"/>
+      <w:r>
+        <w:t xml:space="preserve"> </w:t>
       </w:r>
     </w:p>
     <w:p>
@@ -1119,7 +1422,15 @@
         <w:t>const</w:t>
       </w:r>
       <w:r>
-        <w:t xml:space="preserve"> no redeclaration / updation will takes place.</w:t>
+        <w:t xml:space="preserve"> no redeclaration / </w:t>
+      </w:r>
+      <w:proofErr w:type="spellStart"/>
+      <w:r>
+        <w:t>updation</w:t>
+      </w:r>
+      <w:proofErr w:type="spellEnd"/>
+      <w:r>
+        <w:t xml:space="preserve"> will takes place.</w:t>
       </w:r>
     </w:p>
     <w:p>
@@ -1247,8 +1558,13 @@
       <w:r>
         <w:t xml:space="preserve">--- </w:t>
       </w:r>
-      <w:r>
-        <w:t>updation allowed</w:t>
+      <w:proofErr w:type="spellStart"/>
+      <w:r>
+        <w:t>updation</w:t>
+      </w:r>
+      <w:proofErr w:type="spellEnd"/>
+      <w:r>
+        <w:t xml:space="preserve"> allowed</w:t>
       </w:r>
     </w:p>
     <w:p>
@@ -1496,18 +1812,45 @@
             <w14:round/>
           </w14:textOutline>
         </w:rPr>
-        <w:t>reassigning array is not possible but we can change value for the index of arr</w:t>
-      </w:r>
-    </w:p>
-    <w:p>
-      <w:r>
-        <w:t>const arr = [1, 2, 3, 4];</w:t>
+        <w:t xml:space="preserve">reassigning array is not possible but we can change value for the index of </w:t>
+      </w:r>
+      <w:proofErr w:type="spellStart"/>
+      <w:r>
+        <w:rPr>
+          <w:bCs/>
+          <w:color w:val="80340D" w:themeColor="accent2" w:themeShade="80"/>
+          <w14:textOutline w14:w="0" w14:cap="flat" w14:cmpd="sng" w14:algn="ctr">
+            <w14:noFill/>
+            <w14:prstDash w14:val="solid"/>
+            <w14:round/>
+          </w14:textOutline>
+        </w:rPr>
+        <w:t>arr</w:t>
+      </w:r>
+      <w:proofErr w:type="spellEnd"/>
+    </w:p>
+    <w:p>
+      <w:r>
+        <w:t xml:space="preserve">const </w:t>
+      </w:r>
+      <w:proofErr w:type="spellStart"/>
+      <w:r>
+        <w:t>arr</w:t>
+      </w:r>
+      <w:proofErr w:type="spellEnd"/>
+      <w:r>
+        <w:t xml:space="preserve"> = [1, 2, 3, 4];</w:t>
       </w:r>
     </w:p>
     <w:p/>
     <w:p>
-      <w:r>
-        <w:t xml:space="preserve">arr = [5, 6, 7]; // </w:t>
+      <w:proofErr w:type="spellStart"/>
+      <w:r>
+        <w:t>arr</w:t>
+      </w:r>
+      <w:proofErr w:type="spellEnd"/>
+      <w:r>
+        <w:t xml:space="preserve"> = [5, 6, 7]; // </w:t>
       </w:r>
       <w:r>
         <w:rPr>
@@ -1520,8 +1863,13 @@
       </w:r>
     </w:p>
     <w:p>
-      <w:r>
-        <w:t xml:space="preserve">arr[0] = 0;         // </w:t>
+      <w:proofErr w:type="spellStart"/>
+      <w:r>
+        <w:t>arr</w:t>
+      </w:r>
+      <w:proofErr w:type="spellEnd"/>
+      <w:r>
+        <w:t xml:space="preserve">[0] = 0;         // </w:t>
       </w:r>
       <w:r>
         <w:rPr>
@@ -1535,7 +1883,15 @@
     </w:p>
     <w:p>
       <w:r>
-        <w:t>console.log(arr);   // [0, 2, 3, 4]</w:t>
+        <w:t>console.log(</w:t>
+      </w:r>
+      <w:proofErr w:type="spellStart"/>
+      <w:r>
+        <w:t>arr</w:t>
+      </w:r>
+      <w:proofErr w:type="spellEnd"/>
+      <w:r>
+        <w:t>);   // [0, 2, 3, 4]</w:t>
       </w:r>
     </w:p>
     <w:p>
@@ -1697,23 +2053,7 @@
           <w:b/>
           <w:bCs/>
         </w:rPr>
-        <w:t xml:space="preserve">only inside the </w:t>
-      </w:r>
-      <w:proofErr w:type="gramStart"/>
-      <w:r>
-        <w:rPr>
-          <w:b/>
-          <w:bCs/>
-        </w:rPr>
-        <w:t>for loop</w:t>
-      </w:r>
-      <w:proofErr w:type="gramEnd"/>
-      <w:r>
-        <w:rPr>
-          <w:b/>
-          <w:bCs/>
-        </w:rPr>
-        <w:t xml:space="preserve"> block</w:t>
+        <w:t>only inside the for loop block</w:t>
       </w:r>
       <w:r>
         <w:t>.</w:t>
@@ -1900,6 +2240,7 @@
           <w:color w:val="D86DCB" w:themeColor="accent5" w:themeTint="99"/>
         </w:rPr>
       </w:pPr>
+      <w:proofErr w:type="spellStart"/>
       <w:r>
         <w:rPr>
           <w:b/>
@@ -1908,6 +2249,7 @@
         </w:rPr>
         <w:t>DataTypes</w:t>
       </w:r>
+      <w:proofErr w:type="spellEnd"/>
       <w:r>
         <w:rPr>
           <w:b/>
@@ -1939,40 +2281,40 @@
           <w:bCs/>
           <w:color w:val="124F1A" w:themeColor="accent3" w:themeShade="BF"/>
         </w:rPr>
-        <w:t>Containers for storing data values</w:t>
-      </w:r>
-      <w:r>
+        <w:t xml:space="preserve">Containers for storing data values </w:t>
+      </w:r>
+    </w:p>
+    <w:p>
+      <w:pPr>
         <w:rPr>
           <w:b/>
           <w:bCs/>
           <w:color w:val="124F1A" w:themeColor="accent3" w:themeShade="BF"/>
         </w:rPr>
-        <w:t xml:space="preserve"> </w:t>
-      </w:r>
-    </w:p>
-    <w:p>
-      <w:pPr>
+      </w:pPr>
+      <w:r>
+        <w:rPr>
+          <w:b/>
+          <w:bCs/>
+          <w:color w:val="EE0000"/>
+        </w:rPr>
+        <w:t xml:space="preserve">Primitive data types </w:t>
+      </w:r>
+      <w:r>
         <w:rPr>
           <w:b/>
           <w:bCs/>
           <w:color w:val="124F1A" w:themeColor="accent3" w:themeShade="BF"/>
         </w:rPr>
-      </w:pPr>
-      <w:r>
-        <w:rPr>
-          <w:b/>
-          <w:bCs/>
-          <w:color w:val="EE0000"/>
-        </w:rPr>
-        <w:t>Primitive data types</w:t>
-      </w:r>
-      <w:r>
-        <w:rPr>
-          <w:b/>
-          <w:bCs/>
-          <w:color w:val="EE0000"/>
-        </w:rPr>
-        <w:t xml:space="preserve"> </w:t>
+        <w:t xml:space="preserve">used to store single value are known as </w:t>
+      </w:r>
+      <w:r>
+        <w:rPr>
+          <w:b/>
+          <w:bCs/>
+          <w:color w:val="0A2F41" w:themeColor="accent1" w:themeShade="80"/>
+        </w:rPr>
+        <w:t xml:space="preserve">Primitive data </w:t>
       </w:r>
       <w:r>
         <w:rPr>
@@ -1980,7 +2322,7 @@
           <w:bCs/>
           <w:color w:val="124F1A" w:themeColor="accent3" w:themeShade="BF"/>
         </w:rPr>
-        <w:t xml:space="preserve">used to store single value are known as </w:t>
+        <w:t>types</w:t>
       </w:r>
       <w:r>
         <w:rPr>
@@ -1988,22 +2330,6 @@
           <w:bCs/>
           <w:color w:val="0A2F41" w:themeColor="accent1" w:themeShade="80"/>
         </w:rPr>
-        <w:t xml:space="preserve">Primitive data </w:t>
-      </w:r>
-      <w:r>
-        <w:rPr>
-          <w:b/>
-          <w:bCs/>
-          <w:color w:val="124F1A" w:themeColor="accent3" w:themeShade="BF"/>
-        </w:rPr>
-        <w:t>types</w:t>
-      </w:r>
-      <w:r>
-        <w:rPr>
-          <w:b/>
-          <w:bCs/>
-          <w:color w:val="0A2F41" w:themeColor="accent1" w:themeShade="80"/>
-        </w:rPr>
         <w:t>.</w:t>
       </w:r>
     </w:p>
@@ -2031,7 +2357,15 @@
     </w:p>
     <w:p>
       <w:r>
-        <w:t>It mentions terms like phone, rating, pincode — these are examples of real-world data that usually store numbers.</w:t>
+        <w:t xml:space="preserve">It mentions terms like phone, rating, </w:t>
+      </w:r>
+      <w:proofErr w:type="spellStart"/>
+      <w:r>
+        <w:t>pincode</w:t>
+      </w:r>
+      <w:proofErr w:type="spellEnd"/>
+      <w:r>
+        <w:t xml:space="preserve"> — these are examples of real-world data that usually store numbers.</w:t>
       </w:r>
     </w:p>
     <w:p>
@@ -2142,7 +2476,15 @@
         </w:numPr>
       </w:pPr>
       <w:r>
-        <w:t>Letters + special characters (SC) (e.g., "abc@#!")</w:t>
+        <w:t>Letters + special characters (SC) (e.g., "</w:t>
+      </w:r>
+      <w:proofErr w:type="spellStart"/>
+      <w:r>
+        <w:t>abc</w:t>
+      </w:r>
+      <w:proofErr w:type="spellEnd"/>
+      <w:r>
+        <w:t>@#!")</w:t>
       </w:r>
     </w:p>
     <w:p>
@@ -2431,8 +2773,13 @@
       <w:pPr>
         <w:ind w:firstLine="720"/>
       </w:pPr>
-      <w:r>
-        <w:t>typeof null returns "object".</w:t>
+      <w:proofErr w:type="spellStart"/>
+      <w:r>
+        <w:t>typeof</w:t>
+      </w:r>
+      <w:proofErr w:type="spellEnd"/>
+      <w:r>
+        <w:t xml:space="preserve"> null returns "object".</w:t>
       </w:r>
     </w:p>
     <w:p>
@@ -2865,7 +3212,15 @@
         <w:ind w:left="1440" w:firstLine="720"/>
       </w:pPr>
       <w:r>
-        <w:t>"name" : "rakesh",</w:t>
+        <w:t>"name" : "</w:t>
+      </w:r>
+      <w:proofErr w:type="spellStart"/>
+      <w:r>
+        <w:t>rakesh</w:t>
+      </w:r>
+      <w:proofErr w:type="spellEnd"/>
+      <w:r>
+        <w:t>",</w:t>
       </w:r>
     </w:p>
     <w:p>
@@ -3598,7 +3953,35 @@
         <w:rPr>
           <w:rFonts w:ascii="Times New Roman" w:hAnsi="Times New Roman" w:cs="Times New Roman"/>
         </w:rPr>
-        <w:t>condition ? trueBlock : falseBlock;</w:t>
+        <w:t xml:space="preserve">condition ? </w:t>
+      </w:r>
+      <w:proofErr w:type="spellStart"/>
+      <w:r>
+        <w:rPr>
+          <w:rFonts w:ascii="Times New Roman" w:hAnsi="Times New Roman" w:cs="Times New Roman"/>
+        </w:rPr>
+        <w:t>trueBlock</w:t>
+      </w:r>
+      <w:proofErr w:type="spellEnd"/>
+      <w:r>
+        <w:rPr>
+          <w:rFonts w:ascii="Times New Roman" w:hAnsi="Times New Roman" w:cs="Times New Roman"/>
+        </w:rPr>
+        <w:t xml:space="preserve"> : </w:t>
+      </w:r>
+      <w:proofErr w:type="spellStart"/>
+      <w:r>
+        <w:rPr>
+          <w:rFonts w:ascii="Times New Roman" w:hAnsi="Times New Roman" w:cs="Times New Roman"/>
+        </w:rPr>
+        <w:t>falseBlock</w:t>
+      </w:r>
+      <w:proofErr w:type="spellEnd"/>
+      <w:r>
+        <w:rPr>
+          <w:rFonts w:ascii="Times New Roman" w:hAnsi="Times New Roman" w:cs="Times New Roman"/>
+        </w:rPr>
+        <w:t>;</w:t>
       </w:r>
     </w:p>
     <w:p>
@@ -3612,7 +3995,21 @@
         <w:rPr>
           <w:rFonts w:ascii="Times New Roman" w:hAnsi="Times New Roman" w:cs="Times New Roman"/>
         </w:rPr>
-        <w:t>let num = 13;</w:t>
+        <w:t xml:space="preserve">let </w:t>
+      </w:r>
+      <w:proofErr w:type="spellStart"/>
+      <w:r>
+        <w:rPr>
+          <w:rFonts w:ascii="Times New Roman" w:hAnsi="Times New Roman" w:cs="Times New Roman"/>
+        </w:rPr>
+        <w:t>num</w:t>
+      </w:r>
+      <w:proofErr w:type="spellEnd"/>
+      <w:r>
+        <w:rPr>
+          <w:rFonts w:ascii="Times New Roman" w:hAnsi="Times New Roman" w:cs="Times New Roman"/>
+        </w:rPr>
+        <w:t xml:space="preserve"> = 13;</w:t>
       </w:r>
     </w:p>
     <w:p>
@@ -3626,7 +4023,21 @@
         <w:rPr>
           <w:rFonts w:ascii="Times New Roman" w:hAnsi="Times New Roman" w:cs="Times New Roman"/>
         </w:rPr>
-        <w:t>let result = num % 2 == 0 ? "even" : "odd";</w:t>
+        <w:t xml:space="preserve">let result = </w:t>
+      </w:r>
+      <w:proofErr w:type="spellStart"/>
+      <w:r>
+        <w:rPr>
+          <w:rFonts w:ascii="Times New Roman" w:hAnsi="Times New Roman" w:cs="Times New Roman"/>
+        </w:rPr>
+        <w:t>num</w:t>
+      </w:r>
+      <w:proofErr w:type="spellEnd"/>
+      <w:r>
+        <w:rPr>
+          <w:rFonts w:ascii="Times New Roman" w:hAnsi="Times New Roman" w:cs="Times New Roman"/>
+        </w:rPr>
+        <w:t xml:space="preserve"> % 2 == 0 ? "even" : "odd";</w:t>
       </w:r>
     </w:p>
     <w:p>
@@ -3813,7 +4224,21 @@
         <w:rPr>
           <w:rFonts w:ascii="Times New Roman" w:hAnsi="Times New Roman" w:cs="Times New Roman"/>
         </w:rPr>
-        <w:t>Initialization, condition, inc/dec</w:t>
+        <w:t xml:space="preserve">Initialization, condition, </w:t>
+      </w:r>
+      <w:proofErr w:type="spellStart"/>
+      <w:r>
+        <w:rPr>
+          <w:rFonts w:ascii="Times New Roman" w:hAnsi="Times New Roman" w:cs="Times New Roman"/>
+        </w:rPr>
+        <w:t>inc</w:t>
+      </w:r>
+      <w:proofErr w:type="spellEnd"/>
+      <w:r>
+        <w:rPr>
+          <w:rFonts w:ascii="Times New Roman" w:hAnsi="Times New Roman" w:cs="Times New Roman"/>
+        </w:rPr>
+        <w:t>/dec</w:t>
       </w:r>
     </w:p>
     <w:p>
@@ -3918,7 +4343,15 @@
     </w:p>
     <w:p>
       <w:r>
-        <w:t>Iterating values of iterable objects (arrays, strings, etc.).</w:t>
+        <w:t xml:space="preserve">Iterating values of </w:t>
+      </w:r>
+      <w:proofErr w:type="spellStart"/>
+      <w:r>
+        <w:t>iterable</w:t>
+      </w:r>
+      <w:proofErr w:type="spellEnd"/>
+      <w:r>
+        <w:t xml:space="preserve"> objects (arrays, strings, etc.).</w:t>
       </w:r>
     </w:p>
     <w:p>
@@ -4135,7 +4568,47 @@
           <w:bCs/>
           <w:color w:val="80340D" w:themeColor="accent2" w:themeShade="80"/>
         </w:rPr>
-        <w:t>: Falsy values in JavaScript: 0, NaN, undefined, false</w:t>
+        <w:t xml:space="preserve">: </w:t>
+      </w:r>
+      <w:proofErr w:type="spellStart"/>
+      <w:r>
+        <w:rPr>
+          <w:rFonts w:ascii="Times New Roman" w:hAnsi="Times New Roman" w:cs="Times New Roman"/>
+          <w:b/>
+          <w:bCs/>
+          <w:color w:val="80340D" w:themeColor="accent2" w:themeShade="80"/>
+        </w:rPr>
+        <w:t>Falsy</w:t>
+      </w:r>
+      <w:proofErr w:type="spellEnd"/>
+      <w:r>
+        <w:rPr>
+          <w:rFonts w:ascii="Times New Roman" w:hAnsi="Times New Roman" w:cs="Times New Roman"/>
+          <w:b/>
+          <w:bCs/>
+          <w:color w:val="80340D" w:themeColor="accent2" w:themeShade="80"/>
+        </w:rPr>
+        <w:t xml:space="preserve"> values in JavaScript: 0, </w:t>
+      </w:r>
+      <w:proofErr w:type="spellStart"/>
+      <w:r>
+        <w:rPr>
+          <w:rFonts w:ascii="Times New Roman" w:hAnsi="Times New Roman" w:cs="Times New Roman"/>
+          <w:b/>
+          <w:bCs/>
+          <w:color w:val="80340D" w:themeColor="accent2" w:themeShade="80"/>
+        </w:rPr>
+        <w:t>NaN</w:t>
+      </w:r>
+      <w:proofErr w:type="spellEnd"/>
+      <w:r>
+        <w:rPr>
+          <w:rFonts w:ascii="Times New Roman" w:hAnsi="Times New Roman" w:cs="Times New Roman"/>
+          <w:b/>
+          <w:bCs/>
+          <w:color w:val="80340D" w:themeColor="accent2" w:themeShade="80"/>
+        </w:rPr>
+        <w:t>, undefined, false</w:t>
       </w:r>
     </w:p>
     <w:p>
@@ -4169,6 +4642,7 @@
       <w:r>
         <w:t>Destructuring helps avoid repetitive dot notation (</w:t>
       </w:r>
+      <w:proofErr w:type="spellStart"/>
       <w:r>
         <w:rPr>
           <w:b/>
@@ -4177,6 +4651,7 @@
         </w:rPr>
         <w:t>ObjectName.PropertyName</w:t>
       </w:r>
+      <w:proofErr w:type="spellEnd"/>
       <w:r>
         <w:t>).</w:t>
       </w:r>
@@ -4762,8 +5237,13 @@
         <w:spacing w:line="259" w:lineRule="auto"/>
       </w:pPr>
       <w:r>
-        <w:t>setTimeout, setInterval</w:t>
-      </w:r>
+        <w:t xml:space="preserve">setTimeout, </w:t>
+      </w:r>
+      <w:proofErr w:type="spellStart"/>
+      <w:r>
+        <w:t>setInterval</w:t>
+      </w:r>
+      <w:proofErr w:type="spellEnd"/>
     </w:p>
     <w:p>
       <w:pPr>
@@ -4804,8 +5284,13 @@
         <w:spacing w:line="259" w:lineRule="auto"/>
       </w:pPr>
       <w:r>
-        <w:t>fetch / XMLHttpRequest</w:t>
-      </w:r>
+        <w:t xml:space="preserve">fetch / </w:t>
+      </w:r>
+      <w:proofErr w:type="spellStart"/>
+      <w:r>
+        <w:t>XMLHttpRequest</w:t>
+      </w:r>
+      <w:proofErr w:type="spellEnd"/>
     </w:p>
     <w:p>
       <w:pPr>
@@ -4844,7 +5329,43 @@
           <w:bCs/>
           <w:color w:val="275317" w:themeColor="accent6" w:themeShade="80"/>
         </w:rPr>
-        <w:t>fetch('/api/data').then(res =&gt; res.json())</w:t>
+        <w:t>fetch('/</w:t>
+      </w:r>
+      <w:proofErr w:type="spellStart"/>
+      <w:r>
+        <w:rPr>
+          <w:b/>
+          <w:bCs/>
+          <w:color w:val="275317" w:themeColor="accent6" w:themeShade="80"/>
+        </w:rPr>
+        <w:t>api</w:t>
+      </w:r>
+      <w:proofErr w:type="spellEnd"/>
+      <w:r>
+        <w:rPr>
+          <w:b/>
+          <w:bCs/>
+          <w:color w:val="275317" w:themeColor="accent6" w:themeShade="80"/>
+        </w:rPr>
+        <w:t xml:space="preserve">/data').then(res =&gt; </w:t>
+      </w:r>
+      <w:proofErr w:type="spellStart"/>
+      <w:r>
+        <w:rPr>
+          <w:b/>
+          <w:bCs/>
+          <w:color w:val="275317" w:themeColor="accent6" w:themeShade="80"/>
+        </w:rPr>
+        <w:t>res.json</w:t>
+      </w:r>
+      <w:proofErr w:type="spellEnd"/>
+      <w:r>
+        <w:rPr>
+          <w:b/>
+          <w:bCs/>
+          <w:color w:val="275317" w:themeColor="accent6" w:themeShade="80"/>
+        </w:rPr>
+        <w:t>())</w:t>
       </w:r>
     </w:p>
     <w:p>
@@ -4886,13 +5407,41 @@
           <w:color w:val="275317" w:themeColor="accent6" w:themeShade="80"/>
         </w:rPr>
       </w:pPr>
+      <w:proofErr w:type="spellStart"/>
       <w:r>
         <w:rPr>
           <w:b/>
           <w:bCs/>
           <w:color w:val="275317" w:themeColor="accent6" w:themeShade="80"/>
         </w:rPr>
-        <w:t>document.querySelector("button").addEventListener("click", ...)</w:t>
+        <w:t>document.querySelector</w:t>
+      </w:r>
+      <w:proofErr w:type="spellEnd"/>
+      <w:r>
+        <w:rPr>
+          <w:b/>
+          <w:bCs/>
+          <w:color w:val="275317" w:themeColor="accent6" w:themeShade="80"/>
+        </w:rPr>
+        <w:t>("button").</w:t>
+      </w:r>
+      <w:proofErr w:type="spellStart"/>
+      <w:r>
+        <w:rPr>
+          <w:b/>
+          <w:bCs/>
+          <w:color w:val="275317" w:themeColor="accent6" w:themeShade="80"/>
+        </w:rPr>
+        <w:t>addEventListener</w:t>
+      </w:r>
+      <w:proofErr w:type="spellEnd"/>
+      <w:r>
+        <w:rPr>
+          <w:b/>
+          <w:bCs/>
+          <w:color w:val="275317" w:themeColor="accent6" w:themeShade="80"/>
+        </w:rPr>
+        <w:t>("click", ...)</w:t>
       </w:r>
     </w:p>
     <w:p>
@@ -4903,9 +5452,11 @@
         </w:numPr>
         <w:spacing w:line="259" w:lineRule="auto"/>
       </w:pPr>
+      <w:proofErr w:type="spellStart"/>
       <w:r>
         <w:t>localStorage</w:t>
       </w:r>
+      <w:proofErr w:type="spellEnd"/>
       <w:r>
         <w:t>, location, console</w:t>
       </w:r>
@@ -4931,13 +5482,23 @@
           <w:color w:val="275317" w:themeColor="accent6" w:themeShade="80"/>
         </w:rPr>
       </w:pPr>
+      <w:proofErr w:type="spellStart"/>
       <w:r>
         <w:rPr>
           <w:b/>
           <w:bCs/>
           <w:color w:val="275317" w:themeColor="accent6" w:themeShade="80"/>
         </w:rPr>
-        <w:t>localStorage.setItem('theme', 'dark')</w:t>
+        <w:t>localStorage.setItem</w:t>
+      </w:r>
+      <w:proofErr w:type="spellEnd"/>
+      <w:r>
+        <w:rPr>
+          <w:b/>
+          <w:bCs/>
+          <w:color w:val="275317" w:themeColor="accent6" w:themeShade="80"/>
+        </w:rPr>
+        <w:t>('theme', 'dark')</w:t>
       </w:r>
     </w:p>
     <w:p>
@@ -4961,13 +5522,23 @@
           <w:color w:val="275317" w:themeColor="accent6" w:themeShade="80"/>
         </w:rPr>
       </w:pPr>
+      <w:proofErr w:type="spellStart"/>
       <w:r>
         <w:rPr>
           <w:b/>
           <w:bCs/>
           <w:color w:val="275317" w:themeColor="accent6" w:themeShade="80"/>
         </w:rPr>
-        <w:t>window.location.href = 'https://example.com'</w:t>
+        <w:t>window.location.href</w:t>
+      </w:r>
+      <w:proofErr w:type="spellEnd"/>
+      <w:r>
+        <w:rPr>
+          <w:b/>
+          <w:bCs/>
+          <w:color w:val="275317" w:themeColor="accent6" w:themeShade="80"/>
+        </w:rPr>
+        <w:t xml:space="preserve"> = 'https://example.com'</w:t>
       </w:r>
     </w:p>
     <w:p>
@@ -5009,22 +5580,46 @@
         <w:spacing w:line="259" w:lineRule="auto"/>
       </w:pPr>
       <w:r>
-        <w:t>Once these tasks finish, their callbacks are sent to a queue (microtask or macrotask).</w:t>
-      </w:r>
-    </w:p>
-    <w:p>
-      <w:pPr>
-        <w:rPr>
-          <w:b/>
-          <w:bCs/>
-        </w:rPr>
-      </w:pPr>
-      <w:r>
-        <w:rPr>
-          <w:b/>
-          <w:bCs/>
-        </w:rPr>
-        <w:t>Callback Queue (Macrotask Queue)</w:t>
+        <w:t xml:space="preserve">Once these tasks finish, their callbacks are sent to a queue (microtask or </w:t>
+      </w:r>
+      <w:proofErr w:type="spellStart"/>
+      <w:r>
+        <w:t>macrotask</w:t>
+      </w:r>
+      <w:proofErr w:type="spellEnd"/>
+      <w:r>
+        <w:t>).</w:t>
+      </w:r>
+    </w:p>
+    <w:p>
+      <w:pPr>
+        <w:rPr>
+          <w:b/>
+          <w:bCs/>
+        </w:rPr>
+      </w:pPr>
+      <w:r>
+        <w:rPr>
+          <w:b/>
+          <w:bCs/>
+        </w:rPr>
+        <w:t>Callback Queue (</w:t>
+      </w:r>
+      <w:proofErr w:type="spellStart"/>
+      <w:r>
+        <w:rPr>
+          <w:b/>
+          <w:bCs/>
+        </w:rPr>
+        <w:t>Macrotask</w:t>
+      </w:r>
+      <w:proofErr w:type="spellEnd"/>
+      <w:r>
+        <w:rPr>
+          <w:b/>
+          <w:bCs/>
+        </w:rPr>
+        <w:t xml:space="preserve"> Queue)</w:t>
       </w:r>
     </w:p>
     <w:p>
@@ -5070,8 +5665,21 @@
         <w:spacing w:line="259" w:lineRule="auto"/>
       </w:pPr>
       <w:r>
-        <w:t>setTimeout, setInterval, setImmediate</w:t>
-      </w:r>
+        <w:t xml:space="preserve">setTimeout, </w:t>
+      </w:r>
+      <w:proofErr w:type="spellStart"/>
+      <w:r>
+        <w:t>setInterval</w:t>
+      </w:r>
+      <w:proofErr w:type="spellEnd"/>
+      <w:r>
+        <w:t xml:space="preserve">, </w:t>
+      </w:r>
+      <w:proofErr w:type="spellStart"/>
+      <w:r>
+        <w:t>setImmediate</w:t>
+      </w:r>
+      <w:proofErr w:type="spellEnd"/>
     </w:p>
     <w:p>
       <w:pPr>
@@ -5113,8 +5721,17 @@
           <w:b/>
           <w:bCs/>
         </w:rPr>
-        <w:t>one macrotask</w:t>
-      </w:r>
+        <w:t xml:space="preserve">one </w:t>
+      </w:r>
+      <w:proofErr w:type="spellStart"/>
+      <w:r>
+        <w:rPr>
+          <w:b/>
+          <w:bCs/>
+        </w:rPr>
+        <w:t>macrotask</w:t>
+      </w:r>
+      <w:proofErr w:type="spellEnd"/>
       <w:r>
         <w:t xml:space="preserve"> at a time to execute (after microtasks finish).</w:t>
       </w:r>
@@ -5186,8 +5803,29 @@
         </w:numPr>
         <w:spacing w:line="259" w:lineRule="auto"/>
       </w:pPr>
-      <w:r>
-        <w:t>Promise.then(), Promise.catch(), queueMicrotask()</w:t>
+      <w:proofErr w:type="spellStart"/>
+      <w:r>
+        <w:t>Promise.then</w:t>
+      </w:r>
+      <w:proofErr w:type="spellEnd"/>
+      <w:r>
+        <w:t xml:space="preserve">(), </w:t>
+      </w:r>
+      <w:proofErr w:type="spellStart"/>
+      <w:r>
+        <w:t>Promise.catch</w:t>
+      </w:r>
+      <w:proofErr w:type="spellEnd"/>
+      <w:r>
+        <w:t xml:space="preserve">(), </w:t>
+      </w:r>
+      <w:proofErr w:type="spellStart"/>
+      <w:r>
+        <w:t>queueMicrotask</w:t>
+      </w:r>
+      <w:proofErr w:type="spellEnd"/>
+      <w:r>
+        <w:t>()</w:t>
       </w:r>
     </w:p>
     <w:p>
@@ -5198,9 +5836,11 @@
         </w:numPr>
         <w:spacing w:line="259" w:lineRule="auto"/>
       </w:pPr>
+      <w:proofErr w:type="spellStart"/>
       <w:r>
         <w:t>MutationObserver</w:t>
       </w:r>
+      <w:proofErr w:type="spellEnd"/>
     </w:p>
     <w:p>
       <w:pPr>
@@ -5221,7 +5861,15 @@
         <w:t>all microtasks first</w:t>
       </w:r>
       <w:r>
-        <w:t xml:space="preserve"> before moving to macrotasks.</w:t>
+        <w:t xml:space="preserve"> before moving to </w:t>
+      </w:r>
+      <w:proofErr w:type="spellStart"/>
+      <w:r>
+        <w:t>macrotasks</w:t>
+      </w:r>
+      <w:proofErr w:type="spellEnd"/>
+      <w:r>
+        <w:t>.</w:t>
       </w:r>
     </w:p>
     <w:p>
@@ -5345,8 +5993,17 @@
           <w:b/>
           <w:bCs/>
         </w:rPr>
-        <w:t>one macrotask</w:t>
-      </w:r>
+        <w:t xml:space="preserve">one </w:t>
+      </w:r>
+      <w:proofErr w:type="spellStart"/>
+      <w:r>
+        <w:rPr>
+          <w:b/>
+          <w:bCs/>
+        </w:rPr>
+        <w:t>macrotask</w:t>
+      </w:r>
+      <w:proofErr w:type="spellEnd"/>
       <w:r>
         <w:t xml:space="preserve"> from the Callback Queue.</w:t>
       </w:r>
@@ -5608,7 +6265,15 @@
     </w:p>
     <w:p>
       <w:r>
-        <w:t>arrow function is a simplied code reduce of lines</w:t>
+        <w:t xml:space="preserve">arrow function is a </w:t>
+      </w:r>
+      <w:proofErr w:type="spellStart"/>
+      <w:r>
+        <w:t>simplied</w:t>
+      </w:r>
+      <w:proofErr w:type="spellEnd"/>
+      <w:r>
+        <w:t xml:space="preserve"> code reduce of lines</w:t>
       </w:r>
     </w:p>
     <w:p>
@@ -5683,12 +6348,52 @@
         <w:ind w:firstLine="720"/>
       </w:pPr>
       <w:r>
-        <w:t>let addingNumber = (a,b) =&gt; { return a+b };</w:t>
-      </w:r>
-    </w:p>
-    <w:p>
-      <w:r>
-        <w:t>console.log('addingNumber',addingNumber(2,1))</w:t>
+        <w:t xml:space="preserve">let </w:t>
+      </w:r>
+      <w:proofErr w:type="spellStart"/>
+      <w:r>
+        <w:t>addingNumber</w:t>
+      </w:r>
+      <w:proofErr w:type="spellEnd"/>
+      <w:r>
+        <w:t xml:space="preserve"> = (</w:t>
+      </w:r>
+      <w:proofErr w:type="spellStart"/>
+      <w:r>
+        <w:t>a,b</w:t>
+      </w:r>
+      <w:proofErr w:type="spellEnd"/>
+      <w:r>
+        <w:t xml:space="preserve">) =&gt; { return </w:t>
+      </w:r>
+      <w:proofErr w:type="spellStart"/>
+      <w:r>
+        <w:t>a+b</w:t>
+      </w:r>
+      <w:proofErr w:type="spellEnd"/>
+      <w:r>
+        <w:t xml:space="preserve"> };</w:t>
+      </w:r>
+    </w:p>
+    <w:p>
+      <w:r>
+        <w:t>console.log('</w:t>
+      </w:r>
+      <w:proofErr w:type="spellStart"/>
+      <w:r>
+        <w:t>addingNumber</w:t>
+      </w:r>
+      <w:proofErr w:type="spellEnd"/>
+      <w:r>
+        <w:t>',</w:t>
+      </w:r>
+      <w:proofErr w:type="spellStart"/>
+      <w:r>
+        <w:t>addingNumber</w:t>
+      </w:r>
+      <w:proofErr w:type="spellEnd"/>
+      <w:r>
+        <w:t>(2,1))</w:t>
       </w:r>
     </w:p>
     <w:p>
@@ -5733,12 +6438,52 @@
         <w:ind w:firstLine="720"/>
       </w:pPr>
       <w:r>
-        <w:t>let addingNumber = (a,b) =&gt; a+b;</w:t>
-      </w:r>
-    </w:p>
-    <w:p>
-      <w:r>
-        <w:t>console.log('addingNumber',addingNumber(2,1))</w:t>
+        <w:t xml:space="preserve">let </w:t>
+      </w:r>
+      <w:proofErr w:type="spellStart"/>
+      <w:r>
+        <w:t>addingNumber</w:t>
+      </w:r>
+      <w:proofErr w:type="spellEnd"/>
+      <w:r>
+        <w:t xml:space="preserve"> = (</w:t>
+      </w:r>
+      <w:proofErr w:type="spellStart"/>
+      <w:r>
+        <w:t>a,b</w:t>
+      </w:r>
+      <w:proofErr w:type="spellEnd"/>
+      <w:r>
+        <w:t xml:space="preserve">) =&gt; </w:t>
+      </w:r>
+      <w:proofErr w:type="spellStart"/>
+      <w:r>
+        <w:t>a+b</w:t>
+      </w:r>
+      <w:proofErr w:type="spellEnd"/>
+      <w:r>
+        <w:t>;</w:t>
+      </w:r>
+    </w:p>
+    <w:p>
+      <w:r>
+        <w:t>console.log('</w:t>
+      </w:r>
+      <w:proofErr w:type="spellStart"/>
+      <w:r>
+        <w:t>addingNumber</w:t>
+      </w:r>
+      <w:proofErr w:type="spellEnd"/>
+      <w:r>
+        <w:t>',</w:t>
+      </w:r>
+      <w:proofErr w:type="spellStart"/>
+      <w:r>
+        <w:t>addingNumber</w:t>
+      </w:r>
+      <w:proofErr w:type="spellEnd"/>
+      <w:r>
+        <w:t>(2,1))</w:t>
       </w:r>
     </w:p>
     <w:p>
@@ -5789,17 +6534,65 @@
     </w:p>
     <w:p>
       <w:r>
-        <w:t>//let doubleNumber = (n) =&gt; { return n*2 } inorder more simplyfy.</w:t>
-      </w:r>
-    </w:p>
-    <w:p>
-      <w:r>
-        <w:t>let doubleNumber = n =&gt; n*2</w:t>
-      </w:r>
-    </w:p>
-    <w:p>
-      <w:r>
-        <w:t>console.log('doubleNumber',doubleNumber(2))</w:t>
+        <w:t xml:space="preserve">//let </w:t>
+      </w:r>
+      <w:proofErr w:type="spellStart"/>
+      <w:r>
+        <w:t>doubleNumber</w:t>
+      </w:r>
+      <w:proofErr w:type="spellEnd"/>
+      <w:r>
+        <w:t xml:space="preserve"> = (n) =&gt; { return n*2 } </w:t>
+      </w:r>
+      <w:proofErr w:type="spellStart"/>
+      <w:r>
+        <w:t>inorder</w:t>
+      </w:r>
+      <w:proofErr w:type="spellEnd"/>
+      <w:r>
+        <w:t xml:space="preserve"> more </w:t>
+      </w:r>
+      <w:proofErr w:type="spellStart"/>
+      <w:r>
+        <w:t>simplyfy</w:t>
+      </w:r>
+      <w:proofErr w:type="spellEnd"/>
+      <w:r>
+        <w:t>.</w:t>
+      </w:r>
+    </w:p>
+    <w:p>
+      <w:r>
+        <w:t xml:space="preserve">let </w:t>
+      </w:r>
+      <w:proofErr w:type="spellStart"/>
+      <w:r>
+        <w:t>doubleNumber</w:t>
+      </w:r>
+      <w:proofErr w:type="spellEnd"/>
+      <w:r>
+        <w:t xml:space="preserve"> = n =&gt; n*2</w:t>
+      </w:r>
+    </w:p>
+    <w:p>
+      <w:r>
+        <w:t>console.log('</w:t>
+      </w:r>
+      <w:proofErr w:type="spellStart"/>
+      <w:r>
+        <w:t>doubleNumber</w:t>
+      </w:r>
+      <w:proofErr w:type="spellEnd"/>
+      <w:r>
+        <w:t>',</w:t>
+      </w:r>
+      <w:proofErr w:type="spellStart"/>
+      <w:r>
+        <w:t>doubleNumber</w:t>
+      </w:r>
+      <w:proofErr w:type="spellEnd"/>
+      <w:r>
+        <w:t>(2))</w:t>
       </w:r>
     </w:p>
     <w:p>
@@ -5853,13 +6646,7 @@
         <w:t xml:space="preserve"> already explained above</w:t>
       </w:r>
       <w:r>
-        <w:t xml:space="preserve"> about </w:t>
-      </w:r>
-      <w:r>
-        <w:t>Variables</w:t>
-      </w:r>
-      <w:r>
-        <w:t>.</w:t>
+        <w:t xml:space="preserve"> about Variables.</w:t>
       </w:r>
     </w:p>
     <w:p>
@@ -5925,20 +6712,7 @@
           <w:lang w:val="en-IN"/>
           <w14:ligatures w14:val="standardContextual"/>
         </w:rPr>
-        <w:t>Logical Operators</w:t>
-      </w:r>
-      <w:r>
-        <w:rPr>
-          <w:rFonts w:eastAsiaTheme="minorHAnsi"/>
-          <w:b/>
-          <w:bCs/>
-          <w:kern w:val="2"/>
-          <w:sz w:val="24"/>
-          <w:szCs w:val="24"/>
-          <w:lang w:val="en-IN"/>
-          <w14:ligatures w14:val="standardContextual"/>
-        </w:rPr>
-        <w:t>:</w:t>
+        <w:t>Logical Operators:</w:t>
       </w:r>
       <w:r>
         <w:t xml:space="preserve"> </w:t>
@@ -5959,24 +6733,56 @@
     </w:p>
     <w:p>
       <w:r>
-        <w:t>const transport =['car','bus','van','jeep','bike','scooter']</w:t>
+        <w:t>const transport =['</w:t>
+      </w:r>
+      <w:proofErr w:type="spellStart"/>
+      <w:r>
+        <w:t>car','bus','van','jeep','bike','scooter</w:t>
+      </w:r>
+      <w:proofErr w:type="spellEnd"/>
+      <w:r>
+        <w:t>']</w:t>
       </w:r>
     </w:p>
     <w:p/>
     <w:p>
       <w:r>
-        <w:t>const splice =transport.splice(2,2);//Removal --- splice(from which index, how many delete)</w:t>
+        <w:t>const splice =</w:t>
+      </w:r>
+      <w:proofErr w:type="spellStart"/>
+      <w:r>
+        <w:t>transport.splice</w:t>
+      </w:r>
+      <w:proofErr w:type="spellEnd"/>
+      <w:r>
+        <w:t>(2,2);//Removal --- splice(from which index, how many delete)</w:t>
       </w:r>
     </w:p>
     <w:p/>
     <w:p>
       <w:r>
-        <w:t>console.log('splice',splice);</w:t>
-      </w:r>
-    </w:p>
-    <w:p>
-      <w:r>
-        <w:t>//output ['van','jeep']</w:t>
+        <w:t>console.log('</w:t>
+      </w:r>
+      <w:proofErr w:type="spellStart"/>
+      <w:r>
+        <w:t>splice',splice</w:t>
+      </w:r>
+      <w:proofErr w:type="spellEnd"/>
+      <w:r>
+        <w:t>);</w:t>
+      </w:r>
+    </w:p>
+    <w:p>
+      <w:r>
+        <w:t>//output ['</w:t>
+      </w:r>
+      <w:proofErr w:type="spellStart"/>
+      <w:r>
+        <w:t>van','jeep</w:t>
+      </w:r>
+      <w:proofErr w:type="spellEnd"/>
+      <w:r>
+        <w:t>']</w:t>
       </w:r>
     </w:p>
     <w:p/>
@@ -5992,24 +6798,56 @@
     </w:p>
     <w:p>
       <w:r>
-        <w:t>const vehicles =['car','bus','van','jeep','bike','scooter']</w:t>
+        <w:t>const vehicles =['</w:t>
+      </w:r>
+      <w:proofErr w:type="spellStart"/>
+      <w:r>
+        <w:t>car','bus','van','jeep','bike','scooter</w:t>
+      </w:r>
+      <w:proofErr w:type="spellEnd"/>
+      <w:r>
+        <w:t>']</w:t>
       </w:r>
     </w:p>
     <w:p/>
     <w:p>
       <w:r>
-        <w:t>const slice =vehicles.slice(2,3);//Removal --- splice(from which index, how many elements)</w:t>
+        <w:t>const slice =</w:t>
+      </w:r>
+      <w:proofErr w:type="spellStart"/>
+      <w:r>
+        <w:t>vehicles.slice</w:t>
+      </w:r>
+      <w:proofErr w:type="spellEnd"/>
+      <w:r>
+        <w:t>(2,3);//Removal --- splice(from which index, how many elements)</w:t>
       </w:r>
     </w:p>
     <w:p/>
     <w:p>
       <w:r>
-        <w:t>console.log('slice',slice);</w:t>
-      </w:r>
-    </w:p>
-    <w:p>
-      <w:r>
-        <w:t>//output ['car','bus']</w:t>
+        <w:t>console.log('</w:t>
+      </w:r>
+      <w:proofErr w:type="spellStart"/>
+      <w:r>
+        <w:t>slice',slice</w:t>
+      </w:r>
+      <w:proofErr w:type="spellEnd"/>
+      <w:r>
+        <w:t>);</w:t>
+      </w:r>
+    </w:p>
+    <w:p>
+      <w:r>
+        <w:t>//output ['</w:t>
+      </w:r>
+      <w:proofErr w:type="spellStart"/>
+      <w:r>
+        <w:t>car','bus</w:t>
+      </w:r>
+      <w:proofErr w:type="spellEnd"/>
+      <w:r>
+        <w:t>']</w:t>
       </w:r>
     </w:p>
     <w:p/>
@@ -6033,7 +6871,31 @@
     </w:p>
     <w:p>
       <w:r>
-        <w:t>const join = transport.concat(vehicles,number);// in concat(we can define n number of arrays separated with comma</w:t>
+        <w:t xml:space="preserve">const join = </w:t>
+      </w:r>
+      <w:proofErr w:type="spellStart"/>
+      <w:r>
+        <w:t>transport.concat</w:t>
+      </w:r>
+      <w:proofErr w:type="spellEnd"/>
+      <w:r>
+        <w:t>(</w:t>
+      </w:r>
+      <w:proofErr w:type="spellStart"/>
+      <w:r>
+        <w:t>vehicles,number</w:t>
+      </w:r>
+      <w:proofErr w:type="spellEnd"/>
+      <w:r>
+        <w:t xml:space="preserve">);// in </w:t>
+      </w:r>
+      <w:proofErr w:type="spellStart"/>
+      <w:r>
+        <w:t>concat</w:t>
+      </w:r>
+      <w:proofErr w:type="spellEnd"/>
+      <w:r>
+        <w:t>(we can define n number of arrays separated with comma</w:t>
       </w:r>
     </w:p>
     <w:p/>
@@ -6050,7 +6912,15 @@
     </w:p>
     <w:p>
       <w:r>
-        <w:t>const vehi =[</w:t>
+        <w:t xml:space="preserve">const </w:t>
+      </w:r>
+      <w:proofErr w:type="spellStart"/>
+      <w:r>
+        <w:t>vehi</w:t>
+      </w:r>
+      <w:proofErr w:type="spellEnd"/>
+      <w:r>
+        <w:t xml:space="preserve"> =[</w:t>
       </w:r>
     </w:p>
     <w:p>
@@ -6091,7 +6961,31 @@
     <w:p/>
     <w:p>
       <w:r>
-        <w:t xml:space="preserve">  const findIndex = vehi.findIndex((val)=&gt;{</w:t>
+        <w:t xml:space="preserve">  const </w:t>
+      </w:r>
+      <w:proofErr w:type="spellStart"/>
+      <w:r>
+        <w:t>findIndex</w:t>
+      </w:r>
+      <w:proofErr w:type="spellEnd"/>
+      <w:r>
+        <w:t xml:space="preserve"> = </w:t>
+      </w:r>
+      <w:proofErr w:type="spellStart"/>
+      <w:r>
+        <w:t>vehi.findIndex</w:t>
+      </w:r>
+      <w:proofErr w:type="spellEnd"/>
+      <w:r>
+        <w:t>((</w:t>
+      </w:r>
+      <w:proofErr w:type="spellStart"/>
+      <w:r>
+        <w:t>val</w:t>
+      </w:r>
+      <w:proofErr w:type="spellEnd"/>
+      <w:r>
+        <w:t>)=&gt;{</w:t>
       </w:r>
     </w:p>
     <w:p>
@@ -6101,7 +6995,15 @@
     </w:p>
     <w:p>
       <w:r>
-        <w:t xml:space="preserve">    return val.title == "van";</w:t>
+        <w:t xml:space="preserve">    return </w:t>
+      </w:r>
+      <w:proofErr w:type="spellStart"/>
+      <w:r>
+        <w:t>val.title</w:t>
+      </w:r>
+      <w:proofErr w:type="spellEnd"/>
+      <w:r>
+        <w:t xml:space="preserve"> == "van";</w:t>
       </w:r>
     </w:p>
     <w:p>
@@ -6112,7 +7014,23 @@
     <w:p/>
     <w:p>
       <w:r>
-        <w:t xml:space="preserve">  console.log('findIndex',findIndex);</w:t>
+        <w:t xml:space="preserve">  console.log('</w:t>
+      </w:r>
+      <w:proofErr w:type="spellStart"/>
+      <w:r>
+        <w:t>findIndex</w:t>
+      </w:r>
+      <w:proofErr w:type="spellEnd"/>
+      <w:r>
+        <w:t>',</w:t>
+      </w:r>
+      <w:proofErr w:type="spellStart"/>
+      <w:r>
+        <w:t>findIndex</w:t>
+      </w:r>
+      <w:proofErr w:type="spellEnd"/>
+      <w:r>
+        <w:t>);</w:t>
       </w:r>
     </w:p>
     <w:p>
@@ -6128,7 +7046,15 @@
     </w:p>
     <w:p>
       <w:r>
-        <w:t>const vehic =[</w:t>
+        <w:t xml:space="preserve">const </w:t>
+      </w:r>
+      <w:proofErr w:type="spellStart"/>
+      <w:r>
+        <w:t>vehic</w:t>
+      </w:r>
+      <w:proofErr w:type="spellEnd"/>
+      <w:r>
+        <w:t xml:space="preserve"> =[</w:t>
       </w:r>
     </w:p>
     <w:p>
@@ -6169,7 +7095,23 @@
     <w:p/>
     <w:p>
       <w:r>
-        <w:t xml:space="preserve">  const find = vehi.find((val)=&gt;{</w:t>
+        <w:t xml:space="preserve">  const find = </w:t>
+      </w:r>
+      <w:proofErr w:type="spellStart"/>
+      <w:r>
+        <w:t>vehi.find</w:t>
+      </w:r>
+      <w:proofErr w:type="spellEnd"/>
+      <w:r>
+        <w:t>((</w:t>
+      </w:r>
+      <w:proofErr w:type="spellStart"/>
+      <w:r>
+        <w:t>val</w:t>
+      </w:r>
+      <w:proofErr w:type="spellEnd"/>
+      <w:r>
+        <w:t>)=&gt;{</w:t>
       </w:r>
     </w:p>
     <w:p>
@@ -6179,7 +7121,15 @@
     </w:p>
     <w:p>
       <w:r>
-        <w:t xml:space="preserve">    return val.title == "van";</w:t>
+        <w:t xml:space="preserve">    return </w:t>
+      </w:r>
+      <w:proofErr w:type="spellStart"/>
+      <w:r>
+        <w:t>val.title</w:t>
+      </w:r>
+      <w:proofErr w:type="spellEnd"/>
+      <w:r>
+        <w:t xml:space="preserve"> == "van";</w:t>
       </w:r>
     </w:p>
     <w:p>
@@ -6190,7 +7140,15 @@
     <w:p/>
     <w:p>
       <w:r>
-        <w:t xml:space="preserve">  console.log('find',find)</w:t>
+        <w:t xml:space="preserve">  console.log('</w:t>
+      </w:r>
+      <w:proofErr w:type="spellStart"/>
+      <w:r>
+        <w:t>find',find</w:t>
+      </w:r>
+      <w:proofErr w:type="spellEnd"/>
+      <w:r>
+        <w:t>)</w:t>
       </w:r>
     </w:p>
     <w:p/>
@@ -6730,9 +7688,11 @@
       <w:r>
         <w:t>const prom = new promise((</w:t>
       </w:r>
+      <w:proofErr w:type="spellStart"/>
       <w:r>
         <w:t>resolve,reject</w:t>
       </w:r>
+      <w:proofErr w:type="spellEnd"/>
       <w:r>
         <w:t>)=&gt;{})</w:t>
       </w:r>
@@ -6964,7 +7924,23 @@
         <w:spacing w:line="259" w:lineRule="auto"/>
       </w:pPr>
       <w:r>
-        <w:t>Unlike traditional callbacks, Promises are composable (Promise.all, Promise.race, etc.), making complex async flows easier to manage.</w:t>
+        <w:t>Unlike traditional callbacks, Promises are composable (</w:t>
+      </w:r>
+      <w:proofErr w:type="spellStart"/>
+      <w:r>
+        <w:t>Promise.all</w:t>
+      </w:r>
+      <w:proofErr w:type="spellEnd"/>
+      <w:r>
+        <w:t xml:space="preserve">, </w:t>
+      </w:r>
+      <w:proofErr w:type="spellStart"/>
+      <w:r>
+        <w:t>Promise.race</w:t>
+      </w:r>
+      <w:proofErr w:type="spellEnd"/>
+      <w:r>
+        <w:t>, etc.), making complex async flows easier to manage.</w:t>
       </w:r>
     </w:p>
     <w:p>
@@ -6977,7 +7953,15 @@
         <w:spacing w:line="259" w:lineRule="auto"/>
       </w:pPr>
       <w:r>
-        <w:t>Promise callbacks (then/catch) run in the microtask queue, which has higher priority than macrotasks like setTimeout. This gives more control and predictability.</w:t>
+        <w:t xml:space="preserve">Promise callbacks (then/catch) run in the microtask queue, which has higher priority than </w:t>
+      </w:r>
+      <w:proofErr w:type="spellStart"/>
+      <w:r>
+        <w:t>macrotasks</w:t>
+      </w:r>
+      <w:proofErr w:type="spellEnd"/>
+      <w:r>
+        <w:t xml:space="preserve"> like setTimeout. This gives more control and predictability.</w:t>
       </w:r>
     </w:p>
     <w:p>
@@ -7221,13 +8205,7 @@
         <w:t>Garbage Collection</w:t>
       </w:r>
       <w:r>
-        <w:t xml:space="preserve"> </w:t>
-      </w:r>
-      <w:r>
-        <w:t>?</w:t>
-      </w:r>
-      <w:r>
-        <w:t xml:space="preserve"> The mechanism that allows JavaScript to perform automatic memory allocation and deallocation, including garbage collection.</w:t>
+        <w:t xml:space="preserve"> ? The mechanism that allows JavaScript to perform automatic memory allocation and deallocation, including garbage collection.</w:t>
       </w:r>
     </w:p>
     <w:p>
@@ -8642,6 +9620,119 @@
     </w:lvl>
   </w:abstractNum>
   <w:abstractNum w:abstractNumId="11" w15:restartNumberingAfterBreak="0">
+    <w:nsid w:val="3D593806"/>
+    <w:multiLevelType w:val="multilevel"/>
+    <w:tmpl w:val="18FA9AF2"/>
+    <w:lvl w:ilvl="0">
+      <w:start w:val="1"/>
+      <w:numFmt w:val="decimal"/>
+      <w:lvlText w:val="%1."/>
+      <w:lvlJc w:val="left"/>
+      <w:pPr>
+        <w:tabs>
+          <w:tab w:val="num" w:pos="720"/>
+        </w:tabs>
+        <w:ind w:left="720" w:hanging="360"/>
+      </w:pPr>
+    </w:lvl>
+    <w:lvl w:ilvl="1" w:tentative="1">
+      <w:start w:val="1"/>
+      <w:numFmt w:val="decimal"/>
+      <w:lvlText w:val="%2."/>
+      <w:lvlJc w:val="left"/>
+      <w:pPr>
+        <w:tabs>
+          <w:tab w:val="num" w:pos="1440"/>
+        </w:tabs>
+        <w:ind w:left="1440" w:hanging="360"/>
+      </w:pPr>
+    </w:lvl>
+    <w:lvl w:ilvl="2" w:tentative="1">
+      <w:start w:val="1"/>
+      <w:numFmt w:val="decimal"/>
+      <w:lvlText w:val="%3."/>
+      <w:lvlJc w:val="left"/>
+      <w:pPr>
+        <w:tabs>
+          <w:tab w:val="num" w:pos="2160"/>
+        </w:tabs>
+        <w:ind w:left="2160" w:hanging="360"/>
+      </w:pPr>
+    </w:lvl>
+    <w:lvl w:ilvl="3" w:tentative="1">
+      <w:start w:val="1"/>
+      <w:numFmt w:val="decimal"/>
+      <w:lvlText w:val="%4."/>
+      <w:lvlJc w:val="left"/>
+      <w:pPr>
+        <w:tabs>
+          <w:tab w:val="num" w:pos="2880"/>
+        </w:tabs>
+        <w:ind w:left="2880" w:hanging="360"/>
+      </w:pPr>
+    </w:lvl>
+    <w:lvl w:ilvl="4" w:tentative="1">
+      <w:start w:val="1"/>
+      <w:numFmt w:val="decimal"/>
+      <w:lvlText w:val="%5."/>
+      <w:lvlJc w:val="left"/>
+      <w:pPr>
+        <w:tabs>
+          <w:tab w:val="num" w:pos="3600"/>
+        </w:tabs>
+        <w:ind w:left="3600" w:hanging="360"/>
+      </w:pPr>
+    </w:lvl>
+    <w:lvl w:ilvl="5" w:tentative="1">
+      <w:start w:val="1"/>
+      <w:numFmt w:val="decimal"/>
+      <w:lvlText w:val="%6."/>
+      <w:lvlJc w:val="left"/>
+      <w:pPr>
+        <w:tabs>
+          <w:tab w:val="num" w:pos="4320"/>
+        </w:tabs>
+        <w:ind w:left="4320" w:hanging="360"/>
+      </w:pPr>
+    </w:lvl>
+    <w:lvl w:ilvl="6" w:tentative="1">
+      <w:start w:val="1"/>
+      <w:numFmt w:val="decimal"/>
+      <w:lvlText w:val="%7."/>
+      <w:lvlJc w:val="left"/>
+      <w:pPr>
+        <w:tabs>
+          <w:tab w:val="num" w:pos="5040"/>
+        </w:tabs>
+        <w:ind w:left="5040" w:hanging="360"/>
+      </w:pPr>
+    </w:lvl>
+    <w:lvl w:ilvl="7" w:tentative="1">
+      <w:start w:val="1"/>
+      <w:numFmt w:val="decimal"/>
+      <w:lvlText w:val="%8."/>
+      <w:lvlJc w:val="left"/>
+      <w:pPr>
+        <w:tabs>
+          <w:tab w:val="num" w:pos="5760"/>
+        </w:tabs>
+        <w:ind w:left="5760" w:hanging="360"/>
+      </w:pPr>
+    </w:lvl>
+    <w:lvl w:ilvl="8" w:tentative="1">
+      <w:start w:val="1"/>
+      <w:numFmt w:val="decimal"/>
+      <w:lvlText w:val="%9."/>
+      <w:lvlJc w:val="left"/>
+      <w:pPr>
+        <w:tabs>
+          <w:tab w:val="num" w:pos="6480"/>
+        </w:tabs>
+        <w:ind w:left="6480" w:hanging="360"/>
+      </w:pPr>
+    </w:lvl>
+  </w:abstractNum>
+  <w:abstractNum w:abstractNumId="12" w15:restartNumberingAfterBreak="0">
     <w:nsid w:val="3F8F2075"/>
     <w:multiLevelType w:val="multilevel"/>
     <w:tmpl w:val="C42C7316"/>
@@ -8754,7 +9845,7 @@
       </w:pPr>
     </w:lvl>
   </w:abstractNum>
-  <w:abstractNum w:abstractNumId="12" w15:restartNumberingAfterBreak="0">
+  <w:abstractNum w:abstractNumId="13" w15:restartNumberingAfterBreak="0">
     <w:nsid w:val="4C5F0E8F"/>
     <w:multiLevelType w:val="hybridMultilevel"/>
     <w:tmpl w:val="702EF194"/>
@@ -8867,7 +9958,7 @@
       </w:rPr>
     </w:lvl>
   </w:abstractNum>
-  <w:abstractNum w:abstractNumId="13" w15:restartNumberingAfterBreak="0">
+  <w:abstractNum w:abstractNumId="14" w15:restartNumberingAfterBreak="0">
     <w:nsid w:val="4D7367AE"/>
     <w:multiLevelType w:val="multilevel"/>
     <w:tmpl w:val="861AFDBA"/>
@@ -9016,7 +10107,7 @@
       </w:rPr>
     </w:lvl>
   </w:abstractNum>
-  <w:abstractNum w:abstractNumId="14" w15:restartNumberingAfterBreak="0">
+  <w:abstractNum w:abstractNumId="15" w15:restartNumberingAfterBreak="0">
     <w:nsid w:val="5B1B62CD"/>
     <w:multiLevelType w:val="multilevel"/>
     <w:tmpl w:val="2228B9C0"/>
@@ -9161,7 +10252,7 @@
       </w:rPr>
     </w:lvl>
   </w:abstractNum>
-  <w:abstractNum w:abstractNumId="15" w15:restartNumberingAfterBreak="0">
+  <w:abstractNum w:abstractNumId="16" w15:restartNumberingAfterBreak="0">
     <w:nsid w:val="5BD67879"/>
     <w:multiLevelType w:val="multilevel"/>
     <w:tmpl w:val="15AA9A1E"/>
@@ -9274,7 +10365,7 @@
       </w:pPr>
     </w:lvl>
   </w:abstractNum>
-  <w:abstractNum w:abstractNumId="16" w15:restartNumberingAfterBreak="0">
+  <w:abstractNum w:abstractNumId="17" w15:restartNumberingAfterBreak="0">
     <w:nsid w:val="6405524B"/>
     <w:multiLevelType w:val="multilevel"/>
     <w:tmpl w:val="94ACFAE0"/>
@@ -9423,7 +10514,7 @@
       </w:rPr>
     </w:lvl>
   </w:abstractNum>
-  <w:abstractNum w:abstractNumId="17" w15:restartNumberingAfterBreak="0">
+  <w:abstractNum w:abstractNumId="18" w15:restartNumberingAfterBreak="0">
     <w:nsid w:val="687F1B81"/>
     <w:multiLevelType w:val="multilevel"/>
     <w:tmpl w:val="A8F43DC2"/>
@@ -9572,7 +10663,7 @@
       </w:rPr>
     </w:lvl>
   </w:abstractNum>
-  <w:abstractNum w:abstractNumId="18" w15:restartNumberingAfterBreak="0">
+  <w:abstractNum w:abstractNumId="19" w15:restartNumberingAfterBreak="0">
     <w:nsid w:val="6B376A99"/>
     <w:multiLevelType w:val="hybridMultilevel"/>
     <w:tmpl w:val="640489C0"/>
@@ -9685,7 +10776,7 @@
       </w:rPr>
     </w:lvl>
   </w:abstractNum>
-  <w:abstractNum w:abstractNumId="19" w15:restartNumberingAfterBreak="0">
+  <w:abstractNum w:abstractNumId="20" w15:restartNumberingAfterBreak="0">
     <w:nsid w:val="79312298"/>
     <w:multiLevelType w:val="multilevel"/>
     <w:tmpl w:val="CC72B102"/>
@@ -9834,7 +10925,7 @@
       </w:rPr>
     </w:lvl>
   </w:abstractNum>
-  <w:abstractNum w:abstractNumId="20" w15:restartNumberingAfterBreak="0">
+  <w:abstractNum w:abstractNumId="21" w15:restartNumberingAfterBreak="0">
     <w:nsid w:val="7A38773E"/>
     <w:multiLevelType w:val="multilevel"/>
     <w:tmpl w:val="C6D8F0CC"/>
@@ -9947,7 +11038,7 @@
       </w:rPr>
     </w:lvl>
   </w:abstractNum>
-  <w:abstractNum w:abstractNumId="21" w15:restartNumberingAfterBreak="0">
+  <w:abstractNum w:abstractNumId="22" w15:restartNumberingAfterBreak="0">
     <w:nsid w:val="7BC755D6"/>
     <w:multiLevelType w:val="multilevel"/>
     <w:tmpl w:val="9578A302"/>
@@ -10096,7 +11187,7 @@
       </w:rPr>
     </w:lvl>
   </w:abstractNum>
-  <w:abstractNum w:abstractNumId="22" w15:restartNumberingAfterBreak="0">
+  <w:abstractNum w:abstractNumId="23" w15:restartNumberingAfterBreak="0">
     <w:nsid w:val="7BD977C2"/>
     <w:multiLevelType w:val="multilevel"/>
     <w:tmpl w:val="3E909072"/>
@@ -10209,7 +11300,7 @@
       </w:rPr>
     </w:lvl>
   </w:abstractNum>
-  <w:abstractNum w:abstractNumId="23" w15:restartNumberingAfterBreak="0">
+  <w:abstractNum w:abstractNumId="24" w15:restartNumberingAfterBreak="0">
     <w:nsid w:val="7C580B4B"/>
     <w:multiLevelType w:val="hybridMultilevel"/>
     <w:tmpl w:val="6DDE3BAA"/>
@@ -10298,7 +11389,7 @@
       </w:pPr>
     </w:lvl>
   </w:abstractNum>
-  <w:abstractNum w:abstractNumId="24" w15:restartNumberingAfterBreak="0">
+  <w:abstractNum w:abstractNumId="25" w15:restartNumberingAfterBreak="0">
     <w:nsid w:val="7E5C7433"/>
     <w:multiLevelType w:val="multilevel"/>
     <w:tmpl w:val="45486E76"/>
@@ -10451,10 +11542,10 @@
     <w:abstractNumId w:val="2"/>
   </w:num>
   <w:num w:numId="2" w16cid:durableId="596523474">
-    <w:abstractNumId w:val="18"/>
+    <w:abstractNumId w:val="19"/>
   </w:num>
   <w:num w:numId="3" w16cid:durableId="1295527539">
-    <w:abstractNumId w:val="23"/>
+    <w:abstractNumId w:val="24"/>
   </w:num>
   <w:num w:numId="4" w16cid:durableId="421806102">
     <w:abstractNumId w:val="7"/>
@@ -10466,31 +11557,31 @@
     <w:abstractNumId w:val="5"/>
   </w:num>
   <w:num w:numId="7" w16cid:durableId="89129861">
-    <w:abstractNumId w:val="21"/>
+    <w:abstractNumId w:val="22"/>
   </w:num>
   <w:num w:numId="8" w16cid:durableId="88964205">
-    <w:abstractNumId w:val="16"/>
+    <w:abstractNumId w:val="17"/>
   </w:num>
   <w:num w:numId="9" w16cid:durableId="788013921">
     <w:abstractNumId w:val="10"/>
   </w:num>
   <w:num w:numId="10" w16cid:durableId="252277359">
-    <w:abstractNumId w:val="19"/>
+    <w:abstractNumId w:val="20"/>
   </w:num>
   <w:num w:numId="11" w16cid:durableId="2028749194">
-    <w:abstractNumId w:val="15"/>
+    <w:abstractNumId w:val="16"/>
   </w:num>
   <w:num w:numId="12" w16cid:durableId="1540708044">
-    <w:abstractNumId w:val="11"/>
+    <w:abstractNumId w:val="12"/>
   </w:num>
   <w:num w:numId="13" w16cid:durableId="1109280311">
-    <w:abstractNumId w:val="13"/>
+    <w:abstractNumId w:val="14"/>
   </w:num>
   <w:num w:numId="14" w16cid:durableId="363864804">
-    <w:abstractNumId w:val="24"/>
+    <w:abstractNumId w:val="25"/>
   </w:num>
   <w:num w:numId="15" w16cid:durableId="1433013217">
-    <w:abstractNumId w:val="17"/>
+    <w:abstractNumId w:val="18"/>
   </w:num>
   <w:num w:numId="16" w16cid:durableId="471361996">
     <w:abstractNumId w:val="4"/>
@@ -10502,13 +11593,13 @@
     <w:abstractNumId w:val="1"/>
   </w:num>
   <w:num w:numId="19" w16cid:durableId="978343923">
-    <w:abstractNumId w:val="14"/>
+    <w:abstractNumId w:val="15"/>
   </w:num>
   <w:num w:numId="20" w16cid:durableId="2082365843">
     <w:abstractNumId w:val="6"/>
   </w:num>
   <w:num w:numId="21" w16cid:durableId="759570669">
-    <w:abstractNumId w:val="12"/>
+    <w:abstractNumId w:val="13"/>
   </w:num>
   <w:num w:numId="22" w16cid:durableId="1255211724">
     <w:abstractNumId w:val="3"/>
@@ -10517,10 +11608,13 @@
     <w:abstractNumId w:val="0"/>
   </w:num>
   <w:num w:numId="24" w16cid:durableId="1028264584">
-    <w:abstractNumId w:val="22"/>
+    <w:abstractNumId w:val="23"/>
   </w:num>
   <w:num w:numId="25" w16cid:durableId="1347512882">
-    <w:abstractNumId w:val="20"/>
+    <w:abstractNumId w:val="21"/>
+  </w:num>
+  <w:num w:numId="26" w16cid:durableId="1396467647">
+    <w:abstractNumId w:val="11"/>
   </w:num>
 </w:numbering>
 </file>
@@ -11128,7 +12222,6 @@
   <w:style w:type="character" w:default="1" w:styleId="DefaultParagraphFont">
     <w:name w:val="Default Paragraph Font"/>
     <w:uiPriority w:val="1"/>
-    <w:semiHidden/>
     <w:unhideWhenUsed/>
   </w:style>
   <w:style w:type="table" w:default="1" w:styleId="TableNormal">
@@ -11468,6 +12561,17 @@
       <w14:ligatures w14:val="none"/>
     </w:rPr>
   </w:style>
+  <w:style w:type="paragraph" w:styleId="NormalWeb">
+    <w:name w:val="Normal (Web)"/>
+    <w:basedOn w:val="Normal"/>
+    <w:uiPriority w:val="99"/>
+    <w:semiHidden/>
+    <w:unhideWhenUsed/>
+    <w:rsid w:val="004B28BD"/>
+    <w:rPr>
+      <w:rFonts w:ascii="Times New Roman" w:hAnsi="Times New Roman" w:cs="Times New Roman"/>
+    </w:rPr>
+  </w:style>
 </w:styles>
 </file>
 
